--- a/8.资源管理/1.流程制度规范类文件/HXDL-ITSS-0803 备品备件管理制度.docx
+++ b/8.资源管理/1.流程制度规范类文件/HXDL-ITSS-0803 备品备件管理制度.docx
@@ -1,25 +1,24 @@
 
 <file path=word/document.xml><?xml version="1.0" encoding="utf-8"?>
-<w:document xmlns:wpc="http://schemas.microsoft.com/office/word/2010/wordprocessingCanvas" xmlns:mc="http://schemas.openxmlformats.org/markup-compatibility/2006" xmlns:o="urn:schemas-microsoft-com:office:office" xmlns:r="http://schemas.openxmlformats.org/officeDocument/2006/relationships" xmlns:m="http://schemas.openxmlformats.org/officeDocument/2006/math" xmlns:v="urn:schemas-microsoft-com:vml" xmlns:wp14="http://schemas.microsoft.com/office/word/2010/wordprocessingDrawing" xmlns:wp="http://schemas.openxmlformats.org/drawingml/2006/wordprocessingDrawing" xmlns:w10="urn:schemas-microsoft-com:office:word" xmlns:w="http://schemas.openxmlformats.org/wordprocessingml/2006/main" xmlns:w14="http://schemas.microsoft.com/office/word/2010/wordml" xmlns:w15="http://schemas.microsoft.com/office/word/2012/wordml" xmlns:wne="http://schemas.microsoft.com/office/word/2006/wordml" xmlns:wpg="http://schemas.microsoft.com/office/word/2010/wordprocessingGroup" xmlns:wpi="http://schemas.microsoft.com/office/word/2010/wordprocessingInk" xmlns:wps="http://schemas.microsoft.com/office/word/2010/wordprocessingShape" mc:Ignorable="w14 w15 wp14">
-  <!-- Generated by Aspose.Words for .NET 13.3.0.1 -->
+<w:document xmlns:wpc="http://schemas.microsoft.com/office/word/2010/wordprocessingCanvas" xmlns:mc="http://schemas.openxmlformats.org/markup-compatibility/2006" xmlns:o="urn:schemas-microsoft-com:office:office" xmlns:r="http://schemas.openxmlformats.org/officeDocument/2006/relationships" xmlns:m="http://schemas.openxmlformats.org/officeDocument/2006/math" xmlns:v="urn:schemas-microsoft-com:vml" xmlns:wp14="http://schemas.microsoft.com/office/word/2010/wordprocessingDrawing" xmlns:wp="http://schemas.openxmlformats.org/drawingml/2006/wordprocessingDrawing" xmlns:w="http://schemas.openxmlformats.org/wordprocessingml/2006/main" xmlns:w14="http://schemas.microsoft.com/office/word/2010/wordml" xmlns:w10="urn:schemas-microsoft-com:office:word" xmlns:w15="http://schemas.microsoft.com/office/word/2012/wordml" xmlns:wpg="http://schemas.microsoft.com/office/word/2010/wordprocessingGroup" xmlns:wpi="http://schemas.microsoft.com/office/word/2010/wordprocessingInk" xmlns:wne="http://schemas.microsoft.com/office/word/2006/wordml" xmlns:wps="http://schemas.microsoft.com/office/word/2010/wordprocessingShape" xmlns:wpsCustomData="http://www.wps.cn/officeDocument/2013/wpsCustomData" mc:Ignorable="w14 w15 wp14">
   <w:body>
     <w:p>
       <w:pPr>
-        <w:pStyle w:val="a"/>
-        <w:keepNext w:val="0"/>
-        <w:keepLines w:val="0"/>
-        <w:pageBreakBefore w:val="0"/>
-        <w:widowControl w:val="0"/>
-        <w:kinsoku w:val="0"/>
-        <w:wordWrap/>
-        <w:overflowPunct/>
-        <w:topLinePunct w:val="0"/>
-        <w:autoSpaceDE w:val="0"/>
-        <w:autoSpaceDN w:val="0"/>
-        <w:bidi w:val="0"/>
-        <w:adjustRightInd w:val="0"/>
-        <w:snapToGrid w:val="0"/>
-        <w:ind w:left="0" w:right="0" w:firstLine="0" w:leftChars="0" w:rightChars="0" w:firstLineChars="0"/>
+        <w:pStyle w:val="25"/>
+        <w:keepNext w:val="0"/>
+        <w:keepLines w:val="0"/>
+        <w:pageBreakBefore w:val="0"/>
+        <w:widowControl w:val="0"/>
+        <w:kinsoku w:val="0"/>
+        <w:wordWrap/>
+        <w:overflowPunct/>
+        <w:topLinePunct w:val="0"/>
+        <w:autoSpaceDE w:val="0"/>
+        <w:autoSpaceDN w:val="0"/>
+        <w:bidi w:val="0"/>
+        <w:adjustRightInd w:val="0"/>
+        <w:snapToGrid w:val="0"/>
+        <w:ind w:left="0" w:leftChars="0" w:right="0" w:rightChars="0" w:firstLine="0" w:firstLineChars="0"/>
         <w:jc w:val="center"/>
         <w:textAlignment w:val="baseline"/>
         <w:rPr>
@@ -27,11 +26,10 @@
           <w:lang w:val="en-US" w:eastAsia="zh-CN"/>
         </w:rPr>
       </w:pPr>
-      <w:bookmarkStart w:id="0" w:name="_Toc16061"/>
-      <w:bookmarkStart w:id="1" w:name="_GoBack"/>
+      <w:bookmarkStart w:id="0" w:name="_Toc32335"/>
       <w:r>
         <w:drawing>
-          <wp:anchor distT="0" distB="0" distL="114300" distR="114300" simplePos="0" relativeHeight="251658240" behindDoc="1" locked="0" layoutInCell="1" allowOverlap="1">
+          <wp:anchor distT="0" distB="0" distL="114300" distR="114300" simplePos="0" relativeHeight="251659264" behindDoc="1" locked="0" layoutInCell="1" allowOverlap="1">
             <wp:simplePos x="0" y="0"/>
             <wp:positionH relativeFrom="column">
               <wp:posOffset>-1186815</wp:posOffset>
@@ -56,7 +54,7 @@
                     </pic:cNvPicPr>
                   </pic:nvPicPr>
                   <pic:blipFill>
-                    <a:blip xmlns:r="http://schemas.openxmlformats.org/officeDocument/2006/relationships" r:embed="rId4"/>
+                    <a:blip r:embed="rId6"/>
                     <a:stretch>
                       <a:fillRect/>
                     </a:stretch>
@@ -80,7 +78,6 @@
           </wp:anchor>
         </w:drawing>
       </w:r>
-      <w:bookmarkEnd w:id="1"/>
       <w:r>
         <w:rPr>
           <w:rFonts w:hint="eastAsia"/>
@@ -92,7 +89,7 @@
     </w:p>
     <w:p>
       <w:pPr>
-        <w:pStyle w:val="a0"/>
+        <w:pStyle w:val="26"/>
         <w:keepNext w:val="0"/>
         <w:keepLines w:val="0"/>
         <w:pageBreakBefore w:val="0"/>
@@ -107,7 +104,7 @@
         <w:adjustRightInd w:val="0"/>
         <w:snapToGrid w:val="0"/>
         <w:spacing w:before="0" w:after="0" w:afterLines="0"/>
-        <w:ind w:left="0" w:right="0" w:firstLine="0" w:leftChars="0" w:rightChars="0" w:firstLineChars="0"/>
+        <w:ind w:left="0" w:leftChars="0" w:right="0" w:rightChars="0" w:firstLine="0" w:firstLineChars="0"/>
         <w:jc w:val="center"/>
         <w:textAlignment w:val="baseline"/>
         <w:rPr>
@@ -115,7 +112,7 @@
           <w:lang w:val="en-US" w:eastAsia="zh-CN"/>
         </w:rPr>
       </w:pPr>
-      <w:bookmarkStart w:id="2" w:name="_Toc30825"/>
+      <w:bookmarkStart w:id="1" w:name="_Toc1693"/>
       <w:r>
         <w:rPr>
           <w:rFonts w:hint="eastAsia"/>
@@ -123,59 +120,59 @@
         </w:rPr>
         <w:t>备品备件管理制度</w:t>
       </w:r>
+      <w:bookmarkEnd w:id="1"/>
+    </w:p>
+    <w:p>
+      <w:pPr>
+        <w:pStyle w:val="26"/>
+        <w:keepNext w:val="0"/>
+        <w:keepLines w:val="0"/>
+        <w:pageBreakBefore w:val="0"/>
+        <w:widowControl w:val="0"/>
+        <w:kinsoku w:val="0"/>
+        <w:wordWrap/>
+        <w:overflowPunct/>
+        <w:topLinePunct w:val="0"/>
+        <w:autoSpaceDE w:val="0"/>
+        <w:autoSpaceDN w:val="0"/>
+        <w:bidi w:val="0"/>
+        <w:adjustRightInd w:val="0"/>
+        <w:snapToGrid w:val="0"/>
+        <w:spacing w:before="0" w:after="0" w:afterLines="0"/>
+        <w:ind w:left="0" w:leftChars="0" w:right="0" w:rightChars="0" w:firstLine="0" w:firstLineChars="0"/>
+        <w:jc w:val="center"/>
+        <w:textAlignment w:val="baseline"/>
+        <w:rPr>
+          <w:rFonts w:hint="eastAsia"/>
+          <w:lang w:val="en-US" w:eastAsia="zh-CN"/>
+        </w:rPr>
+      </w:pPr>
+      <w:bookmarkStart w:id="2" w:name="_Toc11812"/>
+      <w:r>
+        <w:rPr>
+          <w:rFonts w:hint="eastAsia"/>
+          <w:lang w:val="en-US" w:eastAsia="zh-CN"/>
+        </w:rPr>
+        <w:t>（HXDL-ITSS-0803）</w:t>
+      </w:r>
       <w:bookmarkEnd w:id="2"/>
     </w:p>
     <w:p>
       <w:pPr>
-        <w:pStyle w:val="a0"/>
-        <w:keepNext w:val="0"/>
-        <w:keepLines w:val="0"/>
-        <w:pageBreakBefore w:val="0"/>
-        <w:widowControl w:val="0"/>
-        <w:kinsoku w:val="0"/>
-        <w:wordWrap/>
-        <w:overflowPunct/>
-        <w:topLinePunct w:val="0"/>
-        <w:autoSpaceDE w:val="0"/>
-        <w:autoSpaceDN w:val="0"/>
-        <w:bidi w:val="0"/>
-        <w:adjustRightInd w:val="0"/>
-        <w:snapToGrid w:val="0"/>
-        <w:spacing w:before="0" w:after="0" w:afterLines="0"/>
-        <w:ind w:left="0" w:right="0" w:firstLine="0" w:leftChars="0" w:rightChars="0" w:firstLineChars="0"/>
-        <w:jc w:val="center"/>
-        <w:textAlignment w:val="baseline"/>
-        <w:rPr>
-          <w:rFonts w:hint="eastAsia"/>
-          <w:lang w:val="en-US" w:eastAsia="zh-CN"/>
-        </w:rPr>
-      </w:pPr>
-      <w:bookmarkStart w:id="3" w:name="_Toc17404"/>
-      <w:r>
-        <w:rPr>
-          <w:rFonts w:hint="eastAsia"/>
-          <w:lang w:val="en-US" w:eastAsia="zh-CN"/>
-        </w:rPr>
-        <w:t>（HXDL-ITSS-0803）</w:t>
-      </w:r>
-      <w:bookmarkEnd w:id="3"/>
-    </w:p>
-    <w:p>
-      <w:pPr>
-        <w:keepNext w:val="0"/>
-        <w:keepLines w:val="0"/>
-        <w:pageBreakBefore w:val="0"/>
-        <w:widowControl w:val="0"/>
-        <w:kinsoku w:val="0"/>
-        <w:wordWrap/>
-        <w:overflowPunct/>
-        <w:topLinePunct w:val="0"/>
-        <w:autoSpaceDE w:val="0"/>
-        <w:autoSpaceDN w:val="0"/>
-        <w:bidi w:val="0"/>
-        <w:adjustRightInd w:val="0"/>
-        <w:snapToGrid w:val="0"/>
-        <w:ind w:left="0" w:right="0" w:firstLine="0" w:leftChars="0" w:rightChars="0" w:firstLineChars="0"/>
+        <w:keepNext w:val="0"/>
+        <w:keepLines w:val="0"/>
+        <w:pageBreakBefore w:val="0"/>
+        <w:widowControl w:val="0"/>
+        <w:kinsoku w:val="0"/>
+        <w:wordWrap/>
+        <w:overflowPunct/>
+        <w:topLinePunct w:val="0"/>
+        <w:autoSpaceDE w:val="0"/>
+        <w:autoSpaceDN w:val="0"/>
+        <w:bidi w:val="0"/>
+        <w:adjustRightInd w:val="0"/>
+        <w:snapToGrid w:val="0"/>
+        <w:ind w:left="0" w:leftChars="0" w:right="0" w:rightChars="0" w:firstLine="0" w:firstLineChars="0"/>
         <w:jc w:val="center"/>
         <w:textAlignment w:val="baseline"/>
         <w:rPr>
@@ -186,17 +183,18 @@
     </w:p>
     <w:tbl>
       <w:tblPr>
-        <w:tblStyle w:val="TableGrid"/>
+        <w:tblStyle w:val="21"/>
         <w:tblW w:w="0" w:type="auto"/>
         <w:jc w:val="center"/>
         <w:tblBorders>
-          <w:top w:val="nil"/>
-          <w:left w:val="nil"/>
-          <w:bottom w:val="nil"/>
-          <w:right w:val="nil"/>
-          <w:insideH w:val="nil"/>
-          <w:insideV w:val="nil"/>
+          <w:top w:val="none" w:color="auto" w:sz="0" w:space="0"/>
+          <w:left w:val="none" w:color="auto" w:sz="0" w:space="0"/>
+          <w:bottom w:val="none" w:color="auto" w:sz="0" w:space="0"/>
+          <w:right w:val="none" w:color="auto" w:sz="0" w:space="0"/>
+          <w:insideH w:val="none" w:color="auto" w:sz="0" w:space="0"/>
+          <w:insideV w:val="none" w:color="auto" w:sz="0" w:space="0"/>
         </w:tblBorders>
+        <w:tblLayout w:type="autofit"/>
         <w:tblCellMar>
           <w:top w:w="0" w:type="dxa"/>
           <w:left w:w="108" w:type="dxa"/>
@@ -210,25 +208,17 @@
       </w:tblGrid>
       <w:tr>
         <w:tblPrEx>
-          <w:tblW w:w="0" w:type="auto"/>
-          <w:jc w:val="center"/>
           <w:tblBorders>
-            <w:top w:val="nil"/>
-            <w:left w:val="nil"/>
-            <w:bottom w:val="nil"/>
-            <w:right w:val="nil"/>
-            <w:insideH w:val="nil"/>
-            <w:insideV w:val="nil"/>
+            <w:top w:val="none" w:color="auto" w:sz="0" w:space="0"/>
+            <w:left w:val="none" w:color="auto" w:sz="0" w:space="0"/>
+            <w:bottom w:val="none" w:color="auto" w:sz="0" w:space="0"/>
+            <w:right w:val="none" w:color="auto" w:sz="0" w:space="0"/>
+            <w:insideH w:val="none" w:color="auto" w:sz="0" w:space="0"/>
+            <w:insideV w:val="none" w:color="auto" w:sz="0" w:space="0"/>
           </w:tblBorders>
-          <w:tblCellMar>
-            <w:top w:w="0" w:type="dxa"/>
-            <w:left w:w="108" w:type="dxa"/>
-            <w:bottom w:w="0" w:type="dxa"/>
-            <w:right w:w="108" w:type="dxa"/>
-          </w:tblCellMar>
         </w:tblPrEx>
         <w:trPr>
-          <w:trHeight w:val="810"/>
+          <w:trHeight w:val="810" w:hRule="atLeast"/>
           <w:jc w:val="center"/>
         </w:trPr>
         <w:tc>
@@ -250,7 +240,7 @@
               <w:bidi w:val="0"/>
               <w:adjustRightInd w:val="0"/>
               <w:snapToGrid w:val="0"/>
-              <w:ind w:left="0" w:right="0" w:firstLine="0" w:leftChars="0" w:rightChars="0" w:firstLineChars="0"/>
+              <w:ind w:left="0" w:leftChars="0" w:right="0" w:rightChars="0" w:firstLine="0" w:firstLineChars="0"/>
               <w:jc w:val="left"/>
               <w:textAlignment w:val="baseline"/>
               <w:rPr>
@@ -269,7 +259,7 @@
             </w:r>
             <w:r>
               <w:rPr>
-                <w:rFonts w:asciiTheme="minorAscii" w:eastAsiaTheme="minorEastAsia" w:hAnsiTheme="minorAscii" w:hint="default"/>
+                <w:rFonts w:hint="default" w:asciiTheme="minorAscii" w:hAnsiTheme="minorAscii" w:eastAsiaTheme="minorEastAsia"/>
                 <w:spacing w:val="227"/>
                 <w:sz w:val="21"/>
                 <w:vertAlign w:val="baseline"/>
@@ -307,7 +297,7 @@
               <w:bidi w:val="0"/>
               <w:adjustRightInd w:val="0"/>
               <w:snapToGrid w:val="0"/>
-              <w:ind w:left="0" w:right="0" w:firstLine="0" w:leftChars="0" w:rightChars="0" w:firstLineChars="0"/>
+              <w:ind w:left="0" w:leftChars="0" w:right="0" w:rightChars="0" w:firstLine="0" w:firstLineChars="0"/>
               <w:jc w:val="right"/>
               <w:textAlignment w:val="baseline"/>
               <w:rPr>
@@ -326,7 +316,7 @@
             </w:r>
             <w:r>
               <w:rPr>
-                <w:rFonts w:asciiTheme="minorAscii" w:eastAsiaTheme="minorEastAsia" w:hAnsiTheme="minorAscii" w:hint="eastAsia"/>
+                <w:rFonts w:hint="eastAsia" w:asciiTheme="minorAscii" w:hAnsiTheme="minorAscii" w:eastAsiaTheme="minorEastAsia"/>
                 <w:spacing w:val="227"/>
                 <w:sz w:val="21"/>
                 <w:vertAlign w:val="baseline"/>
@@ -348,8 +338,14 @@
       </w:tr>
       <w:tr>
         <w:tblPrEx>
-          <w:tblW w:w="0" w:type="auto"/>
-          <w:jc w:val="center"/>
+          <w:tblBorders>
+            <w:top w:val="none" w:color="auto" w:sz="0" w:space="0"/>
+            <w:left w:val="none" w:color="auto" w:sz="0" w:space="0"/>
+            <w:bottom w:val="none" w:color="auto" w:sz="0" w:space="0"/>
+            <w:right w:val="none" w:color="auto" w:sz="0" w:space="0"/>
+            <w:insideH w:val="none" w:color="auto" w:sz="0" w:space="0"/>
+            <w:insideV w:val="none" w:color="auto" w:sz="0" w:space="0"/>
+          </w:tblBorders>
           <w:tblCellMar>
             <w:top w:w="0" w:type="dxa"/>
             <w:left w:w="108" w:type="dxa"/>
@@ -358,7 +354,7 @@
           </w:tblCellMar>
         </w:tblPrEx>
         <w:trPr>
-          <w:trHeight w:val="810"/>
+          <w:trHeight w:val="810" w:hRule="atLeast"/>
           <w:jc w:val="center"/>
         </w:trPr>
         <w:tc>
@@ -381,11 +377,11 @@
               <w:bidi w:val="0"/>
               <w:adjustRightInd w:val="0"/>
               <w:snapToGrid w:val="0"/>
-              <w:ind w:left="0" w:right="0" w:firstLine="0" w:leftChars="0" w:rightChars="0" w:firstLineChars="0"/>
+              <w:ind w:left="0" w:leftChars="0" w:right="0" w:rightChars="0" w:firstLine="0" w:firstLineChars="0"/>
               <w:jc w:val="left"/>
               <w:textAlignment w:val="baseline"/>
               <w:rPr>
-                <w:rFonts w:ascii="Arial" w:eastAsia="Arial" w:hAnsi="Arial" w:cs="Arial" w:hint="eastAsia"/>
+                <w:rFonts w:hint="eastAsia" w:ascii="Arial" w:hAnsi="Arial" w:eastAsia="Arial" w:cs="Arial"/>
                 <w:snapToGrid w:val="0"/>
                 <w:color w:val="000000"/>
                 <w:kern w:val="0"/>
@@ -405,7 +401,7 @@
             </w:r>
             <w:r>
               <w:rPr>
-                <w:rFonts w:asciiTheme="minorAscii" w:eastAsiaTheme="minorEastAsia" w:hAnsiTheme="minorAscii" w:hint="default"/>
+                <w:rFonts w:hint="default" w:asciiTheme="minorAscii" w:hAnsiTheme="minorAscii" w:eastAsiaTheme="minorEastAsia"/>
                 <w:spacing w:val="227"/>
                 <w:sz w:val="21"/>
                 <w:vertAlign w:val="baseline"/>
@@ -444,11 +440,11 @@
               <w:bidi w:val="0"/>
               <w:adjustRightInd w:val="0"/>
               <w:snapToGrid w:val="0"/>
-              <w:ind w:left="0" w:right="0" w:firstLine="0" w:leftChars="0" w:rightChars="0" w:firstLineChars="0"/>
+              <w:ind w:left="0" w:leftChars="0" w:right="0" w:rightChars="0" w:firstLine="0" w:firstLineChars="0"/>
               <w:jc w:val="right"/>
               <w:textAlignment w:val="baseline"/>
               <w:rPr>
-                <w:rFonts w:ascii="Arial" w:eastAsia="Arial" w:hAnsi="Arial" w:cs="Arial" w:hint="eastAsia"/>
+                <w:rFonts w:hint="eastAsia" w:ascii="Arial" w:hAnsi="Arial" w:eastAsia="Arial" w:cs="Arial"/>
                 <w:snapToGrid w:val="0"/>
                 <w:color w:val="000000"/>
                 <w:kern w:val="0"/>
@@ -468,7 +464,7 @@
             </w:r>
             <w:r>
               <w:rPr>
-                <w:rFonts w:asciiTheme="minorAscii" w:eastAsiaTheme="minorEastAsia" w:hAnsiTheme="minorAscii" w:hint="eastAsia"/>
+                <w:rFonts w:hint="eastAsia" w:asciiTheme="minorAscii" w:hAnsiTheme="minorAscii" w:eastAsiaTheme="minorEastAsia"/>
                 <w:spacing w:val="227"/>
                 <w:sz w:val="21"/>
                 <w:vertAlign w:val="baseline"/>
@@ -490,8 +486,14 @@
       </w:tr>
       <w:tr>
         <w:tblPrEx>
-          <w:tblW w:w="0" w:type="auto"/>
-          <w:jc w:val="center"/>
+          <w:tblBorders>
+            <w:top w:val="none" w:color="auto" w:sz="0" w:space="0"/>
+            <w:left w:val="none" w:color="auto" w:sz="0" w:space="0"/>
+            <w:bottom w:val="none" w:color="auto" w:sz="0" w:space="0"/>
+            <w:right w:val="none" w:color="auto" w:sz="0" w:space="0"/>
+            <w:insideH w:val="none" w:color="auto" w:sz="0" w:space="0"/>
+            <w:insideV w:val="none" w:color="auto" w:sz="0" w:space="0"/>
+          </w:tblBorders>
           <w:tblCellMar>
             <w:top w:w="0" w:type="dxa"/>
             <w:left w:w="108" w:type="dxa"/>
@@ -500,7 +502,7 @@
           </w:tblCellMar>
         </w:tblPrEx>
         <w:trPr>
-          <w:trHeight w:val="635"/>
+          <w:trHeight w:val="635" w:hRule="atLeast"/>
           <w:jc w:val="center"/>
         </w:trPr>
         <w:tc>
@@ -522,7 +524,7 @@
               <w:bidi w:val="0"/>
               <w:adjustRightInd w:val="0"/>
               <w:snapToGrid w:val="0"/>
-              <w:ind w:left="0" w:right="0" w:firstLine="0" w:leftChars="0" w:rightChars="0" w:firstLineChars="0"/>
+              <w:ind w:left="0" w:leftChars="0" w:right="0" w:rightChars="0" w:firstLine="0" w:firstLineChars="0"/>
               <w:jc w:val="left"/>
               <w:textAlignment w:val="baseline"/>
               <w:rPr>
@@ -541,7 +543,7 @@
             </w:r>
             <w:r>
               <w:rPr>
-                <w:rFonts w:asciiTheme="minorAscii" w:eastAsiaTheme="minorEastAsia" w:hAnsiTheme="minorAscii" w:hint="eastAsia"/>
+                <w:rFonts w:hint="eastAsia" w:asciiTheme="minorAscii" w:hAnsiTheme="minorAscii" w:eastAsiaTheme="minorEastAsia"/>
                 <w:spacing w:val="227"/>
                 <w:sz w:val="21"/>
                 <w:vertAlign w:val="baseline"/>
@@ -578,7 +580,7 @@
               <w:bidi w:val="0"/>
               <w:adjustRightInd w:val="0"/>
               <w:snapToGrid w:val="0"/>
-              <w:ind w:left="0" w:right="0" w:firstLine="0" w:leftChars="0" w:rightChars="0" w:firstLineChars="0"/>
+              <w:ind w:left="0" w:leftChars="0" w:right="0" w:rightChars="0" w:firstLine="0" w:firstLineChars="0"/>
               <w:jc w:val="right"/>
               <w:textAlignment w:val="baseline"/>
               <w:rPr>
@@ -597,7 +599,7 @@
             </w:r>
             <w:r>
               <w:rPr>
-                <w:rFonts w:asciiTheme="minorAscii" w:eastAsiaTheme="minorEastAsia" w:hAnsiTheme="minorAscii" w:hint="eastAsia"/>
+                <w:rFonts w:hint="eastAsia" w:asciiTheme="minorAscii" w:hAnsiTheme="minorAscii" w:eastAsiaTheme="minorEastAsia"/>
                 <w:spacing w:val="227"/>
                 <w:sz w:val="21"/>
                 <w:vertAlign w:val="baseline"/>
@@ -667,15 +669,15 @@
         <w:textAlignment w:val="baseline"/>
         <w:outlineLvl w:val="0"/>
         <w:rPr>
-          <w:rFonts w:ascii="宋体" w:eastAsia="宋体" w:hAnsi="宋体" w:cs="宋体"/>
+          <w:rFonts w:ascii="宋体" w:hAnsi="宋体" w:eastAsia="宋体" w:cs="宋体"/>
           <w:sz w:val="30"/>
           <w:szCs w:val="30"/>
         </w:rPr>
       </w:pPr>
-      <w:bookmarkStart w:id="4" w:name="_Toc29040"/>
-      <w:r>
-        <w:rPr>
-          <w:rFonts w:ascii="宋体" w:eastAsia="宋体" w:hAnsi="宋体" w:cs="宋体"/>
+      <w:bookmarkStart w:id="3" w:name="_Toc554"/>
+      <w:r>
+        <w:rPr>
+          <w:rFonts w:ascii="宋体" w:hAnsi="宋体" w:eastAsia="宋体" w:cs="宋体"/>
           <w:b/>
           <w:bCs/>
           <w:spacing w:val="-4"/>
@@ -684,20 +686,20 @@
         </w:rPr>
         <w:t>文件编制和变更履历</w:t>
       </w:r>
-      <w:bookmarkEnd w:id="4"/>
+      <w:bookmarkEnd w:id="3"/>
     </w:p>
     <w:tbl>
       <w:tblPr>
-        <w:tblStyle w:val="TableNormal00"/>
+        <w:tblStyle w:val="43"/>
         <w:tblW w:w="9005" w:type="dxa"/>
         <w:tblInd w:w="34" w:type="dxa"/>
         <w:tblBorders>
-          <w:top w:val="single" w:sz="6" w:space="0" w:color="000000"/>
-          <w:left w:val="single" w:sz="6" w:space="0" w:color="000000"/>
-          <w:bottom w:val="single" w:sz="6" w:space="0" w:color="000000"/>
-          <w:right w:val="single" w:sz="6" w:space="0" w:color="000000"/>
-          <w:insideH w:val="single" w:sz="6" w:space="0" w:color="000000"/>
-          <w:insideV w:val="single" w:sz="6" w:space="0" w:color="000000"/>
+          <w:top w:val="single" w:color="000000" w:sz="6" w:space="0"/>
+          <w:left w:val="single" w:color="000000" w:sz="6" w:space="0"/>
+          <w:bottom w:val="single" w:color="000000" w:sz="6" w:space="0"/>
+          <w:right w:val="single" w:color="000000" w:sz="6" w:space="0"/>
+          <w:insideH w:val="single" w:color="000000" w:sz="6" w:space="0"/>
+          <w:insideV w:val="single" w:color="000000" w:sz="6" w:space="0"/>
         </w:tblBorders>
         <w:tblLayout w:type="fixed"/>
         <w:tblCellMar>
@@ -719,17 +721,14 @@
       </w:tblGrid>
       <w:tr>
         <w:tblPrEx>
-          <w:tblW w:w="9005" w:type="dxa"/>
-          <w:tblInd w:w="34" w:type="dxa"/>
           <w:tblBorders>
-            <w:top w:val="single" w:sz="6" w:space="0" w:color="000000"/>
-            <w:left w:val="single" w:sz="6" w:space="0" w:color="000000"/>
-            <w:bottom w:val="single" w:sz="6" w:space="0" w:color="000000"/>
-            <w:right w:val="single" w:sz="6" w:space="0" w:color="000000"/>
-            <w:insideH w:val="single" w:sz="6" w:space="0" w:color="000000"/>
-            <w:insideV w:val="single" w:sz="6" w:space="0" w:color="000000"/>
+            <w:top w:val="single" w:color="000000" w:sz="6" w:space="0"/>
+            <w:left w:val="single" w:color="000000" w:sz="6" w:space="0"/>
+            <w:bottom w:val="single" w:color="000000" w:sz="6" w:space="0"/>
+            <w:right w:val="single" w:color="000000" w:sz="6" w:space="0"/>
+            <w:insideH w:val="single" w:color="000000" w:sz="6" w:space="0"/>
+            <w:insideV w:val="single" w:color="000000" w:sz="6" w:space="0"/>
           </w:tblBorders>
-          <w:tblLayout w:type="fixed"/>
           <w:tblCellMar>
             <w:top w:w="0" w:type="dxa"/>
             <w:left w:w="0" w:type="dxa"/>
@@ -738,15 +737,15 @@
           </w:tblCellMar>
         </w:tblPrEx>
         <w:trPr>
-          <w:trHeight w:val="489"/>
+          <w:trHeight w:val="489" w:hRule="atLeast"/>
         </w:trPr>
         <w:tc>
           <w:tcPr>
             <w:tcW w:w="845" w:type="dxa"/>
             <w:vMerge w:val="restart"/>
             <w:tcBorders>
-              <w:top w:val="single" w:sz="10" w:space="0" w:color="000000"/>
-              <w:left w:val="single" w:sz="10" w:space="0" w:color="000000"/>
+              <w:top w:val="single" w:color="000000" w:sz="10" w:space="0"/>
+              <w:left w:val="single" w:color="000000" w:sz="10" w:space="0"/>
               <w:bottom w:val="nil"/>
             </w:tcBorders>
             <w:shd w:val="clear" w:color="auto" w:fill="D9D9D9"/>
@@ -793,14 +792,14 @@
               <w:ind w:left="172"/>
               <w:textAlignment w:val="baseline"/>
               <w:rPr>
-                <w:rFonts w:ascii="宋体" w:eastAsia="宋体" w:hAnsi="宋体" w:cs="宋体"/>
+                <w:rFonts w:ascii="宋体" w:hAnsi="宋体" w:eastAsia="宋体" w:cs="宋体"/>
                 <w:sz w:val="24"/>
                 <w:szCs w:val="24"/>
               </w:rPr>
             </w:pPr>
             <w:r>
               <w:rPr>
-                <w:rFonts w:ascii="宋体" w:eastAsia="宋体" w:hAnsi="宋体" w:cs="宋体"/>
+                <w:rFonts w:ascii="宋体" w:hAnsi="宋体" w:eastAsia="宋体" w:cs="宋体"/>
                 <w:b/>
                 <w:bCs/>
                 <w:spacing w:val="-5"/>
@@ -816,7 +815,7 @@
             <w:tcW w:w="2155" w:type="dxa"/>
             <w:gridSpan w:val="2"/>
             <w:tcBorders>
-              <w:top w:val="single" w:sz="10" w:space="0" w:color="000000"/>
+              <w:top w:val="single" w:color="000000" w:sz="10" w:space="0"/>
             </w:tcBorders>
             <w:shd w:val="clear" w:color="auto" w:fill="D9D9D9"/>
           </w:tcPr>
@@ -839,14 +838,14 @@
               <w:ind w:left="528"/>
               <w:textAlignment w:val="baseline"/>
               <w:rPr>
-                <w:rFonts w:ascii="宋体" w:eastAsia="宋体" w:hAnsi="宋体" w:cs="宋体"/>
+                <w:rFonts w:ascii="宋体" w:hAnsi="宋体" w:eastAsia="宋体" w:cs="宋体"/>
                 <w:sz w:val="24"/>
                 <w:szCs w:val="24"/>
               </w:rPr>
             </w:pPr>
             <w:r>
               <w:rPr>
-                <w:rFonts w:ascii="宋体" w:eastAsia="宋体" w:hAnsi="宋体" w:cs="宋体"/>
+                <w:rFonts w:ascii="宋体" w:hAnsi="宋体" w:eastAsia="宋体" w:cs="宋体"/>
                 <w:b/>
                 <w:bCs/>
                 <w:spacing w:val="-4"/>
@@ -862,7 +861,7 @@
             <w:tcW w:w="2334" w:type="dxa"/>
             <w:gridSpan w:val="2"/>
             <w:tcBorders>
-              <w:top w:val="single" w:sz="10" w:space="0" w:color="000000"/>
+              <w:top w:val="single" w:color="000000" w:sz="10" w:space="0"/>
             </w:tcBorders>
             <w:shd w:val="clear" w:color="auto" w:fill="D9D9D9"/>
           </w:tcPr>
@@ -885,14 +884,14 @@
               <w:ind w:left="927"/>
               <w:textAlignment w:val="baseline"/>
               <w:rPr>
-                <w:rFonts w:ascii="宋体" w:eastAsia="宋体" w:hAnsi="宋体" w:cs="宋体"/>
+                <w:rFonts w:ascii="宋体" w:hAnsi="宋体" w:eastAsia="宋体" w:cs="宋体"/>
                 <w:sz w:val="24"/>
                 <w:szCs w:val="24"/>
               </w:rPr>
             </w:pPr>
             <w:r>
               <w:rPr>
-                <w:rFonts w:ascii="宋体" w:eastAsia="宋体" w:hAnsi="宋体" w:cs="宋体"/>
+                <w:rFonts w:ascii="宋体" w:hAnsi="宋体" w:eastAsia="宋体" w:cs="宋体"/>
                 <w:b/>
                 <w:bCs/>
                 <w:spacing w:val="-6"/>
@@ -908,7 +907,7 @@
             <w:tcW w:w="2288" w:type="dxa"/>
             <w:gridSpan w:val="2"/>
             <w:tcBorders>
-              <w:top w:val="single" w:sz="10" w:space="0" w:color="000000"/>
+              <w:top w:val="single" w:color="000000" w:sz="10" w:space="0"/>
             </w:tcBorders>
             <w:shd w:val="clear" w:color="auto" w:fill="D9D9D9"/>
           </w:tcPr>
@@ -931,14 +930,14 @@
               <w:ind w:left="911"/>
               <w:textAlignment w:val="baseline"/>
               <w:rPr>
-                <w:rFonts w:ascii="宋体" w:eastAsia="宋体" w:hAnsi="宋体" w:cs="宋体"/>
+                <w:rFonts w:ascii="宋体" w:hAnsi="宋体" w:eastAsia="宋体" w:cs="宋体"/>
                 <w:sz w:val="24"/>
                 <w:szCs w:val="24"/>
               </w:rPr>
             </w:pPr>
             <w:r>
               <w:rPr>
-                <w:rFonts w:ascii="宋体" w:eastAsia="宋体" w:hAnsi="宋体" w:cs="宋体"/>
+                <w:rFonts w:ascii="宋体" w:hAnsi="宋体" w:eastAsia="宋体" w:cs="宋体"/>
                 <w:b/>
                 <w:bCs/>
                 <w:spacing w:val="-6"/>
@@ -954,9 +953,9 @@
             <w:tcW w:w="1383" w:type="dxa"/>
             <w:vMerge w:val="restart"/>
             <w:tcBorders>
-              <w:top w:val="single" w:sz="10" w:space="0" w:color="000000"/>
+              <w:top w:val="single" w:color="000000" w:sz="10" w:space="0"/>
               <w:bottom w:val="nil"/>
-              <w:right w:val="single" w:sz="10" w:space="0" w:color="000000"/>
+              <w:right w:val="single" w:color="000000" w:sz="10" w:space="0"/>
             </w:tcBorders>
             <w:shd w:val="clear" w:color="auto" w:fill="D9D9D9"/>
           </w:tcPr>
@@ -1002,14 +1001,14 @@
               <w:ind w:left="217"/>
               <w:textAlignment w:val="baseline"/>
               <w:rPr>
-                <w:rFonts w:ascii="宋体" w:eastAsia="宋体" w:hAnsi="宋体" w:cs="宋体"/>
+                <w:rFonts w:ascii="宋体" w:hAnsi="宋体" w:eastAsia="宋体" w:cs="宋体"/>
                 <w:sz w:val="24"/>
                 <w:szCs w:val="24"/>
               </w:rPr>
             </w:pPr>
             <w:r>
               <w:rPr>
-                <w:rFonts w:ascii="宋体" w:eastAsia="宋体" w:hAnsi="宋体" w:cs="宋体"/>
+                <w:rFonts w:ascii="宋体" w:hAnsi="宋体" w:eastAsia="宋体" w:cs="宋体"/>
                 <w:b/>
                 <w:bCs/>
                 <w:spacing w:val="-5"/>
@@ -1023,9 +1022,14 @@
       </w:tr>
       <w:tr>
         <w:tblPrEx>
-          <w:tblW w:w="9005" w:type="dxa"/>
-          <w:tblInd w:w="34" w:type="dxa"/>
-          <w:tblLayout w:type="fixed"/>
+          <w:tblBorders>
+            <w:top w:val="single" w:color="000000" w:sz="6" w:space="0"/>
+            <w:left w:val="single" w:color="000000" w:sz="6" w:space="0"/>
+            <w:bottom w:val="single" w:color="000000" w:sz="6" w:space="0"/>
+            <w:right w:val="single" w:color="000000" w:sz="6" w:space="0"/>
+            <w:insideH w:val="single" w:color="000000" w:sz="6" w:space="0"/>
+            <w:insideV w:val="single" w:color="000000" w:sz="6" w:space="0"/>
+          </w:tblBorders>
           <w:tblCellMar>
             <w:top w:w="0" w:type="dxa"/>
             <w:left w:w="0" w:type="dxa"/>
@@ -1034,15 +1038,15 @@
           </w:tblCellMar>
         </w:tblPrEx>
         <w:trPr>
-          <w:trHeight w:val="479"/>
+          <w:trHeight w:val="479" w:hRule="atLeast"/>
         </w:trPr>
         <w:tc>
           <w:tcPr>
             <w:tcW w:w="845" w:type="dxa"/>
-            <w:vMerge/>
+            <w:vMerge w:val="continue"/>
             <w:tcBorders>
               <w:top w:val="nil"/>
-              <w:left w:val="single" w:sz="10" w:space="0" w:color="000000"/>
+              <w:left w:val="single" w:color="000000" w:sz="10" w:space="0"/>
             </w:tcBorders>
           </w:tcPr>
           <w:p>
@@ -1092,14 +1096,14 @@
               <w:ind w:left="191"/>
               <w:textAlignment w:val="baseline"/>
               <w:rPr>
-                <w:rFonts w:ascii="宋体" w:eastAsia="宋体" w:hAnsi="宋体" w:cs="宋体"/>
+                <w:rFonts w:ascii="宋体" w:hAnsi="宋体" w:eastAsia="宋体" w:cs="宋体"/>
                 <w:sz w:val="24"/>
                 <w:szCs w:val="24"/>
               </w:rPr>
             </w:pPr>
             <w:r>
               <w:rPr>
-                <w:rFonts w:ascii="宋体" w:eastAsia="宋体" w:hAnsi="宋体" w:cs="宋体"/>
+                <w:rFonts w:ascii="宋体" w:hAnsi="宋体" w:eastAsia="宋体" w:cs="宋体"/>
                 <w:b/>
                 <w:bCs/>
                 <w:spacing w:val="-5"/>
@@ -1134,14 +1138,14 @@
               <w:ind w:left="430"/>
               <w:textAlignment w:val="baseline"/>
               <w:rPr>
-                <w:rFonts w:ascii="宋体" w:eastAsia="宋体" w:hAnsi="宋体" w:cs="宋体"/>
+                <w:rFonts w:ascii="宋体" w:hAnsi="宋体" w:eastAsia="宋体" w:cs="宋体"/>
                 <w:sz w:val="24"/>
                 <w:szCs w:val="24"/>
               </w:rPr>
             </w:pPr>
             <w:r>
               <w:rPr>
-                <w:rFonts w:ascii="宋体" w:eastAsia="宋体" w:hAnsi="宋体" w:cs="宋体"/>
+                <w:rFonts w:ascii="宋体" w:hAnsi="宋体" w:eastAsia="宋体" w:cs="宋体"/>
                 <w:b/>
                 <w:bCs/>
                 <w:spacing w:val="-15"/>
@@ -1176,14 +1180,14 @@
               <w:ind w:left="244"/>
               <w:textAlignment w:val="baseline"/>
               <w:rPr>
-                <w:rFonts w:ascii="宋体" w:eastAsia="宋体" w:hAnsi="宋体" w:cs="宋体"/>
+                <w:rFonts w:ascii="宋体" w:hAnsi="宋体" w:eastAsia="宋体" w:cs="宋体"/>
                 <w:sz w:val="24"/>
                 <w:szCs w:val="24"/>
               </w:rPr>
             </w:pPr>
             <w:r>
               <w:rPr>
-                <w:rFonts w:ascii="宋体" w:eastAsia="宋体" w:hAnsi="宋体" w:cs="宋体"/>
+                <w:rFonts w:ascii="宋体" w:hAnsi="宋体" w:eastAsia="宋体" w:cs="宋体"/>
                 <w:b/>
                 <w:bCs/>
                 <w:spacing w:val="-8"/>
@@ -1218,14 +1222,14 @@
               <w:ind w:left="487"/>
               <w:textAlignment w:val="baseline"/>
               <w:rPr>
-                <w:rFonts w:ascii="宋体" w:eastAsia="宋体" w:hAnsi="宋体" w:cs="宋体"/>
+                <w:rFonts w:ascii="宋体" w:hAnsi="宋体" w:eastAsia="宋体" w:cs="宋体"/>
                 <w:sz w:val="24"/>
                 <w:szCs w:val="24"/>
               </w:rPr>
             </w:pPr>
             <w:r>
               <w:rPr>
-                <w:rFonts w:ascii="宋体" w:eastAsia="宋体" w:hAnsi="宋体" w:cs="宋体"/>
+                <w:rFonts w:ascii="宋体" w:hAnsi="宋体" w:eastAsia="宋体" w:cs="宋体"/>
                 <w:b/>
                 <w:bCs/>
                 <w:spacing w:val="-15"/>
@@ -1260,14 +1264,14 @@
               <w:ind w:left="268"/>
               <w:textAlignment w:val="baseline"/>
               <w:rPr>
-                <w:rFonts w:ascii="宋体" w:eastAsia="宋体" w:hAnsi="宋体" w:cs="宋体"/>
+                <w:rFonts w:ascii="宋体" w:hAnsi="宋体" w:eastAsia="宋体" w:cs="宋体"/>
                 <w:sz w:val="24"/>
                 <w:szCs w:val="24"/>
               </w:rPr>
             </w:pPr>
             <w:r>
               <w:rPr>
-                <w:rFonts w:ascii="宋体" w:eastAsia="宋体" w:hAnsi="宋体" w:cs="宋体"/>
+                <w:rFonts w:ascii="宋体" w:hAnsi="宋体" w:eastAsia="宋体" w:cs="宋体"/>
                 <w:b/>
                 <w:bCs/>
                 <w:spacing w:val="-5"/>
@@ -1302,14 +1306,14 @@
               <w:ind w:left="441"/>
               <w:textAlignment w:val="baseline"/>
               <w:rPr>
-                <w:rFonts w:ascii="宋体" w:eastAsia="宋体" w:hAnsi="宋体" w:cs="宋体"/>
+                <w:rFonts w:ascii="宋体" w:hAnsi="宋体" w:eastAsia="宋体" w:cs="宋体"/>
                 <w:sz w:val="24"/>
                 <w:szCs w:val="24"/>
               </w:rPr>
             </w:pPr>
             <w:r>
               <w:rPr>
-                <w:rFonts w:ascii="宋体" w:eastAsia="宋体" w:hAnsi="宋体" w:cs="宋体"/>
+                <w:rFonts w:ascii="宋体" w:hAnsi="宋体" w:eastAsia="宋体" w:cs="宋体"/>
                 <w:b/>
                 <w:bCs/>
                 <w:spacing w:val="-15"/>
@@ -1323,10 +1327,10 @@
         <w:tc>
           <w:tcPr>
             <w:tcW w:w="1383" w:type="dxa"/>
-            <w:vMerge/>
+            <w:vMerge w:val="continue"/>
             <w:tcBorders>
               <w:top w:val="nil"/>
-              <w:right w:val="single" w:sz="10" w:space="0" w:color="000000"/>
+              <w:right w:val="single" w:color="000000" w:sz="10" w:space="0"/>
             </w:tcBorders>
           </w:tcPr>
           <w:p>
@@ -1355,9 +1359,14 @@
       </w:tr>
       <w:tr>
         <w:tblPrEx>
-          <w:tblW w:w="9005" w:type="dxa"/>
-          <w:tblInd w:w="34" w:type="dxa"/>
-          <w:tblLayout w:type="fixed"/>
+          <w:tblBorders>
+            <w:top w:val="single" w:color="000000" w:sz="6" w:space="0"/>
+            <w:left w:val="single" w:color="000000" w:sz="6" w:space="0"/>
+            <w:bottom w:val="single" w:color="000000" w:sz="6" w:space="0"/>
+            <w:right w:val="single" w:color="000000" w:sz="6" w:space="0"/>
+            <w:insideH w:val="single" w:color="000000" w:sz="6" w:space="0"/>
+            <w:insideV w:val="single" w:color="000000" w:sz="6" w:space="0"/>
+          </w:tblBorders>
           <w:tblCellMar>
             <w:top w:w="0" w:type="dxa"/>
             <w:left w:w="0" w:type="dxa"/>
@@ -1366,18 +1375,18 @@
           </w:tblCellMar>
         </w:tblPrEx>
         <w:trPr>
-          <w:trHeight w:val="651"/>
+          <w:trHeight w:val="651" w:hRule="atLeast"/>
         </w:trPr>
         <w:tc>
           <w:tcPr>
             <w:tcW w:w="845" w:type="dxa"/>
             <w:tcBorders>
-              <w:left w:val="single" w:sz="10" w:space="0" w:color="000000"/>
+              <w:left w:val="single" w:color="000000" w:sz="10" w:space="0"/>
             </w:tcBorders>
           </w:tcPr>
           <w:p>
             <w:pPr>
-              <w:pStyle w:val="TableText"/>
+              <w:pStyle w:val="28"/>
               <w:keepNext w:val="0"/>
               <w:keepLines w:val="0"/>
               <w:pageBreakBefore w:val="0"/>
@@ -1409,7 +1418,7 @@
           </w:tcPr>
           <w:p>
             <w:pPr>
-              <w:pStyle w:val="TableText"/>
+              <w:pStyle w:val="28"/>
               <w:keepNext w:val="0"/>
               <w:keepLines w:val="0"/>
               <w:pageBreakBefore w:val="0"/>
@@ -1441,7 +1450,7 @@
           </w:tcPr>
           <w:p>
             <w:pPr>
-              <w:pStyle w:val="TableText"/>
+              <w:pStyle w:val="28"/>
               <w:keepNext w:val="0"/>
               <w:keepLines w:val="0"/>
               <w:pageBreakBefore w:val="0"/>
@@ -1473,7 +1482,7 @@
           </w:tcPr>
           <w:p>
             <w:pPr>
-              <w:pStyle w:val="TableText"/>
+              <w:pStyle w:val="28"/>
               <w:keepNext w:val="0"/>
               <w:keepLines w:val="0"/>
               <w:pageBreakBefore w:val="0"/>
@@ -1505,7 +1514,7 @@
           </w:tcPr>
           <w:p>
             <w:pPr>
-              <w:pStyle w:val="TableText"/>
+              <w:pStyle w:val="28"/>
               <w:keepNext w:val="0"/>
               <w:keepLines w:val="0"/>
               <w:pageBreakBefore w:val="0"/>
@@ -1537,7 +1546,7 @@
           </w:tcPr>
           <w:p>
             <w:pPr>
-              <w:pStyle w:val="TableText"/>
+              <w:pStyle w:val="28"/>
               <w:keepNext w:val="0"/>
               <w:keepLines w:val="0"/>
               <w:pageBreakBefore w:val="0"/>
@@ -1569,7 +1578,7 @@
           </w:tcPr>
           <w:p>
             <w:pPr>
-              <w:pStyle w:val="TableText"/>
+              <w:pStyle w:val="28"/>
               <w:keepNext w:val="0"/>
               <w:keepLines w:val="0"/>
               <w:pageBreakBefore w:val="0"/>
@@ -1599,12 +1608,12 @@
           <w:tcPr>
             <w:tcW w:w="1383" w:type="dxa"/>
             <w:tcBorders>
-              <w:right w:val="single" w:sz="10" w:space="0" w:color="000000"/>
+              <w:right w:val="single" w:color="000000" w:sz="10" w:space="0"/>
             </w:tcBorders>
           </w:tcPr>
           <w:p>
             <w:pPr>
-              <w:pStyle w:val="TableText"/>
+              <w:pStyle w:val="28"/>
               <w:keepNext w:val="0"/>
               <w:keepLines w:val="0"/>
               <w:pageBreakBefore w:val="0"/>
@@ -1633,9 +1642,14 @@
       </w:tr>
       <w:tr>
         <w:tblPrEx>
-          <w:tblW w:w="9005" w:type="dxa"/>
-          <w:tblInd w:w="34" w:type="dxa"/>
-          <w:tblLayout w:type="fixed"/>
+          <w:tblBorders>
+            <w:top w:val="single" w:color="000000" w:sz="6" w:space="0"/>
+            <w:left w:val="single" w:color="000000" w:sz="6" w:space="0"/>
+            <w:bottom w:val="single" w:color="000000" w:sz="6" w:space="0"/>
+            <w:right w:val="single" w:color="000000" w:sz="6" w:space="0"/>
+            <w:insideH w:val="single" w:color="000000" w:sz="6" w:space="0"/>
+            <w:insideV w:val="single" w:color="000000" w:sz="6" w:space="0"/>
+          </w:tblBorders>
           <w:tblCellMar>
             <w:top w:w="0" w:type="dxa"/>
             <w:left w:w="0" w:type="dxa"/>
@@ -1644,18 +1658,18 @@
           </w:tblCellMar>
         </w:tblPrEx>
         <w:trPr>
-          <w:trHeight w:val="485"/>
+          <w:trHeight w:val="485" w:hRule="atLeast"/>
         </w:trPr>
         <w:tc>
           <w:tcPr>
             <w:tcW w:w="845" w:type="dxa"/>
             <w:tcBorders>
-              <w:left w:val="single" w:sz="10" w:space="0" w:color="000000"/>
+              <w:left w:val="single" w:color="000000" w:sz="10" w:space="0"/>
             </w:tcBorders>
           </w:tcPr>
           <w:p>
             <w:pPr>
-              <w:pStyle w:val="TableText"/>
+              <w:pStyle w:val="28"/>
               <w:keepNext w:val="0"/>
               <w:keepLines w:val="0"/>
               <w:pageBreakBefore w:val="0"/>
@@ -1681,7 +1695,7 @@
           </w:tcPr>
           <w:p>
             <w:pPr>
-              <w:pStyle w:val="TableText"/>
+              <w:pStyle w:val="28"/>
               <w:keepNext w:val="0"/>
               <w:keepLines w:val="0"/>
               <w:pageBreakBefore w:val="0"/>
@@ -1707,7 +1721,7 @@
           </w:tcPr>
           <w:p>
             <w:pPr>
-              <w:pStyle w:val="TableText"/>
+              <w:pStyle w:val="28"/>
               <w:keepNext w:val="0"/>
               <w:keepLines w:val="0"/>
               <w:pageBreakBefore w:val="0"/>
@@ -1733,7 +1747,7 @@
           </w:tcPr>
           <w:p>
             <w:pPr>
-              <w:pStyle w:val="TableText"/>
+              <w:pStyle w:val="28"/>
               <w:keepNext w:val="0"/>
               <w:keepLines w:val="0"/>
               <w:pageBreakBefore w:val="0"/>
@@ -1759,7 +1773,7 @@
           </w:tcPr>
           <w:p>
             <w:pPr>
-              <w:pStyle w:val="TableText"/>
+              <w:pStyle w:val="28"/>
               <w:keepNext w:val="0"/>
               <w:keepLines w:val="0"/>
               <w:pageBreakBefore w:val="0"/>
@@ -1785,7 +1799,7 @@
           </w:tcPr>
           <w:p>
             <w:pPr>
-              <w:pStyle w:val="TableText"/>
+              <w:pStyle w:val="28"/>
               <w:keepNext w:val="0"/>
               <w:keepLines w:val="0"/>
               <w:pageBreakBefore w:val="0"/>
@@ -1811,7 +1825,7 @@
           </w:tcPr>
           <w:p>
             <w:pPr>
-              <w:pStyle w:val="TableText"/>
+              <w:pStyle w:val="28"/>
               <w:keepNext w:val="0"/>
               <w:keepLines w:val="0"/>
               <w:pageBreakBefore w:val="0"/>
@@ -1835,12 +1849,12 @@
           <w:tcPr>
             <w:tcW w:w="1383" w:type="dxa"/>
             <w:tcBorders>
-              <w:right w:val="single" w:sz="10" w:space="0" w:color="000000"/>
+              <w:right w:val="single" w:color="000000" w:sz="10" w:space="0"/>
             </w:tcBorders>
           </w:tcPr>
           <w:p>
             <w:pPr>
-              <w:pStyle w:val="TableText"/>
+              <w:pStyle w:val="28"/>
               <w:keepNext w:val="0"/>
               <w:keepLines w:val="0"/>
               <w:pageBreakBefore w:val="0"/>
@@ -1863,9 +1877,14 @@
       </w:tr>
       <w:tr>
         <w:tblPrEx>
-          <w:tblW w:w="9005" w:type="dxa"/>
-          <w:tblInd w:w="34" w:type="dxa"/>
-          <w:tblLayout w:type="fixed"/>
+          <w:tblBorders>
+            <w:top w:val="single" w:color="000000" w:sz="6" w:space="0"/>
+            <w:left w:val="single" w:color="000000" w:sz="6" w:space="0"/>
+            <w:bottom w:val="single" w:color="000000" w:sz="6" w:space="0"/>
+            <w:right w:val="single" w:color="000000" w:sz="6" w:space="0"/>
+            <w:insideH w:val="single" w:color="000000" w:sz="6" w:space="0"/>
+            <w:insideV w:val="single" w:color="000000" w:sz="6" w:space="0"/>
+          </w:tblBorders>
           <w:tblCellMar>
             <w:top w:w="0" w:type="dxa"/>
             <w:left w:w="0" w:type="dxa"/>
@@ -1874,19 +1893,19 @@
           </w:tblCellMar>
         </w:tblPrEx>
         <w:trPr>
-          <w:trHeight w:val="503"/>
+          <w:trHeight w:val="503" w:hRule="atLeast"/>
         </w:trPr>
         <w:tc>
           <w:tcPr>
             <w:tcW w:w="845" w:type="dxa"/>
             <w:tcBorders>
-              <w:left w:val="single" w:sz="10" w:space="0" w:color="000000"/>
-              <w:bottom w:val="single" w:sz="10" w:space="0" w:color="000000"/>
+              <w:left w:val="single" w:color="000000" w:sz="10" w:space="0"/>
+              <w:bottom w:val="single" w:color="000000" w:sz="10" w:space="0"/>
             </w:tcBorders>
           </w:tcPr>
           <w:p>
             <w:pPr>
-              <w:pStyle w:val="TableText"/>
+              <w:pStyle w:val="28"/>
               <w:keepNext w:val="0"/>
               <w:keepLines w:val="0"/>
               <w:pageBreakBefore w:val="0"/>
@@ -1910,12 +1929,12 @@
           <w:tcPr>
             <w:tcW w:w="881" w:type="dxa"/>
             <w:tcBorders>
-              <w:bottom w:val="single" w:sz="10" w:space="0" w:color="000000"/>
+              <w:bottom w:val="single" w:color="000000" w:sz="10" w:space="0"/>
             </w:tcBorders>
           </w:tcPr>
           <w:p>
             <w:pPr>
-              <w:pStyle w:val="TableText"/>
+              <w:pStyle w:val="28"/>
               <w:keepNext w:val="0"/>
               <w:keepLines w:val="0"/>
               <w:pageBreakBefore w:val="0"/>
@@ -1939,12 +1958,12 @@
           <w:tcPr>
             <w:tcW w:w="1274" w:type="dxa"/>
             <w:tcBorders>
-              <w:bottom w:val="single" w:sz="10" w:space="0" w:color="000000"/>
+              <w:bottom w:val="single" w:color="000000" w:sz="10" w:space="0"/>
             </w:tcBorders>
           </w:tcPr>
           <w:p>
             <w:pPr>
-              <w:pStyle w:val="TableText"/>
+              <w:pStyle w:val="28"/>
               <w:keepNext w:val="0"/>
               <w:keepLines w:val="0"/>
               <w:pageBreakBefore w:val="0"/>
@@ -1968,12 +1987,12 @@
           <w:tcPr>
             <w:tcW w:w="957" w:type="dxa"/>
             <w:tcBorders>
-              <w:bottom w:val="single" w:sz="10" w:space="0" w:color="000000"/>
+              <w:bottom w:val="single" w:color="000000" w:sz="10" w:space="0"/>
             </w:tcBorders>
           </w:tcPr>
           <w:p>
             <w:pPr>
-              <w:pStyle w:val="TableText"/>
+              <w:pStyle w:val="28"/>
               <w:keepNext w:val="0"/>
               <w:keepLines w:val="0"/>
               <w:pageBreakBefore w:val="0"/>
@@ -1997,12 +2016,12 @@
           <w:tcPr>
             <w:tcW w:w="1377" w:type="dxa"/>
             <w:tcBorders>
-              <w:bottom w:val="single" w:sz="10" w:space="0" w:color="000000"/>
+              <w:bottom w:val="single" w:color="000000" w:sz="10" w:space="0"/>
             </w:tcBorders>
           </w:tcPr>
           <w:p>
             <w:pPr>
-              <w:pStyle w:val="TableText"/>
+              <w:pStyle w:val="28"/>
               <w:keepNext w:val="0"/>
               <w:keepLines w:val="0"/>
               <w:pageBreakBefore w:val="0"/>
@@ -2026,12 +2045,12 @@
           <w:tcPr>
             <w:tcW w:w="1017" w:type="dxa"/>
             <w:tcBorders>
-              <w:bottom w:val="single" w:sz="10" w:space="0" w:color="000000"/>
+              <w:bottom w:val="single" w:color="000000" w:sz="10" w:space="0"/>
             </w:tcBorders>
           </w:tcPr>
           <w:p>
             <w:pPr>
-              <w:pStyle w:val="TableText"/>
+              <w:pStyle w:val="28"/>
               <w:keepNext w:val="0"/>
               <w:keepLines w:val="0"/>
               <w:pageBreakBefore w:val="0"/>
@@ -2055,12 +2074,12 @@
           <w:tcPr>
             <w:tcW w:w="1271" w:type="dxa"/>
             <w:tcBorders>
-              <w:bottom w:val="single" w:sz="10" w:space="0" w:color="000000"/>
+              <w:bottom w:val="single" w:color="000000" w:sz="10" w:space="0"/>
             </w:tcBorders>
           </w:tcPr>
           <w:p>
             <w:pPr>
-              <w:pStyle w:val="TableText"/>
+              <w:pStyle w:val="28"/>
               <w:keepNext w:val="0"/>
               <w:keepLines w:val="0"/>
               <w:pageBreakBefore w:val="0"/>
@@ -2084,13 +2103,13 @@
           <w:tcPr>
             <w:tcW w:w="1383" w:type="dxa"/>
             <w:tcBorders>
-              <w:bottom w:val="single" w:sz="10" w:space="0" w:color="000000"/>
-              <w:right w:val="single" w:sz="10" w:space="0" w:color="000000"/>
+              <w:bottom w:val="single" w:color="000000" w:sz="10" w:space="0"/>
+              <w:right w:val="single" w:color="000000" w:sz="10" w:space="0"/>
             </w:tcBorders>
           </w:tcPr>
           <w:p>
             <w:pPr>
-              <w:pStyle w:val="TableText"/>
+              <w:pStyle w:val="28"/>
               <w:keepNext w:val="0"/>
               <w:keepLines w:val="0"/>
               <w:pageBreakBefore w:val="0"/>
@@ -2144,7 +2163,7 @@
     <w:sdt>
       <w:sdtPr>
         <w:rPr>
-          <w:rFonts w:ascii="宋体" w:eastAsia="宋体" w:hAnsi="宋体" w:cs="Arial"/>
+          <w:rFonts w:ascii="宋体" w:hAnsi="宋体" w:eastAsia="宋体" w:cs="Arial"/>
           <w:snapToGrid w:val="0"/>
           <w:color w:val="000000"/>
           <w:kern w:val="0"/>
@@ -2160,7 +2179,7 @@
       </w:sdtPr>
       <w:sdtEndPr>
         <w:rPr>
-          <w:rFonts w:ascii="宋体" w:eastAsia="宋体" w:hAnsi="宋体" w:cs="Arial"/>
+          <w:rFonts w:ascii="宋体" w:hAnsi="宋体" w:eastAsia="宋体" w:cs="Arial"/>
           <w:snapToGrid w:val="0"/>
           <w:color w:val="000000"/>
           <w:kern w:val="0"/>
@@ -2173,13 +2192,13 @@
         <w:p>
           <w:pPr>
             <w:spacing w:before="0" w:beforeLines="0" w:after="0" w:afterLines="0" w:line="240" w:lineRule="auto"/>
-            <w:ind w:left="0" w:right="0" w:firstLine="0" w:leftChars="0" w:rightChars="0" w:firstLineChars="0"/>
+            <w:ind w:left="0" w:leftChars="0" w:right="0" w:rightChars="0" w:firstLine="0" w:firstLineChars="0"/>
             <w:jc w:val="center"/>
           </w:pPr>
-          <w:bookmarkStart w:id="5" w:name="heading_2"/>
+          <w:bookmarkStart w:id="4" w:name="heading_2"/>
           <w:r>
             <w:rPr>
-              <w:rFonts w:ascii="宋体" w:eastAsia="宋体" w:hAnsi="宋体"/>
+              <w:rFonts w:ascii="宋体" w:hAnsi="宋体" w:eastAsia="宋体"/>
               <w:sz w:val="21"/>
             </w:rPr>
             <w:t>目录</w:t>
@@ -2187,7 +2206,7 @@
         </w:p>
         <w:p>
           <w:pPr>
-            <w:pStyle w:val="TOC1"/>
+            <w:pStyle w:val="16"/>
             <w:tabs>
               <w:tab w:val="right" w:leader="dot" w:pos="8306"/>
             </w:tabs>
@@ -2205,7 +2224,7 @@
             <w:fldChar w:fldCharType="begin"/>
           </w:r>
           <w:r>
-            <w:instrText xml:space="preserve"> HYPERLINK \l _Toc16061 </w:instrText>
+            <w:instrText xml:space="preserve"> HYPERLINK \l _Toc32335 </w:instrText>
           </w:r>
           <w:r>
             <w:fldChar w:fldCharType="separate"/>
@@ -2224,7 +2243,7 @@
             <w:fldChar w:fldCharType="begin"/>
           </w:r>
           <w:r>
-            <w:instrText xml:space="preserve"> PAGEREF _Toc16061 \h </w:instrText>
+            <w:instrText xml:space="preserve"> PAGEREF _Toc32335 \h </w:instrText>
           </w:r>
           <w:r>
             <w:fldChar w:fldCharType="separate"/>
@@ -2241,7 +2260,7 @@
         </w:p>
         <w:p>
           <w:pPr>
-            <w:pStyle w:val="TOC1"/>
+            <w:pStyle w:val="16"/>
             <w:tabs>
               <w:tab w:val="right" w:leader="dot" w:pos="8306"/>
             </w:tabs>
@@ -2250,7 +2269,7 @@
             <w:fldChar w:fldCharType="begin"/>
           </w:r>
           <w:r>
-            <w:instrText xml:space="preserve"> HYPERLINK \l _Toc30825 </w:instrText>
+            <w:instrText xml:space="preserve"> HYPERLINK \l _Toc1693 </w:instrText>
           </w:r>
           <w:r>
             <w:fldChar w:fldCharType="separate"/>
@@ -2269,7 +2288,7 @@
             <w:fldChar w:fldCharType="begin"/>
           </w:r>
           <w:r>
-            <w:instrText xml:space="preserve"> PAGEREF _Toc30825 \h </w:instrText>
+            <w:instrText xml:space="preserve"> PAGEREF _Toc1693 \h </w:instrText>
           </w:r>
           <w:r>
             <w:fldChar w:fldCharType="separate"/>
@@ -2286,7 +2305,7 @@
         </w:p>
         <w:p>
           <w:pPr>
-            <w:pStyle w:val="TOC1"/>
+            <w:pStyle w:val="16"/>
             <w:tabs>
               <w:tab w:val="right" w:leader="dot" w:pos="8306"/>
             </w:tabs>
@@ -2295,7 +2314,7 @@
             <w:fldChar w:fldCharType="begin"/>
           </w:r>
           <w:r>
-            <w:instrText xml:space="preserve"> HYPERLINK \l _Toc17404 </w:instrText>
+            <w:instrText xml:space="preserve"> HYPERLINK \l _Toc11812 </w:instrText>
           </w:r>
           <w:r>
             <w:fldChar w:fldCharType="separate"/>
@@ -2314,7 +2333,7 @@
             <w:fldChar w:fldCharType="begin"/>
           </w:r>
           <w:r>
-            <w:instrText xml:space="preserve"> PAGEREF _Toc17404 \h </w:instrText>
+            <w:instrText xml:space="preserve"> PAGEREF _Toc11812 \h </w:instrText>
           </w:r>
           <w:r>
             <w:fldChar w:fldCharType="separate"/>
@@ -2331,7 +2350,7 @@
         </w:p>
         <w:p>
           <w:pPr>
-            <w:pStyle w:val="TOC1"/>
+            <w:pStyle w:val="16"/>
             <w:tabs>
               <w:tab w:val="right" w:leader="dot" w:pos="8306"/>
             </w:tabs>
@@ -2340,14 +2359,14 @@
             <w:fldChar w:fldCharType="begin"/>
           </w:r>
           <w:r>
-            <w:instrText xml:space="preserve"> HYPERLINK \l _Toc29040 </w:instrText>
+            <w:instrText xml:space="preserve"> HYPERLINK \l _Toc554 </w:instrText>
           </w:r>
           <w:r>
             <w:fldChar w:fldCharType="separate"/>
           </w:r>
           <w:r>
             <w:rPr>
-              <w:rFonts w:ascii="宋体" w:eastAsia="宋体" w:hAnsi="宋体" w:cs="宋体"/>
+              <w:rFonts w:ascii="宋体" w:hAnsi="宋体" w:eastAsia="宋体" w:cs="宋体"/>
               <w:bCs/>
               <w:spacing w:val="-4"/>
               <w:szCs w:val="30"/>
@@ -2361,7 +2380,7 @@
             <w:fldChar w:fldCharType="begin"/>
           </w:r>
           <w:r>
-            <w:instrText xml:space="preserve"> PAGEREF _Toc29040 \h </w:instrText>
+            <w:instrText xml:space="preserve"> PAGEREF _Toc554 \h </w:instrText>
           </w:r>
           <w:r>
             <w:fldChar w:fldCharType="separate"/>
@@ -2378,7 +2397,7 @@
         </w:p>
         <w:p>
           <w:pPr>
-            <w:pStyle w:val="TOC1"/>
+            <w:pStyle w:val="16"/>
             <w:tabs>
               <w:tab w:val="right" w:leader="dot" w:pos="8306"/>
             </w:tabs>
@@ -2387,7 +2406,7 @@
             <w:fldChar w:fldCharType="begin"/>
           </w:r>
           <w:r>
-            <w:instrText xml:space="preserve"> HYPERLINK \l _Toc2745 </w:instrText>
+            <w:instrText xml:space="preserve"> HYPERLINK \l _Toc17019 </w:instrText>
           </w:r>
           <w:r>
             <w:fldChar w:fldCharType="separate"/>
@@ -2408,7 +2427,7 @@
             <w:fldChar w:fldCharType="begin"/>
           </w:r>
           <w:r>
-            <w:instrText xml:space="preserve"> PAGEREF _Toc2745 \h </w:instrText>
+            <w:instrText xml:space="preserve"> PAGEREF _Toc17019 \h </w:instrText>
           </w:r>
           <w:r>
             <w:fldChar w:fldCharType="separate"/>
@@ -2425,7 +2444,7 @@
         </w:p>
         <w:p>
           <w:pPr>
-            <w:pStyle w:val="TOC1"/>
+            <w:pStyle w:val="16"/>
             <w:tabs>
               <w:tab w:val="right" w:leader="dot" w:pos="8306"/>
             </w:tabs>
@@ -2434,7 +2453,7 @@
             <w:fldChar w:fldCharType="begin"/>
           </w:r>
           <w:r>
-            <w:instrText xml:space="preserve"> HYPERLINK \l _Toc9059 </w:instrText>
+            <w:instrText xml:space="preserve"> HYPERLINK \l _Toc14282 </w:instrText>
           </w:r>
           <w:r>
             <w:fldChar w:fldCharType="separate"/>
@@ -2455,7 +2474,7 @@
             <w:fldChar w:fldCharType="begin"/>
           </w:r>
           <w:r>
-            <w:instrText xml:space="preserve"> PAGEREF _Toc9059 \h </w:instrText>
+            <w:instrText xml:space="preserve"> PAGEREF _Toc14282 \h </w:instrText>
           </w:r>
           <w:r>
             <w:fldChar w:fldCharType="separate"/>
@@ -2472,7 +2491,7 @@
         </w:p>
         <w:p>
           <w:pPr>
-            <w:pStyle w:val="TOC1"/>
+            <w:pStyle w:val="16"/>
             <w:tabs>
               <w:tab w:val="right" w:leader="dot" w:pos="8306"/>
             </w:tabs>
@@ -2481,7 +2500,7 @@
             <w:fldChar w:fldCharType="begin"/>
           </w:r>
           <w:r>
-            <w:instrText xml:space="preserve"> HYPERLINK \l _Toc3974 </w:instrText>
+            <w:instrText xml:space="preserve"> HYPERLINK \l _Toc12994 </w:instrText>
           </w:r>
           <w:r>
             <w:fldChar w:fldCharType="separate"/>
@@ -2502,7 +2521,7 @@
             <w:fldChar w:fldCharType="begin"/>
           </w:r>
           <w:r>
-            <w:instrText xml:space="preserve"> PAGEREF _Toc3974 \h </w:instrText>
+            <w:instrText xml:space="preserve"> PAGEREF _Toc12994 \h </w:instrText>
           </w:r>
           <w:r>
             <w:fldChar w:fldCharType="separate"/>
@@ -2519,7 +2538,7 @@
         </w:p>
         <w:p>
           <w:pPr>
-            <w:pStyle w:val="TOC2"/>
+            <w:pStyle w:val="17"/>
             <w:tabs>
               <w:tab w:val="right" w:leader="dot" w:pos="8306"/>
             </w:tabs>
@@ -2528,7 +2547,7 @@
             <w:fldChar w:fldCharType="begin"/>
           </w:r>
           <w:r>
-            <w:instrText xml:space="preserve"> HYPERLINK \l _Toc15787 </w:instrText>
+            <w:instrText xml:space="preserve"> HYPERLINK \l _Toc30748 </w:instrText>
           </w:r>
           <w:r>
             <w:fldChar w:fldCharType="separate"/>
@@ -2556,7 +2575,7 @@
             <w:fldChar w:fldCharType="begin"/>
           </w:r>
           <w:r>
-            <w:instrText xml:space="preserve"> PAGEREF _Toc15787 \h </w:instrText>
+            <w:instrText xml:space="preserve"> PAGEREF _Toc30748 \h </w:instrText>
           </w:r>
           <w:r>
             <w:fldChar w:fldCharType="separate"/>
@@ -2573,7 +2592,7 @@
         </w:p>
         <w:p>
           <w:pPr>
-            <w:pStyle w:val="TOC2"/>
+            <w:pStyle w:val="17"/>
             <w:tabs>
               <w:tab w:val="right" w:leader="dot" w:pos="8306"/>
             </w:tabs>
@@ -2582,7 +2601,7 @@
             <w:fldChar w:fldCharType="begin"/>
           </w:r>
           <w:r>
-            <w:instrText xml:space="preserve"> HYPERLINK \l _Toc23745 </w:instrText>
+            <w:instrText xml:space="preserve"> HYPERLINK \l _Toc28795 </w:instrText>
           </w:r>
           <w:r>
             <w:fldChar w:fldCharType="separate"/>
@@ -2608,7 +2627,7 @@
             <w:fldChar w:fldCharType="begin"/>
           </w:r>
           <w:r>
-            <w:instrText xml:space="preserve"> PAGEREF _Toc23745 \h </w:instrText>
+            <w:instrText xml:space="preserve"> PAGEREF _Toc28795 \h </w:instrText>
           </w:r>
           <w:r>
             <w:fldChar w:fldCharType="separate"/>
@@ -2625,7 +2644,7 @@
         </w:p>
         <w:p>
           <w:pPr>
-            <w:pStyle w:val="TOC2"/>
+            <w:pStyle w:val="17"/>
             <w:tabs>
               <w:tab w:val="right" w:leader="dot" w:pos="8306"/>
             </w:tabs>
@@ -2634,7 +2653,7 @@
             <w:fldChar w:fldCharType="begin"/>
           </w:r>
           <w:r>
-            <w:instrText xml:space="preserve"> HYPERLINK \l _Toc16224 </w:instrText>
+            <w:instrText xml:space="preserve"> HYPERLINK \l _Toc11401 </w:instrText>
           </w:r>
           <w:r>
             <w:fldChar w:fldCharType="separate"/>
@@ -2659,7 +2678,7 @@
             <w:fldChar w:fldCharType="begin"/>
           </w:r>
           <w:r>
-            <w:instrText xml:space="preserve"> PAGEREF _Toc16224 \h </w:instrText>
+            <w:instrText xml:space="preserve"> PAGEREF _Toc11401 \h </w:instrText>
           </w:r>
           <w:r>
             <w:fldChar w:fldCharType="separate"/>
@@ -2676,7 +2695,7 @@
         </w:p>
         <w:p>
           <w:pPr>
-            <w:pStyle w:val="TOC2"/>
+            <w:pStyle w:val="17"/>
             <w:tabs>
               <w:tab w:val="right" w:leader="dot" w:pos="8306"/>
             </w:tabs>
@@ -2685,7 +2704,7 @@
             <w:fldChar w:fldCharType="begin"/>
           </w:r>
           <w:r>
-            <w:instrText xml:space="preserve"> HYPERLINK \l _Toc25228 </w:instrText>
+            <w:instrText xml:space="preserve"> HYPERLINK \l _Toc19859 </w:instrText>
           </w:r>
           <w:r>
             <w:fldChar w:fldCharType="separate"/>
@@ -2706,7 +2725,7 @@
             <w:fldChar w:fldCharType="begin"/>
           </w:r>
           <w:r>
-            <w:instrText xml:space="preserve"> PAGEREF _Toc25228 \h </w:instrText>
+            <w:instrText xml:space="preserve"> PAGEREF _Toc19859 \h </w:instrText>
           </w:r>
           <w:r>
             <w:fldChar w:fldCharType="separate"/>
@@ -2723,7 +2742,7 @@
         </w:p>
         <w:p>
           <w:pPr>
-            <w:pStyle w:val="TOC1"/>
+            <w:pStyle w:val="16"/>
             <w:tabs>
               <w:tab w:val="right" w:leader="dot" w:pos="8306"/>
             </w:tabs>
@@ -2732,7 +2751,7 @@
             <w:fldChar w:fldCharType="begin"/>
           </w:r>
           <w:r>
-            <w:instrText xml:space="preserve"> HYPERLINK \l _Toc14305 </w:instrText>
+            <w:instrText xml:space="preserve"> HYPERLINK \l _Toc23753 </w:instrText>
           </w:r>
           <w:r>
             <w:fldChar w:fldCharType="separate"/>
@@ -2753,7 +2772,7 @@
             <w:fldChar w:fldCharType="begin"/>
           </w:r>
           <w:r>
-            <w:instrText xml:space="preserve"> PAGEREF _Toc14305 \h </w:instrText>
+            <w:instrText xml:space="preserve"> PAGEREF _Toc23753 \h </w:instrText>
           </w:r>
           <w:r>
             <w:fldChar w:fldCharType="separate"/>
@@ -2770,7 +2789,7 @@
         </w:p>
         <w:p>
           <w:pPr>
-            <w:pStyle w:val="TOC1"/>
+            <w:pStyle w:val="16"/>
             <w:tabs>
               <w:tab w:val="right" w:leader="dot" w:pos="8306"/>
             </w:tabs>
@@ -2779,7 +2798,7 @@
             <w:fldChar w:fldCharType="begin"/>
           </w:r>
           <w:r>
-            <w:instrText xml:space="preserve"> HYPERLINK \l _Toc23428 </w:instrText>
+            <w:instrText xml:space="preserve"> HYPERLINK \l _Toc16983 </w:instrText>
           </w:r>
           <w:r>
             <w:fldChar w:fldCharType="separate"/>
@@ -2800,7 +2819,7 @@
             <w:fldChar w:fldCharType="begin"/>
           </w:r>
           <w:r>
-            <w:instrText xml:space="preserve"> PAGEREF _Toc23428 \h </w:instrText>
+            <w:instrText xml:space="preserve"> PAGEREF _Toc16983 \h </w:instrText>
           </w:r>
           <w:r>
             <w:fldChar w:fldCharType="separate"/>
@@ -2817,7 +2836,7 @@
         </w:p>
         <w:p>
           <w:pPr>
-            <w:pStyle w:val="TOC2"/>
+            <w:pStyle w:val="17"/>
             <w:tabs>
               <w:tab w:val="right" w:leader="dot" w:pos="8306"/>
             </w:tabs>
@@ -2826,7 +2845,7 @@
             <w:fldChar w:fldCharType="begin"/>
           </w:r>
           <w:r>
-            <w:instrText xml:space="preserve"> HYPERLINK \l _Toc9513 </w:instrText>
+            <w:instrText xml:space="preserve"> HYPERLINK \l _Toc22920 </w:instrText>
           </w:r>
           <w:r>
             <w:fldChar w:fldCharType="separate"/>
@@ -2847,7 +2866,7 @@
             <w:fldChar w:fldCharType="begin"/>
           </w:r>
           <w:r>
-            <w:instrText xml:space="preserve"> PAGEREF _Toc9513 \h </w:instrText>
+            <w:instrText xml:space="preserve"> PAGEREF _Toc22920 \h </w:instrText>
           </w:r>
           <w:r>
             <w:fldChar w:fldCharType="separate"/>
@@ -2864,7 +2883,7 @@
         </w:p>
         <w:p>
           <w:pPr>
-            <w:pStyle w:val="TOC2"/>
+            <w:pStyle w:val="17"/>
             <w:tabs>
               <w:tab w:val="right" w:leader="dot" w:pos="8306"/>
             </w:tabs>
@@ -2873,7 +2892,7 @@
             <w:fldChar w:fldCharType="begin"/>
           </w:r>
           <w:r>
-            <w:instrText xml:space="preserve"> HYPERLINK \l _Toc3139 </w:instrText>
+            <w:instrText xml:space="preserve"> HYPERLINK \l _Toc30740 </w:instrText>
           </w:r>
           <w:r>
             <w:fldChar w:fldCharType="separate"/>
@@ -2894,7 +2913,7 @@
             <w:fldChar w:fldCharType="begin"/>
           </w:r>
           <w:r>
-            <w:instrText xml:space="preserve"> PAGEREF _Toc3139 \h </w:instrText>
+            <w:instrText xml:space="preserve"> PAGEREF _Toc30740 \h </w:instrText>
           </w:r>
           <w:r>
             <w:fldChar w:fldCharType="separate"/>
@@ -2911,7 +2930,7 @@
         </w:p>
         <w:p>
           <w:pPr>
-            <w:pStyle w:val="TOC1"/>
+            <w:pStyle w:val="16"/>
             <w:tabs>
               <w:tab w:val="right" w:leader="dot" w:pos="8306"/>
             </w:tabs>
@@ -2920,7 +2939,7 @@
             <w:fldChar w:fldCharType="begin"/>
           </w:r>
           <w:r>
-            <w:instrText xml:space="preserve"> HYPERLINK \l _Toc9670 </w:instrText>
+            <w:instrText xml:space="preserve"> HYPERLINK \l _Toc32007 </w:instrText>
           </w:r>
           <w:r>
             <w:fldChar w:fldCharType="separate"/>
@@ -2941,7 +2960,7 @@
             <w:fldChar w:fldCharType="begin"/>
           </w:r>
           <w:r>
-            <w:instrText xml:space="preserve"> PAGEREF _Toc9670 \h </w:instrText>
+            <w:instrText xml:space="preserve"> PAGEREF _Toc32007 \h </w:instrText>
           </w:r>
           <w:r>
             <w:fldChar w:fldCharType="separate"/>
@@ -2958,7 +2977,7 @@
         </w:p>
         <w:p>
           <w:pPr>
-            <w:pStyle w:val="TOC1"/>
+            <w:pStyle w:val="16"/>
             <w:tabs>
               <w:tab w:val="right" w:leader="dot" w:pos="8306"/>
             </w:tabs>
@@ -2967,7 +2986,7 @@
             <w:fldChar w:fldCharType="begin"/>
           </w:r>
           <w:r>
-            <w:instrText xml:space="preserve"> HYPERLINK \l _Toc23545 </w:instrText>
+            <w:instrText xml:space="preserve"> HYPERLINK \l _Toc26016 </w:instrText>
           </w:r>
           <w:r>
             <w:fldChar w:fldCharType="separate"/>
@@ -2988,7 +3007,7 @@
             <w:fldChar w:fldCharType="begin"/>
           </w:r>
           <w:r>
-            <w:instrText xml:space="preserve"> PAGEREF _Toc23545 \h </w:instrText>
+            <w:instrText xml:space="preserve"> PAGEREF _Toc26016 \h </w:instrText>
           </w:r>
           <w:r>
             <w:fldChar w:fldCharType="separate"/>
@@ -3005,7 +3024,7 @@
         </w:p>
         <w:p>
           <w:pPr>
-            <w:pStyle w:val="TOC2"/>
+            <w:pStyle w:val="17"/>
             <w:tabs>
               <w:tab w:val="right" w:leader="dot" w:pos="8306"/>
             </w:tabs>
@@ -3014,7 +3033,7 @@
             <w:fldChar w:fldCharType="begin"/>
           </w:r>
           <w:r>
-            <w:instrText xml:space="preserve"> HYPERLINK \l _Toc9122 </w:instrText>
+            <w:instrText xml:space="preserve"> HYPERLINK \l _Toc14830 </w:instrText>
           </w:r>
           <w:r>
             <w:fldChar w:fldCharType="separate"/>
@@ -3035,7 +3054,7 @@
             <w:fldChar w:fldCharType="begin"/>
           </w:r>
           <w:r>
-            <w:instrText xml:space="preserve"> PAGEREF _Toc9122 \h </w:instrText>
+            <w:instrText xml:space="preserve"> PAGEREF _Toc14830 \h </w:instrText>
           </w:r>
           <w:r>
             <w:fldChar w:fldCharType="separate"/>
@@ -3052,7 +3071,7 @@
         </w:p>
         <w:p>
           <w:pPr>
-            <w:pStyle w:val="TOC2"/>
+            <w:pStyle w:val="17"/>
             <w:tabs>
               <w:tab w:val="right" w:leader="dot" w:pos="8306"/>
             </w:tabs>
@@ -3061,7 +3080,7 @@
             <w:fldChar w:fldCharType="begin"/>
           </w:r>
           <w:r>
-            <w:instrText xml:space="preserve"> HYPERLINK \l _Toc30350 </w:instrText>
+            <w:instrText xml:space="preserve"> HYPERLINK \l _Toc30057 </w:instrText>
           </w:r>
           <w:r>
             <w:fldChar w:fldCharType="separate"/>
@@ -3082,7 +3101,7 @@
             <w:fldChar w:fldCharType="begin"/>
           </w:r>
           <w:r>
-            <w:instrText xml:space="preserve"> PAGEREF _Toc30350 \h </w:instrText>
+            <w:instrText xml:space="preserve"> PAGEREF _Toc30057 \h </w:instrText>
           </w:r>
           <w:r>
             <w:fldChar w:fldCharType="separate"/>
@@ -3099,7 +3118,7 @@
         </w:p>
         <w:p>
           <w:pPr>
-            <w:pStyle w:val="TOC2"/>
+            <w:pStyle w:val="17"/>
             <w:tabs>
               <w:tab w:val="right" w:leader="dot" w:pos="8306"/>
             </w:tabs>
@@ -3108,7 +3127,7 @@
             <w:fldChar w:fldCharType="begin"/>
           </w:r>
           <w:r>
-            <w:instrText xml:space="preserve"> HYPERLINK \l _Toc1536 </w:instrText>
+            <w:instrText xml:space="preserve"> HYPERLINK \l _Toc12727 </w:instrText>
           </w:r>
           <w:r>
             <w:fldChar w:fldCharType="separate"/>
@@ -3129,7 +3148,7 @@
             <w:fldChar w:fldCharType="begin"/>
           </w:r>
           <w:r>
-            <w:instrText xml:space="preserve"> PAGEREF _Toc1536 \h </w:instrText>
+            <w:instrText xml:space="preserve"> PAGEREF _Toc12727 \h </w:instrText>
           </w:r>
           <w:r>
             <w:fldChar w:fldCharType="separate"/>
@@ -3146,7 +3165,7 @@
         </w:p>
         <w:p>
           <w:pPr>
-            <w:pStyle w:val="TOC3"/>
+            <w:pStyle w:val="13"/>
             <w:tabs>
               <w:tab w:val="right" w:leader="dot" w:pos="8306"/>
             </w:tabs>
@@ -3155,7 +3174,7 @@
             <w:fldChar w:fldCharType="begin"/>
           </w:r>
           <w:r>
-            <w:instrText xml:space="preserve"> HYPERLINK \l _Toc27962 </w:instrText>
+            <w:instrText xml:space="preserve"> HYPERLINK \l _Toc10427 </w:instrText>
           </w:r>
           <w:r>
             <w:fldChar w:fldCharType="separate"/>
@@ -3176,7 +3195,7 @@
             <w:fldChar w:fldCharType="begin"/>
           </w:r>
           <w:r>
-            <w:instrText xml:space="preserve"> PAGEREF _Toc27962 \h </w:instrText>
+            <w:instrText xml:space="preserve"> PAGEREF _Toc10427 \h </w:instrText>
           </w:r>
           <w:r>
             <w:fldChar w:fldCharType="separate"/>
@@ -3193,7 +3212,7 @@
         </w:p>
         <w:p>
           <w:pPr>
-            <w:pStyle w:val="TOC3"/>
+            <w:pStyle w:val="13"/>
             <w:tabs>
               <w:tab w:val="right" w:leader="dot" w:pos="8306"/>
             </w:tabs>
@@ -3202,7 +3221,7 @@
             <w:fldChar w:fldCharType="begin"/>
           </w:r>
           <w:r>
-            <w:instrText xml:space="preserve"> HYPERLINK \l _Toc11343 </w:instrText>
+            <w:instrText xml:space="preserve"> HYPERLINK \l _Toc5972 </w:instrText>
           </w:r>
           <w:r>
             <w:fldChar w:fldCharType="separate"/>
@@ -3223,7 +3242,7 @@
             <w:fldChar w:fldCharType="begin"/>
           </w:r>
           <w:r>
-            <w:instrText xml:space="preserve"> PAGEREF _Toc11343 \h </w:instrText>
+            <w:instrText xml:space="preserve"> PAGEREF _Toc5972 \h </w:instrText>
           </w:r>
           <w:r>
             <w:fldChar w:fldCharType="separate"/>
@@ -3240,7 +3259,7 @@
         </w:p>
         <w:p>
           <w:pPr>
-            <w:pStyle w:val="TOC3"/>
+            <w:pStyle w:val="13"/>
             <w:tabs>
               <w:tab w:val="right" w:leader="dot" w:pos="8306"/>
             </w:tabs>
@@ -3249,7 +3268,7 @@
             <w:fldChar w:fldCharType="begin"/>
           </w:r>
           <w:r>
-            <w:instrText xml:space="preserve"> HYPERLINK \l _Toc12402 </w:instrText>
+            <w:instrText xml:space="preserve"> HYPERLINK \l _Toc2641 </w:instrText>
           </w:r>
           <w:r>
             <w:fldChar w:fldCharType="separate"/>
@@ -3270,7 +3289,7 @@
             <w:fldChar w:fldCharType="begin"/>
           </w:r>
           <w:r>
-            <w:instrText xml:space="preserve"> PAGEREF _Toc12402 \h </w:instrText>
+            <w:instrText xml:space="preserve"> PAGEREF _Toc2641 \h </w:instrText>
           </w:r>
           <w:r>
             <w:fldChar w:fldCharType="separate"/>
@@ -3287,7 +3306,7 @@
         </w:p>
         <w:p>
           <w:pPr>
-            <w:pStyle w:val="TOC3"/>
+            <w:pStyle w:val="13"/>
             <w:tabs>
               <w:tab w:val="right" w:leader="dot" w:pos="8306"/>
             </w:tabs>
@@ -3296,7 +3315,7 @@
             <w:fldChar w:fldCharType="begin"/>
           </w:r>
           <w:r>
-            <w:instrText xml:space="preserve"> HYPERLINK \l _Toc16592 </w:instrText>
+            <w:instrText xml:space="preserve"> HYPERLINK \l _Toc2032 </w:instrText>
           </w:r>
           <w:r>
             <w:fldChar w:fldCharType="separate"/>
@@ -3317,7 +3336,7 @@
             <w:fldChar w:fldCharType="begin"/>
           </w:r>
           <w:r>
-            <w:instrText xml:space="preserve"> PAGEREF _Toc16592 \h </w:instrText>
+            <w:instrText xml:space="preserve"> PAGEREF _Toc2032 \h </w:instrText>
           </w:r>
           <w:r>
             <w:fldChar w:fldCharType="separate"/>
@@ -3334,7 +3353,7 @@
         </w:p>
         <w:p>
           <w:pPr>
-            <w:pStyle w:val="TOC3"/>
+            <w:pStyle w:val="13"/>
             <w:tabs>
               <w:tab w:val="right" w:leader="dot" w:pos="8306"/>
             </w:tabs>
@@ -3343,7 +3362,7 @@
             <w:fldChar w:fldCharType="begin"/>
           </w:r>
           <w:r>
-            <w:instrText xml:space="preserve"> HYPERLINK \l _Toc22165 </w:instrText>
+            <w:instrText xml:space="preserve"> HYPERLINK \l _Toc4732 </w:instrText>
           </w:r>
           <w:r>
             <w:fldChar w:fldCharType="separate"/>
@@ -3364,7 +3383,7 @@
             <w:fldChar w:fldCharType="begin"/>
           </w:r>
           <w:r>
-            <w:instrText xml:space="preserve"> PAGEREF _Toc22165 \h </w:instrText>
+            <w:instrText xml:space="preserve"> PAGEREF _Toc4732 \h </w:instrText>
           </w:r>
           <w:r>
             <w:fldChar w:fldCharType="separate"/>
@@ -3381,7 +3400,7 @@
         </w:p>
         <w:p>
           <w:pPr>
-            <w:pStyle w:val="TOC2"/>
+            <w:pStyle w:val="17"/>
             <w:tabs>
               <w:tab w:val="right" w:leader="dot" w:pos="8306"/>
             </w:tabs>
@@ -3390,7 +3409,7 @@
             <w:fldChar w:fldCharType="begin"/>
           </w:r>
           <w:r>
-            <w:instrText xml:space="preserve"> HYPERLINK \l _Toc10520 </w:instrText>
+            <w:instrText xml:space="preserve"> HYPERLINK \l _Toc4880 </w:instrText>
           </w:r>
           <w:r>
             <w:fldChar w:fldCharType="separate"/>
@@ -3411,7 +3430,7 @@
             <w:fldChar w:fldCharType="begin"/>
           </w:r>
           <w:r>
-            <w:instrText xml:space="preserve"> PAGEREF _Toc10520 \h </w:instrText>
+            <w:instrText xml:space="preserve"> PAGEREF _Toc4880 \h </w:instrText>
           </w:r>
           <w:r>
             <w:fldChar w:fldCharType="separate"/>
@@ -3428,7 +3447,7 @@
         </w:p>
         <w:p>
           <w:pPr>
-            <w:pStyle w:val="TOC1"/>
+            <w:pStyle w:val="16"/>
             <w:tabs>
               <w:tab w:val="right" w:leader="dot" w:pos="8306"/>
             </w:tabs>
@@ -3437,7 +3456,7 @@
             <w:fldChar w:fldCharType="begin"/>
           </w:r>
           <w:r>
-            <w:instrText xml:space="preserve"> HYPERLINK \l _Toc31946 </w:instrText>
+            <w:instrText xml:space="preserve"> HYPERLINK \l _Toc29018 </w:instrText>
           </w:r>
           <w:r>
             <w:fldChar w:fldCharType="separate"/>
@@ -3458,7 +3477,7 @@
             <w:fldChar w:fldCharType="begin"/>
           </w:r>
           <w:r>
-            <w:instrText xml:space="preserve"> PAGEREF _Toc31946 \h </w:instrText>
+            <w:instrText xml:space="preserve"> PAGEREF _Toc29018 \h </w:instrText>
           </w:r>
           <w:r>
             <w:fldChar w:fldCharType="separate"/>
@@ -3475,7 +3494,7 @@
         </w:p>
         <w:p>
           <w:pPr>
-            <w:pStyle w:val="TOC1"/>
+            <w:pStyle w:val="16"/>
             <w:tabs>
               <w:tab w:val="right" w:leader="dot" w:pos="8306"/>
             </w:tabs>
@@ -3484,7 +3503,7 @@
             <w:fldChar w:fldCharType="begin"/>
           </w:r>
           <w:r>
-            <w:instrText xml:space="preserve"> HYPERLINK \l _Toc19445 </w:instrText>
+            <w:instrText xml:space="preserve"> HYPERLINK \l _Toc13402 </w:instrText>
           </w:r>
           <w:r>
             <w:fldChar w:fldCharType="separate"/>
@@ -3505,7 +3524,7 @@
             <w:fldChar w:fldCharType="begin"/>
           </w:r>
           <w:r>
-            <w:instrText xml:space="preserve"> PAGEREF _Toc19445 \h </w:instrText>
+            <w:instrText xml:space="preserve"> PAGEREF _Toc13402 \h </w:instrText>
           </w:r>
           <w:r>
             <w:fldChar w:fldCharType="separate"/>
@@ -3534,378 +3553,380 @@
     </w:p>
     <w:p>
       <w:pPr>
-        <w:pStyle w:val="1"/>
-        <w:keepNext w:val="0"/>
-        <w:keepLines w:val="0"/>
-        <w:pageBreakBefore w:val="0"/>
-        <w:widowControl w:val="0"/>
-        <w:kinsoku w:val="0"/>
-        <w:wordWrap/>
-        <w:overflowPunct/>
-        <w:topLinePunct w:val="0"/>
-        <w:autoSpaceDE w:val="0"/>
-        <w:autoSpaceDN w:val="0"/>
-        <w:bidi w:val="0"/>
-        <w:adjustRightInd w:val="0"/>
-        <w:snapToGrid w:val="0"/>
-        <w:textAlignment w:val="baseline"/>
-      </w:pPr>
-      <w:bookmarkStart w:id="6" w:name="_Toc2745"/>
+        <w:pStyle w:val="29"/>
+        <w:keepNext w:val="0"/>
+        <w:keepLines w:val="0"/>
+        <w:pageBreakBefore w:val="0"/>
+        <w:widowControl w:val="0"/>
+        <w:kinsoku w:val="0"/>
+        <w:wordWrap/>
+        <w:overflowPunct/>
+        <w:topLinePunct w:val="0"/>
+        <w:autoSpaceDE w:val="0"/>
+        <w:autoSpaceDN w:val="0"/>
+        <w:bidi w:val="0"/>
+        <w:adjustRightInd w:val="0"/>
+        <w:snapToGrid w:val="0"/>
+        <w:textAlignment w:val="baseline"/>
+      </w:pPr>
+      <w:bookmarkStart w:id="5" w:name="_Toc17019"/>
       <w:r>
         <w:t>目的</w:t>
       </w:r>
+      <w:bookmarkEnd w:id="4"/>
       <w:bookmarkEnd w:id="5"/>
+    </w:p>
+    <w:p>
+      <w:pPr>
+        <w:pStyle w:val="30"/>
+        <w:keepNext w:val="0"/>
+        <w:keepLines w:val="0"/>
+        <w:pageBreakBefore w:val="0"/>
+        <w:widowControl w:val="0"/>
+        <w:kinsoku w:val="0"/>
+        <w:wordWrap/>
+        <w:overflowPunct/>
+        <w:topLinePunct w:val="0"/>
+        <w:autoSpaceDE w:val="0"/>
+        <w:autoSpaceDN w:val="0"/>
+        <w:bidi w:val="0"/>
+        <w:adjustRightInd w:val="0"/>
+        <w:snapToGrid w:val="0"/>
+        <w:textAlignment w:val="baseline"/>
+      </w:pPr>
+      <w:r>
+        <w:t>为加强公司备品备件管理，提高资金周转率，加大备品备件使用效率，特制订本制度。</w:t>
+      </w:r>
+    </w:p>
+    <w:p>
+      <w:pPr>
+        <w:pStyle w:val="29"/>
+        <w:keepNext w:val="0"/>
+        <w:keepLines w:val="0"/>
+        <w:pageBreakBefore w:val="0"/>
+        <w:widowControl w:val="0"/>
+        <w:kinsoku w:val="0"/>
+        <w:wordWrap/>
+        <w:overflowPunct/>
+        <w:topLinePunct w:val="0"/>
+        <w:autoSpaceDE w:val="0"/>
+        <w:autoSpaceDN w:val="0"/>
+        <w:bidi w:val="0"/>
+        <w:adjustRightInd w:val="0"/>
+        <w:snapToGrid w:val="0"/>
+        <w:textAlignment w:val="baseline"/>
+      </w:pPr>
+      <w:bookmarkStart w:id="6" w:name="heading_3"/>
+      <w:bookmarkStart w:id="7" w:name="_Toc14282"/>
+      <w:r>
+        <w:t>适用范围</w:t>
+      </w:r>
       <w:bookmarkEnd w:id="6"/>
-    </w:p>
-    <w:p>
-      <w:pPr>
-        <w:pStyle w:val="a1"/>
-        <w:keepNext w:val="0"/>
-        <w:keepLines w:val="0"/>
-        <w:pageBreakBefore w:val="0"/>
-        <w:widowControl w:val="0"/>
-        <w:kinsoku w:val="0"/>
-        <w:wordWrap/>
-        <w:overflowPunct/>
-        <w:topLinePunct w:val="0"/>
-        <w:autoSpaceDE w:val="0"/>
-        <w:autoSpaceDN w:val="0"/>
-        <w:bidi w:val="0"/>
-        <w:adjustRightInd w:val="0"/>
-        <w:snapToGrid w:val="0"/>
-        <w:textAlignment w:val="baseline"/>
-      </w:pPr>
-      <w:r>
-        <w:t>为加强公司备品备件管理，提高资金周转率，加大备品备件使用效率，特制订本制度。</w:t>
-      </w:r>
-    </w:p>
-    <w:p>
-      <w:pPr>
-        <w:pStyle w:val="1"/>
-        <w:keepNext w:val="0"/>
-        <w:keepLines w:val="0"/>
-        <w:pageBreakBefore w:val="0"/>
-        <w:widowControl w:val="0"/>
-        <w:kinsoku w:val="0"/>
-        <w:wordWrap/>
-        <w:overflowPunct/>
-        <w:topLinePunct w:val="0"/>
-        <w:autoSpaceDE w:val="0"/>
-        <w:autoSpaceDN w:val="0"/>
-        <w:bidi w:val="0"/>
-        <w:adjustRightInd w:val="0"/>
-        <w:snapToGrid w:val="0"/>
-        <w:textAlignment w:val="baseline"/>
-      </w:pPr>
-      <w:bookmarkStart w:id="7" w:name="heading_3"/>
-      <w:bookmarkStart w:id="8" w:name="_Toc9059"/>
-      <w:r>
-        <w:t>适用范围</w:t>
-      </w:r>
       <w:bookmarkEnd w:id="7"/>
+    </w:p>
+    <w:p>
+      <w:pPr>
+        <w:pStyle w:val="30"/>
+        <w:keepNext w:val="0"/>
+        <w:keepLines w:val="0"/>
+        <w:pageBreakBefore w:val="0"/>
+        <w:widowControl w:val="0"/>
+        <w:kinsoku w:val="0"/>
+        <w:wordWrap/>
+        <w:overflowPunct/>
+        <w:topLinePunct w:val="0"/>
+        <w:autoSpaceDE w:val="0"/>
+        <w:autoSpaceDN w:val="0"/>
+        <w:bidi w:val="0"/>
+        <w:adjustRightInd w:val="0"/>
+        <w:snapToGrid w:val="0"/>
+        <w:textAlignment w:val="baseline"/>
+      </w:pPr>
+      <w:r>
+        <w:t>本制度适用于公司对备品备件及其使用环境进行管理的一切活动，包括备品备件库的响应、管理、活动定期总结及持续改进等。</w:t>
+      </w:r>
+    </w:p>
+    <w:p>
+      <w:pPr>
+        <w:pStyle w:val="29"/>
+        <w:keepNext w:val="0"/>
+        <w:keepLines w:val="0"/>
+        <w:pageBreakBefore w:val="0"/>
+        <w:widowControl w:val="0"/>
+        <w:kinsoku w:val="0"/>
+        <w:wordWrap/>
+        <w:overflowPunct/>
+        <w:topLinePunct w:val="0"/>
+        <w:autoSpaceDE w:val="0"/>
+        <w:autoSpaceDN w:val="0"/>
+        <w:bidi w:val="0"/>
+        <w:adjustRightInd w:val="0"/>
+        <w:snapToGrid w:val="0"/>
+        <w:textAlignment w:val="baseline"/>
+      </w:pPr>
+      <w:bookmarkStart w:id="8" w:name="heading_4"/>
+      <w:bookmarkStart w:id="9" w:name="_Toc12994"/>
+      <w:r>
+        <w:t>职责</w:t>
+      </w:r>
       <w:bookmarkEnd w:id="8"/>
-    </w:p>
-    <w:p>
-      <w:pPr>
-        <w:pStyle w:val="a1"/>
-        <w:keepNext w:val="0"/>
-        <w:keepLines w:val="0"/>
-        <w:pageBreakBefore w:val="0"/>
-        <w:widowControl w:val="0"/>
-        <w:kinsoku w:val="0"/>
-        <w:wordWrap/>
-        <w:overflowPunct/>
-        <w:topLinePunct w:val="0"/>
-        <w:autoSpaceDE w:val="0"/>
-        <w:autoSpaceDN w:val="0"/>
-        <w:bidi w:val="0"/>
-        <w:adjustRightInd w:val="0"/>
-        <w:snapToGrid w:val="0"/>
-        <w:textAlignment w:val="baseline"/>
-      </w:pPr>
-      <w:r>
-        <w:t>本制度适用于公司对备品备件及其使用环境进行管理的一切活动，包括备品备件库的响应、管理、活动定期总结及持续改进等。</w:t>
-      </w:r>
-    </w:p>
-    <w:p>
-      <w:pPr>
-        <w:pStyle w:val="1"/>
-        <w:keepNext w:val="0"/>
-        <w:keepLines w:val="0"/>
-        <w:pageBreakBefore w:val="0"/>
-        <w:widowControl w:val="0"/>
-        <w:kinsoku w:val="0"/>
-        <w:wordWrap/>
-        <w:overflowPunct/>
-        <w:topLinePunct w:val="0"/>
-        <w:autoSpaceDE w:val="0"/>
-        <w:autoSpaceDN w:val="0"/>
-        <w:bidi w:val="0"/>
-        <w:adjustRightInd w:val="0"/>
-        <w:snapToGrid w:val="0"/>
-        <w:textAlignment w:val="baseline"/>
-      </w:pPr>
-      <w:bookmarkStart w:id="9" w:name="heading_4"/>
-      <w:bookmarkStart w:id="10" w:name="_Toc3974"/>
-      <w:r>
-        <w:t>职责</w:t>
-      </w:r>
       <w:bookmarkEnd w:id="9"/>
+    </w:p>
+    <w:p>
+      <w:pPr>
+        <w:pStyle w:val="31"/>
+        <w:keepNext w:val="0"/>
+        <w:keepLines w:val="0"/>
+        <w:pageBreakBefore w:val="0"/>
+        <w:widowControl w:val="0"/>
+        <w:kinsoku w:val="0"/>
+        <w:wordWrap/>
+        <w:overflowPunct/>
+        <w:topLinePunct w:val="0"/>
+        <w:autoSpaceDE w:val="0"/>
+        <w:autoSpaceDN w:val="0"/>
+        <w:bidi w:val="0"/>
+        <w:adjustRightInd w:val="0"/>
+        <w:snapToGrid w:val="0"/>
+        <w:textAlignment w:val="baseline"/>
+      </w:pPr>
+      <w:bookmarkStart w:id="10" w:name="_Toc30748"/>
+      <w:r>
+        <w:rPr>
+          <w:rFonts w:hint="eastAsia"/>
+          <w:lang w:val="en-US" w:eastAsia="zh-CN"/>
+        </w:rPr>
+        <w:t>运维部</w:t>
+      </w:r>
+      <w:r>
+        <w:t>经理</w:t>
+      </w:r>
       <w:bookmarkEnd w:id="10"/>
     </w:p>
     <w:p>
       <w:pPr>
-        <w:pStyle w:val="2"/>
-        <w:keepNext w:val="0"/>
-        <w:keepLines w:val="0"/>
-        <w:pageBreakBefore w:val="0"/>
-        <w:widowControl w:val="0"/>
-        <w:kinsoku w:val="0"/>
-        <w:wordWrap/>
-        <w:overflowPunct/>
-        <w:topLinePunct w:val="0"/>
-        <w:autoSpaceDE w:val="0"/>
-        <w:autoSpaceDN w:val="0"/>
-        <w:bidi w:val="0"/>
-        <w:adjustRightInd w:val="0"/>
-        <w:snapToGrid w:val="0"/>
-        <w:textAlignment w:val="baseline"/>
-      </w:pPr>
-      <w:bookmarkStart w:id="11" w:name="_Toc15787"/>
-      <w:r>
+        <w:pStyle w:val="30"/>
+        <w:keepNext w:val="0"/>
+        <w:keepLines w:val="0"/>
+        <w:pageBreakBefore w:val="0"/>
+        <w:widowControl w:val="0"/>
+        <w:kinsoku w:val="0"/>
+        <w:wordWrap/>
+        <w:overflowPunct/>
+        <w:topLinePunct w:val="0"/>
+        <w:autoSpaceDE w:val="0"/>
+        <w:autoSpaceDN w:val="0"/>
+        <w:bidi w:val="0"/>
+        <w:adjustRightInd w:val="0"/>
+        <w:snapToGrid w:val="0"/>
+        <w:textAlignment w:val="baseline"/>
+      </w:pPr>
+      <w:r>
+        <w:t>负责公司所有备品备件的备货计划制定，保证备品备件的按时供应，同时尽可能降低库存，减少占用资金。</w:t>
+      </w:r>
+    </w:p>
+    <w:p>
+      <w:pPr>
+        <w:pStyle w:val="31"/>
+        <w:keepNext w:val="0"/>
+        <w:keepLines w:val="0"/>
+        <w:pageBreakBefore w:val="0"/>
+        <w:widowControl w:val="0"/>
+        <w:kinsoku w:val="0"/>
+        <w:wordWrap/>
+        <w:overflowPunct/>
+        <w:topLinePunct w:val="0"/>
+        <w:autoSpaceDE w:val="0"/>
+        <w:autoSpaceDN w:val="0"/>
+        <w:bidi w:val="0"/>
+        <w:adjustRightInd w:val="0"/>
+        <w:snapToGrid w:val="0"/>
+        <w:textAlignment w:val="baseline"/>
         <w:rPr>
           <w:rFonts w:hint="eastAsia"/>
           <w:lang w:val="en-US" w:eastAsia="zh-CN"/>
         </w:rPr>
+      </w:pPr>
+      <w:bookmarkStart w:id="11" w:name="_Toc28795"/>
+      <w:r>
+        <w:rPr>
+          <w:rFonts w:hint="eastAsia"/>
+          <w:lang w:val="en-US" w:eastAsia="zh-CN"/>
+        </w:rPr>
+        <w:t>备件库</w:t>
+      </w:r>
+      <w:bookmarkEnd w:id="11"/>
+    </w:p>
+    <w:p>
+      <w:pPr>
+        <w:pStyle w:val="30"/>
+        <w:keepNext w:val="0"/>
+        <w:keepLines w:val="0"/>
+        <w:pageBreakBefore w:val="0"/>
+        <w:widowControl w:val="0"/>
+        <w:kinsoku w:val="0"/>
+        <w:wordWrap/>
+        <w:overflowPunct/>
+        <w:topLinePunct w:val="0"/>
+        <w:autoSpaceDE w:val="0"/>
+        <w:autoSpaceDN w:val="0"/>
+        <w:bidi w:val="0"/>
+        <w:adjustRightInd w:val="0"/>
+        <w:snapToGrid w:val="0"/>
+        <w:textAlignment w:val="baseline"/>
+      </w:pPr>
+      <w:r>
+        <w:t>负责对</w:t>
+      </w:r>
+      <w:r>
+        <w:rPr>
+          <w:rFonts w:hint="eastAsia"/>
+          <w:lang w:val="en-US" w:eastAsia="zh-CN"/>
+        </w:rPr>
+        <w:t>服务台</w:t>
+      </w:r>
+      <w:r>
+        <w:t>提交的采购计划清单落实采购，确保及时、保质保量提供物资供应。</w:t>
+      </w:r>
+    </w:p>
+    <w:p>
+      <w:pPr>
+        <w:pStyle w:val="31"/>
+        <w:keepNext w:val="0"/>
+        <w:keepLines w:val="0"/>
+        <w:pageBreakBefore w:val="0"/>
+        <w:widowControl w:val="0"/>
+        <w:kinsoku w:val="0"/>
+        <w:wordWrap/>
+        <w:overflowPunct/>
+        <w:topLinePunct w:val="0"/>
+        <w:autoSpaceDE w:val="0"/>
+        <w:autoSpaceDN w:val="0"/>
+        <w:bidi w:val="0"/>
+        <w:adjustRightInd w:val="0"/>
+        <w:snapToGrid w:val="0"/>
+        <w:textAlignment w:val="baseline"/>
+      </w:pPr>
+      <w:bookmarkStart w:id="12" w:name="_Toc11401"/>
+      <w:r>
+        <w:rPr>
+          <w:rFonts w:hint="eastAsia"/>
+          <w:lang w:val="en-US" w:eastAsia="zh-CN"/>
+        </w:rPr>
+        <w:t>备件库专员</w:t>
+      </w:r>
+      <w:bookmarkEnd w:id="12"/>
+    </w:p>
+    <w:p>
+      <w:pPr>
+        <w:pStyle w:val="30"/>
+        <w:keepNext w:val="0"/>
+        <w:keepLines w:val="0"/>
+        <w:pageBreakBefore w:val="0"/>
+        <w:widowControl w:val="0"/>
+        <w:kinsoku w:val="0"/>
+        <w:wordWrap/>
+        <w:overflowPunct/>
+        <w:topLinePunct w:val="0"/>
+        <w:autoSpaceDE w:val="0"/>
+        <w:autoSpaceDN w:val="0"/>
+        <w:bidi w:val="0"/>
+        <w:adjustRightInd w:val="0"/>
+        <w:snapToGrid w:val="0"/>
+        <w:textAlignment w:val="baseline"/>
+      </w:pPr>
+      <w:r>
+        <w:t>负责备品备件的到货确认、送检和入库，并严格按照仓库管理制度要求对物资进行存放和出入库操作。</w:t>
+      </w:r>
+    </w:p>
+    <w:p>
+      <w:pPr>
+        <w:pStyle w:val="31"/>
+        <w:keepNext w:val="0"/>
+        <w:keepLines w:val="0"/>
+        <w:pageBreakBefore w:val="0"/>
+        <w:widowControl w:val="0"/>
+        <w:kinsoku w:val="0"/>
+        <w:wordWrap/>
+        <w:overflowPunct/>
+        <w:topLinePunct w:val="0"/>
+        <w:autoSpaceDE w:val="0"/>
+        <w:autoSpaceDN w:val="0"/>
+        <w:bidi w:val="0"/>
+        <w:adjustRightInd w:val="0"/>
+        <w:snapToGrid w:val="0"/>
+        <w:textAlignment w:val="baseline"/>
+      </w:pPr>
+      <w:bookmarkStart w:id="13" w:name="_Toc19859"/>
+      <w:r>
+        <w:t>备品备件使用部门</w:t>
+      </w:r>
+      <w:bookmarkEnd w:id="13"/>
+    </w:p>
+    <w:p>
+      <w:pPr>
+        <w:pStyle w:val="30"/>
+        <w:keepNext w:val="0"/>
+        <w:keepLines w:val="0"/>
+        <w:pageBreakBefore w:val="0"/>
+        <w:widowControl w:val="0"/>
+        <w:kinsoku w:val="0"/>
+        <w:wordWrap/>
+        <w:overflowPunct/>
+        <w:topLinePunct w:val="0"/>
+        <w:autoSpaceDE w:val="0"/>
+        <w:autoSpaceDN w:val="0"/>
+        <w:bidi w:val="0"/>
+        <w:adjustRightInd w:val="0"/>
+        <w:snapToGrid w:val="0"/>
+        <w:textAlignment w:val="baseline"/>
+      </w:pPr>
+      <w:r>
+        <w:t>负责提供备品备件的使用计划，并安排备品备件的领用和寄修。</w:t>
+      </w:r>
+    </w:p>
+    <w:p>
+      <w:pPr>
+        <w:pStyle w:val="30"/>
+        <w:keepNext w:val="0"/>
+        <w:keepLines w:val="0"/>
+        <w:pageBreakBefore w:val="0"/>
+        <w:widowControl w:val="0"/>
+        <w:kinsoku w:val="0"/>
+        <w:wordWrap/>
+        <w:overflowPunct/>
+        <w:topLinePunct w:val="0"/>
+        <w:autoSpaceDE w:val="0"/>
+        <w:autoSpaceDN w:val="0"/>
+        <w:bidi w:val="0"/>
+        <w:adjustRightInd w:val="0"/>
+        <w:snapToGrid w:val="0"/>
+        <w:textAlignment w:val="baseline"/>
+      </w:pPr>
+      <w:r>
+        <w:rPr>
+          <w:rFonts w:hint="eastAsia"/>
+          <w:lang w:eastAsia="zh-CN"/>
+        </w:rPr>
+        <w:t>备件库</w:t>
+      </w:r>
+      <w:r>
+        <w:t>对备品备件完好性管理、</w:t>
+      </w:r>
+      <w:r>
+        <w:rPr>
+          <w:rFonts w:hint="eastAsia"/>
+          <w:lang w:eastAsia="zh-CN"/>
+        </w:rPr>
         <w:t>运维部</w:t>
       </w:r>
       <w:r>
-        <w:t>经理</w:t>
-      </w:r>
-      <w:bookmarkEnd w:id="11"/>
-    </w:p>
-    <w:p>
-      <w:pPr>
-        <w:pStyle w:val="a1"/>
-        <w:keepNext w:val="0"/>
-        <w:keepLines w:val="0"/>
-        <w:pageBreakBefore w:val="0"/>
-        <w:widowControl w:val="0"/>
-        <w:kinsoku w:val="0"/>
-        <w:wordWrap/>
-        <w:overflowPunct/>
-        <w:topLinePunct w:val="0"/>
-        <w:autoSpaceDE w:val="0"/>
-        <w:autoSpaceDN w:val="0"/>
-        <w:bidi w:val="0"/>
-        <w:adjustRightInd w:val="0"/>
-        <w:snapToGrid w:val="0"/>
-        <w:textAlignment w:val="baseline"/>
-      </w:pPr>
-      <w:r>
-        <w:t>负责公司所有备品备件的备货计划制定，保证备品备件的按时供应，同时尽可能降低库存，减少占用资金。</w:t>
-      </w:r>
-    </w:p>
-    <w:p>
-      <w:pPr>
-        <w:pStyle w:val="2"/>
-        <w:keepNext w:val="0"/>
-        <w:keepLines w:val="0"/>
-        <w:pageBreakBefore w:val="0"/>
-        <w:widowControl w:val="0"/>
-        <w:kinsoku w:val="0"/>
-        <w:wordWrap/>
-        <w:overflowPunct/>
-        <w:topLinePunct w:val="0"/>
-        <w:autoSpaceDE w:val="0"/>
-        <w:autoSpaceDN w:val="0"/>
-        <w:bidi w:val="0"/>
-        <w:adjustRightInd w:val="0"/>
-        <w:snapToGrid w:val="0"/>
-        <w:textAlignment w:val="baseline"/>
-        <w:rPr>
-          <w:rFonts w:hint="eastAsia"/>
-          <w:lang w:val="en-US" w:eastAsia="zh-CN"/>
-        </w:rPr>
-      </w:pPr>
-      <w:bookmarkStart w:id="12" w:name="_Toc23745"/>
-      <w:r>
-        <w:rPr>
-          <w:rFonts w:hint="eastAsia"/>
-          <w:lang w:val="en-US" w:eastAsia="zh-CN"/>
-        </w:rPr>
-        <w:t>备件库</w:t>
-      </w:r>
-      <w:bookmarkEnd w:id="12"/>
-    </w:p>
-    <w:p>
-      <w:pPr>
-        <w:pStyle w:val="a1"/>
-        <w:keepNext w:val="0"/>
-        <w:keepLines w:val="0"/>
-        <w:pageBreakBefore w:val="0"/>
-        <w:widowControl w:val="0"/>
-        <w:kinsoku w:val="0"/>
-        <w:wordWrap/>
-        <w:overflowPunct/>
-        <w:topLinePunct w:val="0"/>
-        <w:autoSpaceDE w:val="0"/>
-        <w:autoSpaceDN w:val="0"/>
-        <w:bidi w:val="0"/>
-        <w:adjustRightInd w:val="0"/>
-        <w:snapToGrid w:val="0"/>
-        <w:textAlignment w:val="baseline"/>
-      </w:pPr>
-      <w:r>
-        <w:t>负责对</w:t>
-      </w:r>
-      <w:r>
-        <w:rPr>
-          <w:rFonts w:hint="eastAsia"/>
-          <w:lang w:val="en-US" w:eastAsia="zh-CN"/>
-        </w:rPr>
-        <w:t>服务台</w:t>
-      </w:r>
-      <w:r>
-        <w:t>提交的采购计划清单落实采购，确保及时、保质保量提供物资供应。</w:t>
-      </w:r>
-    </w:p>
-    <w:p>
-      <w:pPr>
-        <w:pStyle w:val="2"/>
-        <w:keepNext w:val="0"/>
-        <w:keepLines w:val="0"/>
-        <w:pageBreakBefore w:val="0"/>
-        <w:widowControl w:val="0"/>
-        <w:kinsoku w:val="0"/>
-        <w:wordWrap/>
-        <w:overflowPunct/>
-        <w:topLinePunct w:val="0"/>
-        <w:autoSpaceDE w:val="0"/>
-        <w:autoSpaceDN w:val="0"/>
-        <w:bidi w:val="0"/>
-        <w:adjustRightInd w:val="0"/>
-        <w:snapToGrid w:val="0"/>
-        <w:textAlignment w:val="baseline"/>
-      </w:pPr>
-      <w:r>
-        <w:rPr>
-          <w:rFonts w:hint="eastAsia"/>
-          <w:lang w:val="en-US" w:eastAsia="zh-CN"/>
-        </w:rPr>
-        <w:t>备件库专员</w:t>
-      </w:r>
-    </w:p>
-    <w:p>
-      <w:pPr>
-        <w:pStyle w:val="a1"/>
-        <w:keepNext w:val="0"/>
-        <w:keepLines w:val="0"/>
-        <w:pageBreakBefore w:val="0"/>
-        <w:widowControl w:val="0"/>
-        <w:kinsoku w:val="0"/>
-        <w:wordWrap/>
-        <w:overflowPunct/>
-        <w:topLinePunct w:val="0"/>
-        <w:autoSpaceDE w:val="0"/>
-        <w:autoSpaceDN w:val="0"/>
-        <w:bidi w:val="0"/>
-        <w:adjustRightInd w:val="0"/>
-        <w:snapToGrid w:val="0"/>
-        <w:textAlignment w:val="baseline"/>
-      </w:pPr>
-      <w:r>
-        <w:t>负责备品备件的到货确认、送检和入库，并严格按照仓库管理制度要求对物资进行存放和出入库操作。</w:t>
-      </w:r>
-    </w:p>
-    <w:p>
-      <w:pPr>
-        <w:pStyle w:val="2"/>
-        <w:keepNext w:val="0"/>
-        <w:keepLines w:val="0"/>
-        <w:pageBreakBefore w:val="0"/>
-        <w:widowControl w:val="0"/>
-        <w:kinsoku w:val="0"/>
-        <w:wordWrap/>
-        <w:overflowPunct/>
-        <w:topLinePunct w:val="0"/>
-        <w:autoSpaceDE w:val="0"/>
-        <w:autoSpaceDN w:val="0"/>
-        <w:bidi w:val="0"/>
-        <w:adjustRightInd w:val="0"/>
-        <w:snapToGrid w:val="0"/>
-        <w:textAlignment w:val="baseline"/>
-      </w:pPr>
-      <w:bookmarkStart w:id="13" w:name="_Toc25228"/>
-      <w:r>
-        <w:t>备品备件使用部门</w:t>
-      </w:r>
-      <w:bookmarkEnd w:id="13"/>
-    </w:p>
-    <w:p>
-      <w:pPr>
-        <w:pStyle w:val="a1"/>
-        <w:keepNext w:val="0"/>
-        <w:keepLines w:val="0"/>
-        <w:pageBreakBefore w:val="0"/>
-        <w:widowControl w:val="0"/>
-        <w:kinsoku w:val="0"/>
-        <w:wordWrap/>
-        <w:overflowPunct/>
-        <w:topLinePunct w:val="0"/>
-        <w:autoSpaceDE w:val="0"/>
-        <w:autoSpaceDN w:val="0"/>
-        <w:bidi w:val="0"/>
-        <w:adjustRightInd w:val="0"/>
-        <w:snapToGrid w:val="0"/>
-        <w:textAlignment w:val="baseline"/>
-      </w:pPr>
-      <w:r>
-        <w:t>负责提供备品备件的使用计划，并安排备品备件的领用和寄修。</w:t>
-      </w:r>
-    </w:p>
-    <w:p>
-      <w:pPr>
-        <w:pStyle w:val="a1"/>
-        <w:keepNext w:val="0"/>
-        <w:keepLines w:val="0"/>
-        <w:pageBreakBefore w:val="0"/>
-        <w:widowControl w:val="0"/>
-        <w:kinsoku w:val="0"/>
-        <w:wordWrap/>
-        <w:overflowPunct/>
-        <w:topLinePunct w:val="0"/>
-        <w:autoSpaceDE w:val="0"/>
-        <w:autoSpaceDN w:val="0"/>
-        <w:bidi w:val="0"/>
-        <w:adjustRightInd w:val="0"/>
-        <w:snapToGrid w:val="0"/>
-        <w:textAlignment w:val="baseline"/>
-      </w:pPr>
-      <w:r>
-        <w:rPr>
-          <w:rFonts w:hint="eastAsia"/>
-          <w:lang w:eastAsia="zh-CN"/>
-        </w:rPr>
-        <w:t>备件库</w:t>
-      </w:r>
-      <w:r>
-        <w:t>对备品备件完好性管理、</w:t>
-      </w:r>
-      <w:r>
-        <w:rPr>
-          <w:rFonts w:hint="eastAsia"/>
-          <w:lang w:eastAsia="zh-CN"/>
-        </w:rPr>
-        <w:t>运维部</w:t>
-      </w:r>
-      <w:r>
         <w:t>对完好性检测的技术支持。</w:t>
       </w:r>
     </w:p>
     <w:p>
       <w:pPr>
-        <w:pStyle w:val="1"/>
+        <w:pStyle w:val="29"/>
         <w:keepNext w:val="0"/>
         <w:keepLines w:val="0"/>
         <w:pageBreakBefore w:val="0"/>
@@ -3922,7 +3943,7 @@
         <w:textAlignment w:val="baseline"/>
       </w:pPr>
       <w:bookmarkStart w:id="14" w:name="heading_5"/>
-      <w:bookmarkStart w:id="15" w:name="_Toc14305"/>
+      <w:bookmarkStart w:id="15" w:name="_Toc23753"/>
       <w:r>
         <w:t>备品备件的分类和定义</w:t>
       </w:r>
@@ -3931,7 +3952,7 @@
     </w:p>
     <w:p>
       <w:pPr>
-        <w:pStyle w:val="a1"/>
+        <w:pStyle w:val="30"/>
         <w:keepNext w:val="0"/>
         <w:keepLines w:val="0"/>
         <w:pageBreakBefore w:val="0"/>
@@ -3953,7 +3974,7 @@
     </w:p>
     <w:p>
       <w:pPr>
-        <w:pStyle w:val="a1"/>
+        <w:pStyle w:val="30"/>
         <w:keepNext w:val="0"/>
         <w:keepLines w:val="0"/>
         <w:pageBreakBefore w:val="0"/>
@@ -3975,7 +3996,7 @@
     </w:p>
     <w:p>
       <w:pPr>
-        <w:pStyle w:val="a1"/>
+        <w:pStyle w:val="30"/>
         <w:keepNext w:val="0"/>
         <w:keepLines w:val="0"/>
         <w:pageBreakBefore w:val="0"/>
@@ -3997,7 +4018,7 @@
     </w:p>
     <w:p>
       <w:pPr>
-        <w:pStyle w:val="1"/>
+        <w:pStyle w:val="29"/>
         <w:keepNext w:val="0"/>
         <w:keepLines w:val="0"/>
         <w:pageBreakBefore w:val="0"/>
@@ -4014,7 +4035,7 @@
         <w:textAlignment w:val="baseline"/>
       </w:pPr>
       <w:bookmarkStart w:id="16" w:name="heading_6"/>
-      <w:bookmarkStart w:id="17" w:name="_Toc23428"/>
+      <w:bookmarkStart w:id="17" w:name="_Toc16983"/>
       <w:r>
         <w:t>备品备件库的响应级别管理</w:t>
       </w:r>
@@ -4023,7 +4044,7 @@
     </w:p>
     <w:p>
       <w:pPr>
-        <w:pStyle w:val="a1"/>
+        <w:pStyle w:val="30"/>
         <w:keepNext w:val="0"/>
         <w:keepLines w:val="0"/>
         <w:pageBreakBefore w:val="0"/>
@@ -4045,7 +4066,7 @@
     </w:p>
     <w:p>
       <w:pPr>
-        <w:pStyle w:val="2"/>
+        <w:pStyle w:val="31"/>
         <w:keepNext w:val="0"/>
         <w:keepLines w:val="0"/>
         <w:pageBreakBefore w:val="0"/>
@@ -4062,7 +4083,7 @@
         <w:textAlignment w:val="baseline"/>
       </w:pPr>
       <w:bookmarkStart w:id="18" w:name="heading_7"/>
-      <w:bookmarkStart w:id="19" w:name="_Toc9513"/>
+      <w:bookmarkStart w:id="19" w:name="_Toc22920"/>
       <w:r>
         <w:t>故障级别判定原则</w:t>
       </w:r>
@@ -4071,7 +4092,7 @@
     </w:p>
     <w:p>
       <w:pPr>
-        <w:pStyle w:val="a1"/>
+        <w:pStyle w:val="30"/>
         <w:keepNext w:val="0"/>
         <w:keepLines w:val="0"/>
         <w:pageBreakBefore w:val="0"/>
@@ -4093,7 +4114,7 @@
     </w:p>
     <w:p>
       <w:pPr>
-        <w:pStyle w:val="a1"/>
+        <w:pStyle w:val="30"/>
         <w:keepNext w:val="0"/>
         <w:keepLines w:val="0"/>
         <w:pageBreakBefore w:val="0"/>
@@ -4115,7 +4136,7 @@
     </w:p>
     <w:p>
       <w:pPr>
-        <w:pStyle w:val="a1"/>
+        <w:pStyle w:val="30"/>
         <w:keepNext w:val="0"/>
         <w:keepLines w:val="0"/>
         <w:pageBreakBefore w:val="0"/>
@@ -4137,24 +4158,24 @@
     </w:p>
     <w:p>
       <w:pPr>
-        <w:pStyle w:val="2"/>
-        <w:keepNext w:val="0"/>
-        <w:keepLines w:val="0"/>
-        <w:pageBreakBefore w:val="0"/>
-        <w:widowControl w:val="0"/>
-        <w:kinsoku w:val="0"/>
-        <w:wordWrap/>
-        <w:overflowPunct/>
-        <w:topLinePunct w:val="0"/>
-        <w:autoSpaceDE w:val="0"/>
-        <w:autoSpaceDN w:val="0"/>
-        <w:bidi w:val="0"/>
-        <w:adjustRightInd w:val="0"/>
-        <w:snapToGrid w:val="0"/>
-        <w:textAlignment w:val="baseline"/>
-      </w:pPr>
-      <w:bookmarkStart w:id="20" w:name="_Toc3139"/>
-      <w:bookmarkStart w:id="21" w:name="heading_8"/>
+        <w:pStyle w:val="31"/>
+        <w:keepNext w:val="0"/>
+        <w:keepLines w:val="0"/>
+        <w:pageBreakBefore w:val="0"/>
+        <w:widowControl w:val="0"/>
+        <w:kinsoku w:val="0"/>
+        <w:wordWrap/>
+        <w:overflowPunct/>
+        <w:topLinePunct w:val="0"/>
+        <w:autoSpaceDE w:val="0"/>
+        <w:autoSpaceDN w:val="0"/>
+        <w:bidi w:val="0"/>
+        <w:adjustRightInd w:val="0"/>
+        <w:snapToGrid w:val="0"/>
+        <w:textAlignment w:val="baseline"/>
+      </w:pPr>
+      <w:bookmarkStart w:id="20" w:name="heading_8"/>
+      <w:bookmarkStart w:id="21" w:name="_Toc30740"/>
       <w:r>
         <w:t>响应级别定义</w:t>
       </w:r>
@@ -4163,7 +4184,7 @@
     </w:p>
     <w:p>
       <w:pPr>
-        <w:pStyle w:val="a1"/>
+        <w:pStyle w:val="30"/>
         <w:keepNext w:val="0"/>
         <w:keepLines w:val="0"/>
         <w:pageBreakBefore w:val="0"/>
@@ -4185,7 +4206,7 @@
     </w:p>
     <w:p>
       <w:pPr>
-        <w:pStyle w:val="a1"/>
+        <w:pStyle w:val="30"/>
         <w:keepNext w:val="0"/>
         <w:keepLines w:val="0"/>
         <w:pageBreakBefore w:val="0"/>
@@ -4207,7 +4228,7 @@
     </w:p>
     <w:p>
       <w:pPr>
-        <w:pStyle w:val="a1"/>
+        <w:pStyle w:val="30"/>
         <w:keepNext w:val="0"/>
         <w:keepLines w:val="0"/>
         <w:pageBreakBefore w:val="0"/>
@@ -4229,7 +4250,7 @@
     </w:p>
     <w:p>
       <w:pPr>
-        <w:pStyle w:val="a1"/>
+        <w:pStyle w:val="30"/>
         <w:keepNext w:val="0"/>
         <w:keepLines w:val="0"/>
         <w:pageBreakBefore w:val="0"/>
@@ -4261,24 +4282,24 @@
     </w:p>
     <w:p>
       <w:pPr>
-        <w:pStyle w:val="1"/>
-        <w:keepNext w:val="0"/>
-        <w:keepLines w:val="0"/>
-        <w:pageBreakBefore w:val="0"/>
-        <w:widowControl w:val="0"/>
-        <w:kinsoku w:val="0"/>
-        <w:wordWrap/>
-        <w:overflowPunct/>
-        <w:topLinePunct w:val="0"/>
-        <w:autoSpaceDE w:val="0"/>
-        <w:autoSpaceDN w:val="0"/>
-        <w:bidi w:val="0"/>
-        <w:adjustRightInd w:val="0"/>
-        <w:snapToGrid w:val="0"/>
-        <w:textAlignment w:val="baseline"/>
-      </w:pPr>
-      <w:bookmarkStart w:id="22" w:name="_Toc9670"/>
-      <w:bookmarkStart w:id="23" w:name="heading_9"/>
+        <w:pStyle w:val="29"/>
+        <w:keepNext w:val="0"/>
+        <w:keepLines w:val="0"/>
+        <w:pageBreakBefore w:val="0"/>
+        <w:widowControl w:val="0"/>
+        <w:kinsoku w:val="0"/>
+        <w:wordWrap/>
+        <w:overflowPunct/>
+        <w:topLinePunct w:val="0"/>
+        <w:autoSpaceDE w:val="0"/>
+        <w:autoSpaceDN w:val="0"/>
+        <w:bidi w:val="0"/>
+        <w:adjustRightInd w:val="0"/>
+        <w:snapToGrid w:val="0"/>
+        <w:textAlignment w:val="baseline"/>
+      </w:pPr>
+      <w:bookmarkStart w:id="22" w:name="heading_9"/>
+      <w:bookmarkStart w:id="23" w:name="_Toc32007"/>
       <w:r>
         <w:t>备品备件规则</w:t>
       </w:r>
@@ -4287,7 +4308,7 @@
     </w:p>
     <w:p>
       <w:pPr>
-        <w:pStyle w:val="a1"/>
+        <w:pStyle w:val="30"/>
         <w:keepNext w:val="0"/>
         <w:keepLines w:val="0"/>
         <w:pageBreakBefore w:val="0"/>
@@ -4336,7 +4357,7 @@
     </w:p>
     <w:p>
       <w:pPr>
-        <w:pStyle w:val="1"/>
+        <w:pStyle w:val="29"/>
         <w:keepNext w:val="0"/>
         <w:keepLines w:val="0"/>
         <w:pageBreakBefore w:val="0"/>
@@ -4353,7 +4374,307 @@
         <w:textAlignment w:val="baseline"/>
       </w:pPr>
       <w:bookmarkStart w:id="24" w:name="heading_10"/>
-      <w:bookmarkStart w:id="25" w:name="_Toc23545"/>
+      <w:bookmarkStart w:id="25" w:name="_Toc26016"/>
+      <w:r>
+        <w:rPr>
+          <w:rFonts w:hint="eastAsia"/>
+          <w:lang w:val="en-US" w:eastAsia="zh-CN"/>
+        </w:rPr>
+        <w:t>应急采购</w:t>
+      </w:r>
+    </w:p>
+    <w:p>
+      <w:pPr>
+        <w:pStyle w:val="30"/>
+        <w:rPr>
+          <w:rFonts w:hint="eastAsia"/>
+        </w:rPr>
+      </w:pPr>
+      <w:r>
+        <w:rPr>
+          <w:rFonts w:hint="eastAsia"/>
+        </w:rPr>
+        <w:t>为应对突发故障、紧急项目需求或计划外备件短缺，保障运维服务不中断，特设立应急采购机制。</w:t>
+      </w:r>
+    </w:p>
+    <w:p>
+      <w:pPr>
+        <w:pStyle w:val="31"/>
+        <w:bidi w:val="0"/>
+        <w:rPr>
+          <w:rFonts w:hint="eastAsia"/>
+        </w:rPr>
+      </w:pPr>
+      <w:r>
+        <w:rPr>
+          <w:rFonts w:hint="eastAsia"/>
+        </w:rPr>
+        <w:t>应急采购触发条件</w:t>
+      </w:r>
+    </w:p>
+    <w:p>
+      <w:pPr>
+        <w:pStyle w:val="30"/>
+        <w:rPr>
+          <w:rFonts w:hint="eastAsia"/>
+        </w:rPr>
+      </w:pPr>
+      <w:r>
+        <w:rPr>
+          <w:rFonts w:hint="eastAsia"/>
+        </w:rPr>
+        <w:t>符合以下任一情形，可启动应急采购流程：</w:t>
+      </w:r>
+    </w:p>
+    <w:p>
+      <w:pPr>
+        <w:pStyle w:val="30"/>
+        <w:rPr>
+          <w:rFonts w:hint="eastAsia"/>
+        </w:rPr>
+      </w:pPr>
+      <w:r>
+        <w:rPr>
+          <w:rFonts w:hint="eastAsia"/>
+        </w:rPr>
+        <w:t>发生一级或二级</w:t>
+      </w:r>
+      <w:bookmarkStart w:id="48" w:name="_GoBack"/>
+      <w:bookmarkEnd w:id="48"/>
+      <w:r>
+        <w:rPr>
+          <w:rFonts w:hint="eastAsia"/>
+        </w:rPr>
+        <w:t>故障，且现有库存无法满足修复需求；</w:t>
+      </w:r>
+    </w:p>
+    <w:p>
+      <w:pPr>
+        <w:pStyle w:val="30"/>
+        <w:rPr>
+          <w:rFonts w:hint="eastAsia"/>
+        </w:rPr>
+      </w:pPr>
+      <w:r>
+        <w:rPr>
+          <w:rFonts w:hint="eastAsia"/>
+        </w:rPr>
+        <w:t>备品备件使用部门提出紧急需求，且常规采购周期无法满足时限要求；</w:t>
+      </w:r>
+    </w:p>
+    <w:p>
+      <w:pPr>
+        <w:pStyle w:val="30"/>
+        <w:rPr>
+          <w:rFonts w:hint="eastAsia"/>
+        </w:rPr>
+      </w:pPr>
+      <w:r>
+        <w:rPr>
+          <w:rFonts w:hint="eastAsia"/>
+        </w:rPr>
+        <w:t>合同或客户明确要求特急响应的特殊情况；</w:t>
+      </w:r>
+    </w:p>
+    <w:p>
+      <w:pPr>
+        <w:pStyle w:val="30"/>
+        <w:rPr>
+          <w:rFonts w:hint="eastAsia"/>
+        </w:rPr>
+      </w:pPr>
+      <w:r>
+        <w:rPr>
+          <w:rFonts w:hint="eastAsia"/>
+        </w:rPr>
+        <w:t>其他经运维部经理认定为紧急的情况。</w:t>
+      </w:r>
+    </w:p>
+    <w:p>
+      <w:pPr>
+        <w:pStyle w:val="31"/>
+        <w:bidi w:val="0"/>
+        <w:rPr>
+          <w:rFonts w:hint="eastAsia"/>
+        </w:rPr>
+      </w:pPr>
+      <w:r>
+        <w:rPr>
+          <w:rFonts w:hint="eastAsia"/>
+        </w:rPr>
+        <w:t>应急采购流程</w:t>
+      </w:r>
+    </w:p>
+    <w:p>
+      <w:pPr>
+        <w:pStyle w:val="30"/>
+        <w:rPr>
+          <w:rFonts w:hint="eastAsia"/>
+        </w:rPr>
+      </w:pPr>
+      <w:r>
+        <w:rPr>
+          <w:rFonts w:hint="eastAsia"/>
+        </w:rPr>
+        <w:t>应急采购应遵循“快速响应、事后补单、闭环管理”的原则，具体流程如下：</w:t>
+      </w:r>
+    </w:p>
+    <w:p>
+      <w:pPr>
+        <w:pStyle w:val="30"/>
+        <w:rPr>
+          <w:rFonts w:hint="eastAsia"/>
+        </w:rPr>
+      </w:pPr>
+      <w:r>
+        <w:rPr>
+          <w:rFonts w:hint="eastAsia"/>
+        </w:rPr>
+        <w:t>发起申请：使用部门或服务台填写《应急采购申请单》，说明紧急事由、所需物资、需求时限等，并通过电话、即时通讯等方式先行报备运维部经理；</w:t>
+      </w:r>
+    </w:p>
+    <w:p>
+      <w:pPr>
+        <w:pStyle w:val="30"/>
+        <w:rPr>
+          <w:rFonts w:hint="eastAsia"/>
+        </w:rPr>
+      </w:pPr>
+      <w:r>
+        <w:rPr>
+          <w:rFonts w:hint="eastAsia"/>
+        </w:rPr>
+        <w:t>快速审批：运维部经理在2小时内完成审批，必要时同步报备分管副总；</w:t>
+      </w:r>
+    </w:p>
+    <w:p>
+      <w:pPr>
+        <w:pStyle w:val="30"/>
+        <w:rPr>
+          <w:rFonts w:hint="eastAsia"/>
+        </w:rPr>
+      </w:pPr>
+      <w:r>
+        <w:rPr>
+          <w:rFonts w:hint="eastAsia"/>
+        </w:rPr>
+        <w:t>采购执行：采购部接到应急采购指令后，优先安排资源，采取绿色通道方式落实采购，确保在规定时限内完成物资供应；</w:t>
+      </w:r>
+    </w:p>
+    <w:p>
+      <w:pPr>
+        <w:pStyle w:val="30"/>
+        <w:rPr>
+          <w:rFonts w:hint="eastAsia"/>
+        </w:rPr>
+      </w:pPr>
+      <w:r>
+        <w:rPr>
+          <w:rFonts w:hint="eastAsia"/>
+        </w:rPr>
+        <w:t>补录手续：应急采购完成后，发起单位应在3个工作日内补全《应急采购申请单》及相关采购单据，完成正式审批流程，归档备查；</w:t>
+      </w:r>
+    </w:p>
+    <w:p>
+      <w:pPr>
+        <w:pStyle w:val="30"/>
+        <w:rPr>
+          <w:rFonts w:hint="eastAsia"/>
+        </w:rPr>
+      </w:pPr>
+      <w:r>
+        <w:rPr>
+          <w:rFonts w:hint="eastAsia"/>
+        </w:rPr>
+        <w:t>入库登记：物资到货后，备件库专员应立即办理入库手续，并在《备品备件库存月报》中注明为应急采购物资。</w:t>
+      </w:r>
+    </w:p>
+    <w:p>
+      <w:pPr>
+        <w:pStyle w:val="31"/>
+        <w:bidi w:val="0"/>
+        <w:rPr>
+          <w:rFonts w:hint="eastAsia"/>
+        </w:rPr>
+      </w:pPr>
+      <w:r>
+        <w:rPr>
+          <w:rFonts w:hint="eastAsia"/>
+        </w:rPr>
+        <w:t>应急采购注意事项</w:t>
+      </w:r>
+    </w:p>
+    <w:p>
+      <w:pPr>
+        <w:pStyle w:val="30"/>
+        <w:rPr>
+          <w:rFonts w:hint="eastAsia"/>
+        </w:rPr>
+      </w:pPr>
+      <w:r>
+        <w:rPr>
+          <w:rFonts w:hint="eastAsia"/>
+        </w:rPr>
+        <w:t>应急采购不得规避正常审批流程，所有应急采购均需事后补单并存档；</w:t>
+      </w:r>
+    </w:p>
+    <w:p>
+      <w:pPr>
+        <w:pStyle w:val="30"/>
+        <w:rPr>
+          <w:rFonts w:hint="eastAsia"/>
+        </w:rPr>
+      </w:pPr>
+      <w:r>
+        <w:rPr>
+          <w:rFonts w:hint="eastAsia"/>
+        </w:rPr>
+        <w:t>应急采购频次和金额应纳入季度KPI分析，作为备货计划优化依据；</w:t>
+      </w:r>
+    </w:p>
+    <w:p>
+      <w:pPr>
+        <w:pStyle w:val="30"/>
+        <w:rPr>
+          <w:rFonts w:hint="eastAsia"/>
+        </w:rPr>
+      </w:pPr>
+      <w:r>
+        <w:rPr>
+          <w:rFonts w:hint="eastAsia"/>
+        </w:rPr>
+        <w:t>对因应急采购产生的额外费用，应如实记录并说明原因；</w:t>
+      </w:r>
+    </w:p>
+    <w:p>
+      <w:pPr>
+        <w:pStyle w:val="30"/>
+      </w:pPr>
+      <w:r>
+        <w:rPr>
+          <w:rFonts w:hint="eastAsia"/>
+        </w:rPr>
+        <w:t>应急采购物资应优先用于紧急需求，使用后及时补充库存，防止重复触发应急机制。</w:t>
+      </w:r>
+    </w:p>
+    <w:p>
+      <w:pPr>
+        <w:pStyle w:val="29"/>
+        <w:keepNext w:val="0"/>
+        <w:keepLines w:val="0"/>
+        <w:pageBreakBefore w:val="0"/>
+        <w:widowControl w:val="0"/>
+        <w:kinsoku w:val="0"/>
+        <w:wordWrap/>
+        <w:overflowPunct/>
+        <w:topLinePunct w:val="0"/>
+        <w:autoSpaceDE w:val="0"/>
+        <w:autoSpaceDN w:val="0"/>
+        <w:bidi w:val="0"/>
+        <w:adjustRightInd w:val="0"/>
+        <w:snapToGrid w:val="0"/>
+        <w:textAlignment w:val="baseline"/>
+      </w:pPr>
       <w:r>
         <w:t>备品备件备货出入库流程</w:t>
       </w:r>
@@ -4362,7 +4683,7 @@
     </w:p>
     <w:p>
       <w:pPr>
-        <w:pStyle w:val="2"/>
+        <w:pStyle w:val="31"/>
         <w:keepNext w:val="0"/>
         <w:keepLines w:val="0"/>
         <w:pageBreakBefore w:val="0"/>
@@ -4379,7 +4700,7 @@
         <w:textAlignment w:val="baseline"/>
       </w:pPr>
       <w:bookmarkStart w:id="26" w:name="heading_11"/>
-      <w:bookmarkStart w:id="27" w:name="_Toc9122"/>
+      <w:bookmarkStart w:id="27" w:name="_Toc14830"/>
       <w:r>
         <w:t>入库流程</w:t>
       </w:r>
@@ -4388,7 +4709,7 @@
     </w:p>
     <w:p>
       <w:pPr>
-        <w:pStyle w:val="a1"/>
+        <w:pStyle w:val="30"/>
         <w:keepNext w:val="0"/>
         <w:keepLines w:val="0"/>
         <w:pageBreakBefore w:val="0"/>
@@ -4410,7 +4731,7 @@
     </w:p>
     <w:p>
       <w:pPr>
-        <w:pStyle w:val="a1"/>
+        <w:pStyle w:val="30"/>
         <w:keepNext w:val="0"/>
         <w:keepLines w:val="0"/>
         <w:pageBreakBefore w:val="0"/>
@@ -4486,24 +4807,24 @@
     </w:p>
     <w:p>
       <w:pPr>
-        <w:pStyle w:val="2"/>
-        <w:keepNext w:val="0"/>
-        <w:keepLines w:val="0"/>
-        <w:pageBreakBefore w:val="0"/>
-        <w:widowControl w:val="0"/>
-        <w:kinsoku w:val="0"/>
-        <w:wordWrap/>
-        <w:overflowPunct/>
-        <w:topLinePunct w:val="0"/>
-        <w:autoSpaceDE w:val="0"/>
-        <w:autoSpaceDN w:val="0"/>
-        <w:bidi w:val="0"/>
-        <w:adjustRightInd w:val="0"/>
-        <w:snapToGrid w:val="0"/>
-        <w:textAlignment w:val="baseline"/>
-      </w:pPr>
-      <w:bookmarkStart w:id="28" w:name="_Toc30350"/>
-      <w:bookmarkStart w:id="29" w:name="heading_12"/>
+        <w:pStyle w:val="31"/>
+        <w:keepNext w:val="0"/>
+        <w:keepLines w:val="0"/>
+        <w:pageBreakBefore w:val="0"/>
+        <w:widowControl w:val="0"/>
+        <w:kinsoku w:val="0"/>
+        <w:wordWrap/>
+        <w:overflowPunct/>
+        <w:topLinePunct w:val="0"/>
+        <w:autoSpaceDE w:val="0"/>
+        <w:autoSpaceDN w:val="0"/>
+        <w:bidi w:val="0"/>
+        <w:adjustRightInd w:val="0"/>
+        <w:snapToGrid w:val="0"/>
+        <w:textAlignment w:val="baseline"/>
+      </w:pPr>
+      <w:bookmarkStart w:id="28" w:name="heading_12"/>
+      <w:bookmarkStart w:id="29" w:name="_Toc30057"/>
       <w:r>
         <w:t>出库流程</w:t>
       </w:r>
@@ -4512,7 +4833,7 @@
     </w:p>
     <w:p>
       <w:pPr>
-        <w:pStyle w:val="a1"/>
+        <w:pStyle w:val="30"/>
         <w:keepNext w:val="0"/>
         <w:keepLines w:val="0"/>
         <w:pageBreakBefore w:val="0"/>
@@ -4534,7 +4855,7 @@
     </w:p>
     <w:p>
       <w:pPr>
-        <w:pStyle w:val="a1"/>
+        <w:pStyle w:val="30"/>
         <w:keepNext w:val="0"/>
         <w:keepLines w:val="0"/>
         <w:pageBreakBefore w:val="0"/>
@@ -4586,24 +4907,24 @@
     </w:p>
     <w:p>
       <w:pPr>
-        <w:pStyle w:val="2"/>
-        <w:keepNext w:val="0"/>
-        <w:keepLines w:val="0"/>
-        <w:pageBreakBefore w:val="0"/>
-        <w:widowControl w:val="0"/>
-        <w:kinsoku w:val="0"/>
-        <w:wordWrap/>
-        <w:overflowPunct/>
-        <w:topLinePunct w:val="0"/>
-        <w:autoSpaceDE w:val="0"/>
-        <w:autoSpaceDN w:val="0"/>
-        <w:bidi w:val="0"/>
-        <w:adjustRightInd w:val="0"/>
-        <w:snapToGrid w:val="0"/>
-        <w:textAlignment w:val="baseline"/>
-      </w:pPr>
-      <w:bookmarkStart w:id="30" w:name="_Toc1536"/>
-      <w:bookmarkStart w:id="31" w:name="heading_13"/>
+        <w:pStyle w:val="31"/>
+        <w:keepNext w:val="0"/>
+        <w:keepLines w:val="0"/>
+        <w:pageBreakBefore w:val="0"/>
+        <w:widowControl w:val="0"/>
+        <w:kinsoku w:val="0"/>
+        <w:wordWrap/>
+        <w:overflowPunct/>
+        <w:topLinePunct w:val="0"/>
+        <w:autoSpaceDE w:val="0"/>
+        <w:autoSpaceDN w:val="0"/>
+        <w:bidi w:val="0"/>
+        <w:adjustRightInd w:val="0"/>
+        <w:snapToGrid w:val="0"/>
+        <w:textAlignment w:val="baseline"/>
+      </w:pPr>
+      <w:bookmarkStart w:id="30" w:name="heading_13"/>
+      <w:bookmarkStart w:id="31" w:name="_Toc12727"/>
       <w:r>
         <w:t>出入库管理及注意事项</w:t>
       </w:r>
@@ -4612,24 +4933,24 @@
     </w:p>
     <w:p>
       <w:pPr>
-        <w:pStyle w:val="3"/>
-        <w:keepNext w:val="0"/>
-        <w:keepLines w:val="0"/>
-        <w:pageBreakBefore w:val="0"/>
-        <w:widowControl w:val="0"/>
-        <w:kinsoku w:val="0"/>
-        <w:wordWrap/>
-        <w:overflowPunct/>
-        <w:topLinePunct w:val="0"/>
-        <w:autoSpaceDE w:val="0"/>
-        <w:autoSpaceDN w:val="0"/>
-        <w:bidi w:val="0"/>
-        <w:adjustRightInd w:val="0"/>
-        <w:snapToGrid w:val="0"/>
-        <w:textAlignment w:val="baseline"/>
-      </w:pPr>
-      <w:bookmarkStart w:id="32" w:name="_Toc27962"/>
-      <w:bookmarkStart w:id="33" w:name="heading_14"/>
+        <w:pStyle w:val="32"/>
+        <w:keepNext w:val="0"/>
+        <w:keepLines w:val="0"/>
+        <w:pageBreakBefore w:val="0"/>
+        <w:widowControl w:val="0"/>
+        <w:kinsoku w:val="0"/>
+        <w:wordWrap/>
+        <w:overflowPunct/>
+        <w:topLinePunct w:val="0"/>
+        <w:autoSpaceDE w:val="0"/>
+        <w:autoSpaceDN w:val="0"/>
+        <w:bidi w:val="0"/>
+        <w:adjustRightInd w:val="0"/>
+        <w:snapToGrid w:val="0"/>
+        <w:textAlignment w:val="baseline"/>
+      </w:pPr>
+      <w:bookmarkStart w:id="32" w:name="heading_14"/>
+      <w:bookmarkStart w:id="33" w:name="_Toc10427"/>
       <w:r>
         <w:t>备品备件的入库检验</w:t>
       </w:r>
@@ -4638,7 +4959,7 @@
     </w:p>
     <w:p>
       <w:pPr>
-        <w:pStyle w:val="a1"/>
+        <w:pStyle w:val="30"/>
         <w:keepNext w:val="0"/>
         <w:keepLines w:val="0"/>
         <w:pageBreakBefore w:val="0"/>
@@ -4670,24 +4991,24 @@
     </w:p>
     <w:p>
       <w:pPr>
-        <w:pStyle w:val="3"/>
-        <w:keepNext w:val="0"/>
-        <w:keepLines w:val="0"/>
-        <w:pageBreakBefore w:val="0"/>
-        <w:widowControl w:val="0"/>
-        <w:kinsoku w:val="0"/>
-        <w:wordWrap/>
-        <w:overflowPunct/>
-        <w:topLinePunct w:val="0"/>
-        <w:autoSpaceDE w:val="0"/>
-        <w:autoSpaceDN w:val="0"/>
-        <w:bidi w:val="0"/>
-        <w:adjustRightInd w:val="0"/>
-        <w:snapToGrid w:val="0"/>
-        <w:textAlignment w:val="baseline"/>
-      </w:pPr>
-      <w:bookmarkStart w:id="34" w:name="_Toc11343"/>
-      <w:bookmarkStart w:id="35" w:name="heading_15"/>
+        <w:pStyle w:val="32"/>
+        <w:keepNext w:val="0"/>
+        <w:keepLines w:val="0"/>
+        <w:pageBreakBefore w:val="0"/>
+        <w:widowControl w:val="0"/>
+        <w:kinsoku w:val="0"/>
+        <w:wordWrap/>
+        <w:overflowPunct/>
+        <w:topLinePunct w:val="0"/>
+        <w:autoSpaceDE w:val="0"/>
+        <w:autoSpaceDN w:val="0"/>
+        <w:bidi w:val="0"/>
+        <w:adjustRightInd w:val="0"/>
+        <w:snapToGrid w:val="0"/>
+        <w:textAlignment w:val="baseline"/>
+      </w:pPr>
+      <w:bookmarkStart w:id="34" w:name="heading_15"/>
+      <w:bookmarkStart w:id="35" w:name="_Toc5972"/>
       <w:r>
         <w:t>备品备件的出库</w:t>
       </w:r>
@@ -4696,7 +5017,7 @@
     </w:p>
     <w:p>
       <w:pPr>
-        <w:pStyle w:val="a1"/>
+        <w:pStyle w:val="30"/>
         <w:keepNext w:val="0"/>
         <w:keepLines w:val="0"/>
         <w:pageBreakBefore w:val="0"/>
@@ -4738,7 +5059,7 @@
     </w:p>
     <w:p>
       <w:pPr>
-        <w:pStyle w:val="a1"/>
+        <w:pStyle w:val="30"/>
         <w:keepNext w:val="0"/>
         <w:keepLines w:val="0"/>
         <w:pageBreakBefore w:val="0"/>
@@ -4760,7 +5081,7 @@
     </w:p>
     <w:p>
       <w:pPr>
-        <w:pStyle w:val="a1"/>
+        <w:pStyle w:val="30"/>
         <w:keepNext w:val="0"/>
         <w:keepLines w:val="0"/>
         <w:pageBreakBefore w:val="0"/>
@@ -4792,24 +5113,24 @@
     </w:p>
     <w:p>
       <w:pPr>
-        <w:pStyle w:val="3"/>
-        <w:keepNext w:val="0"/>
-        <w:keepLines w:val="0"/>
-        <w:pageBreakBefore w:val="0"/>
-        <w:widowControl w:val="0"/>
-        <w:kinsoku w:val="0"/>
-        <w:wordWrap/>
-        <w:overflowPunct/>
-        <w:topLinePunct w:val="0"/>
-        <w:autoSpaceDE w:val="0"/>
-        <w:autoSpaceDN w:val="0"/>
-        <w:bidi w:val="0"/>
-        <w:adjustRightInd w:val="0"/>
-        <w:snapToGrid w:val="0"/>
-        <w:textAlignment w:val="baseline"/>
-      </w:pPr>
-      <w:bookmarkStart w:id="36" w:name="_Toc12402"/>
-      <w:bookmarkStart w:id="37" w:name="heading_16"/>
+        <w:pStyle w:val="32"/>
+        <w:keepNext w:val="0"/>
+        <w:keepLines w:val="0"/>
+        <w:pageBreakBefore w:val="0"/>
+        <w:widowControl w:val="0"/>
+        <w:kinsoku w:val="0"/>
+        <w:wordWrap/>
+        <w:overflowPunct/>
+        <w:topLinePunct w:val="0"/>
+        <w:autoSpaceDE w:val="0"/>
+        <w:autoSpaceDN w:val="0"/>
+        <w:bidi w:val="0"/>
+        <w:adjustRightInd w:val="0"/>
+        <w:snapToGrid w:val="0"/>
+        <w:textAlignment w:val="baseline"/>
+      </w:pPr>
+      <w:bookmarkStart w:id="36" w:name="heading_16"/>
+      <w:bookmarkStart w:id="37" w:name="_Toc2641"/>
       <w:r>
         <w:t>备品备件的保管、定期检测</w:t>
       </w:r>
@@ -4818,7 +5139,7 @@
     </w:p>
     <w:p>
       <w:pPr>
-        <w:pStyle w:val="a1"/>
+        <w:pStyle w:val="30"/>
         <w:keepNext w:val="0"/>
         <w:keepLines w:val="0"/>
         <w:pageBreakBefore w:val="0"/>
@@ -4840,7 +5161,7 @@
     </w:p>
     <w:p>
       <w:pPr>
-        <w:pStyle w:val="a1"/>
+        <w:pStyle w:val="30"/>
         <w:keepNext w:val="0"/>
         <w:keepLines w:val="0"/>
         <w:pageBreakBefore w:val="0"/>
@@ -4862,7 +5183,7 @@
     </w:p>
     <w:p>
       <w:pPr>
-        <w:pStyle w:val="a1"/>
+        <w:pStyle w:val="30"/>
         <w:keepNext w:val="0"/>
         <w:keepLines w:val="0"/>
         <w:pageBreakBefore w:val="0"/>
@@ -4884,7 +5205,7 @@
     </w:p>
     <w:p>
       <w:pPr>
-        <w:pStyle w:val="a1"/>
+        <w:pStyle w:val="30"/>
         <w:keepNext w:val="0"/>
         <w:keepLines w:val="0"/>
         <w:pageBreakBefore w:val="0"/>
@@ -4906,7 +5227,7 @@
     </w:p>
     <w:p>
       <w:pPr>
-        <w:pStyle w:val="a1"/>
+        <w:pStyle w:val="30"/>
         <w:keepNext w:val="0"/>
         <w:keepLines w:val="0"/>
         <w:pageBreakBefore w:val="0"/>
@@ -4926,7 +5247,7 @@
         <w:t>需定期检测备品备件的完好情况，具体要求如下：</w:t>
       </w:r>
       <w:r>
-        <w:br/>
+        <w:br w:type="textWrapping"/>
       </w:r>
       <w:r>
         <w:t>检测频次：常用备件按照时间顺序，一般满六个月的，检测一次，确认设备可用性。</w:t>
@@ -4934,21 +5255,21 @@
     </w:p>
     <w:p>
       <w:pPr>
-        <w:pStyle w:val="a1"/>
-        <w:keepNext w:val="0"/>
-        <w:keepLines w:val="0"/>
-        <w:pageBreakBefore w:val="0"/>
-        <w:widowControl w:val="0"/>
-        <w:kinsoku w:val="0"/>
-        <w:wordWrap/>
-        <w:overflowPunct/>
-        <w:topLinePunct w:val="0"/>
-        <w:autoSpaceDE w:val="0"/>
-        <w:autoSpaceDN w:val="0"/>
-        <w:bidi w:val="0"/>
-        <w:adjustRightInd w:val="0"/>
-        <w:snapToGrid w:val="0"/>
-        <w:ind w:left="0" w:firstLine="0" w:leftChars="0" w:firstLineChars="0"/>
+        <w:pStyle w:val="30"/>
+        <w:keepNext w:val="0"/>
+        <w:keepLines w:val="0"/>
+        <w:pageBreakBefore w:val="0"/>
+        <w:widowControl w:val="0"/>
+        <w:kinsoku w:val="0"/>
+        <w:wordWrap/>
+        <w:overflowPunct/>
+        <w:topLinePunct w:val="0"/>
+        <w:autoSpaceDE w:val="0"/>
+        <w:autoSpaceDN w:val="0"/>
+        <w:bidi w:val="0"/>
+        <w:adjustRightInd w:val="0"/>
+        <w:snapToGrid w:val="0"/>
+        <w:ind w:left="0" w:leftChars="0" w:firstLine="0" w:firstLineChars="0"/>
         <w:textAlignment w:val="baseline"/>
       </w:pPr>
       <w:r>
@@ -4957,21 +5278,21 @@
     </w:p>
     <w:p>
       <w:pPr>
-        <w:pStyle w:val="a1"/>
-        <w:keepNext w:val="0"/>
-        <w:keepLines w:val="0"/>
-        <w:pageBreakBefore w:val="0"/>
-        <w:widowControl w:val="0"/>
-        <w:kinsoku w:val="0"/>
-        <w:wordWrap/>
-        <w:overflowPunct/>
-        <w:topLinePunct w:val="0"/>
-        <w:autoSpaceDE w:val="0"/>
-        <w:autoSpaceDN w:val="0"/>
-        <w:bidi w:val="0"/>
-        <w:adjustRightInd w:val="0"/>
-        <w:snapToGrid w:val="0"/>
-        <w:ind w:left="0" w:firstLine="0" w:leftChars="0" w:firstLineChars="0"/>
+        <w:pStyle w:val="30"/>
+        <w:keepNext w:val="0"/>
+        <w:keepLines w:val="0"/>
+        <w:pageBreakBefore w:val="0"/>
+        <w:widowControl w:val="0"/>
+        <w:kinsoku w:val="0"/>
+        <w:wordWrap/>
+        <w:overflowPunct/>
+        <w:topLinePunct w:val="0"/>
+        <w:autoSpaceDE w:val="0"/>
+        <w:autoSpaceDN w:val="0"/>
+        <w:bidi w:val="0"/>
+        <w:adjustRightInd w:val="0"/>
+        <w:snapToGrid w:val="0"/>
+        <w:ind w:left="0" w:leftChars="0" w:firstLine="0" w:firstLineChars="0"/>
         <w:textAlignment w:val="baseline"/>
       </w:pPr>
       <w:r>
@@ -4980,21 +5301,21 @@
     </w:p>
     <w:p>
       <w:pPr>
-        <w:pStyle w:val="a1"/>
-        <w:keepNext w:val="0"/>
-        <w:keepLines w:val="0"/>
-        <w:pageBreakBefore w:val="0"/>
-        <w:widowControl w:val="0"/>
-        <w:kinsoku w:val="0"/>
-        <w:wordWrap/>
-        <w:overflowPunct/>
-        <w:topLinePunct w:val="0"/>
-        <w:autoSpaceDE w:val="0"/>
-        <w:autoSpaceDN w:val="0"/>
-        <w:bidi w:val="0"/>
-        <w:adjustRightInd w:val="0"/>
-        <w:snapToGrid w:val="0"/>
-        <w:ind w:left="0" w:firstLine="0" w:leftChars="0" w:firstLineChars="0"/>
+        <w:pStyle w:val="30"/>
+        <w:keepNext w:val="0"/>
+        <w:keepLines w:val="0"/>
+        <w:pageBreakBefore w:val="0"/>
+        <w:widowControl w:val="0"/>
+        <w:kinsoku w:val="0"/>
+        <w:wordWrap/>
+        <w:overflowPunct/>
+        <w:topLinePunct w:val="0"/>
+        <w:autoSpaceDE w:val="0"/>
+        <w:autoSpaceDN w:val="0"/>
+        <w:bidi w:val="0"/>
+        <w:adjustRightInd w:val="0"/>
+        <w:snapToGrid w:val="0"/>
+        <w:ind w:left="0" w:leftChars="0" w:firstLine="0" w:firstLineChars="0"/>
         <w:textAlignment w:val="baseline"/>
       </w:pPr>
       <w:r>
@@ -5003,7 +5324,7 @@
     </w:p>
     <w:p>
       <w:pPr>
-        <w:pStyle w:val="a1"/>
+        <w:pStyle w:val="30"/>
         <w:keepNext w:val="0"/>
         <w:keepLines w:val="0"/>
         <w:pageBreakBefore w:val="0"/>
@@ -5025,7 +5346,7 @@
     </w:p>
     <w:p>
       <w:pPr>
-        <w:pStyle w:val="a1"/>
+        <w:pStyle w:val="30"/>
         <w:keepNext w:val="0"/>
         <w:keepLines w:val="0"/>
         <w:pageBreakBefore w:val="0"/>
@@ -5054,7 +5375,7 @@
     </w:p>
     <w:p>
       <w:pPr>
-        <w:pStyle w:val="3"/>
+        <w:pStyle w:val="32"/>
         <w:keepNext w:val="0"/>
         <w:keepLines w:val="0"/>
         <w:pageBreakBefore w:val="0"/>
@@ -5071,7 +5392,7 @@
         <w:textAlignment w:val="baseline"/>
       </w:pPr>
       <w:bookmarkStart w:id="38" w:name="heading_17"/>
-      <w:bookmarkStart w:id="39" w:name="_Toc16592"/>
+      <w:bookmarkStart w:id="39" w:name="_Toc2032"/>
       <w:r>
         <w:t>备品备件的返修</w:t>
       </w:r>
@@ -5080,7 +5401,7 @@
     </w:p>
     <w:p>
       <w:pPr>
-        <w:pStyle w:val="a1"/>
+        <w:pStyle w:val="30"/>
         <w:keepNext w:val="0"/>
         <w:keepLines w:val="0"/>
         <w:pageBreakBefore w:val="0"/>
@@ -5122,7 +5443,7 @@
     </w:p>
     <w:p>
       <w:pPr>
-        <w:pStyle w:val="a1"/>
+        <w:pStyle w:val="30"/>
         <w:keepNext w:val="0"/>
         <w:keepLines w:val="0"/>
         <w:pageBreakBefore w:val="0"/>
@@ -5174,24 +5495,24 @@
     </w:p>
     <w:p>
       <w:pPr>
-        <w:pStyle w:val="3"/>
-        <w:keepNext w:val="0"/>
-        <w:keepLines w:val="0"/>
-        <w:pageBreakBefore w:val="0"/>
-        <w:widowControl w:val="0"/>
-        <w:kinsoku w:val="0"/>
-        <w:wordWrap/>
-        <w:overflowPunct/>
-        <w:topLinePunct w:val="0"/>
-        <w:autoSpaceDE w:val="0"/>
-        <w:autoSpaceDN w:val="0"/>
-        <w:bidi w:val="0"/>
-        <w:adjustRightInd w:val="0"/>
-        <w:snapToGrid w:val="0"/>
-        <w:textAlignment w:val="baseline"/>
-      </w:pPr>
-      <w:bookmarkStart w:id="40" w:name="_Toc22165"/>
-      <w:bookmarkStart w:id="41" w:name="heading_18"/>
+        <w:pStyle w:val="32"/>
+        <w:keepNext w:val="0"/>
+        <w:keepLines w:val="0"/>
+        <w:pageBreakBefore w:val="0"/>
+        <w:widowControl w:val="0"/>
+        <w:kinsoku w:val="0"/>
+        <w:wordWrap/>
+        <w:overflowPunct/>
+        <w:topLinePunct w:val="0"/>
+        <w:autoSpaceDE w:val="0"/>
+        <w:autoSpaceDN w:val="0"/>
+        <w:bidi w:val="0"/>
+        <w:adjustRightInd w:val="0"/>
+        <w:snapToGrid w:val="0"/>
+        <w:textAlignment w:val="baseline"/>
+      </w:pPr>
+      <w:bookmarkStart w:id="40" w:name="heading_18"/>
+      <w:bookmarkStart w:id="41" w:name="_Toc4732"/>
       <w:r>
         <w:t>注意事项</w:t>
       </w:r>
@@ -5200,7 +5521,7 @@
     </w:p>
     <w:p>
       <w:pPr>
-        <w:pStyle w:val="a1"/>
+        <w:pStyle w:val="30"/>
         <w:keepNext w:val="0"/>
         <w:keepLines w:val="0"/>
         <w:pageBreakBefore w:val="0"/>
@@ -5249,24 +5570,24 @@
     </w:p>
     <w:p>
       <w:pPr>
-        <w:pStyle w:val="2"/>
-        <w:keepNext w:val="0"/>
-        <w:keepLines w:val="0"/>
-        <w:pageBreakBefore w:val="0"/>
-        <w:widowControl w:val="0"/>
-        <w:kinsoku w:val="0"/>
-        <w:wordWrap/>
-        <w:overflowPunct/>
-        <w:topLinePunct w:val="0"/>
-        <w:autoSpaceDE w:val="0"/>
-        <w:autoSpaceDN w:val="0"/>
-        <w:bidi w:val="0"/>
-        <w:adjustRightInd w:val="0"/>
-        <w:snapToGrid w:val="0"/>
-        <w:textAlignment w:val="baseline"/>
-      </w:pPr>
-      <w:bookmarkStart w:id="42" w:name="_Toc10520"/>
-      <w:bookmarkStart w:id="43" w:name="heading_19"/>
+        <w:pStyle w:val="31"/>
+        <w:keepNext w:val="0"/>
+        <w:keepLines w:val="0"/>
+        <w:pageBreakBefore w:val="0"/>
+        <w:widowControl w:val="0"/>
+        <w:kinsoku w:val="0"/>
+        <w:wordWrap/>
+        <w:overflowPunct/>
+        <w:topLinePunct w:val="0"/>
+        <w:autoSpaceDE w:val="0"/>
+        <w:autoSpaceDN w:val="0"/>
+        <w:bidi w:val="0"/>
+        <w:adjustRightInd w:val="0"/>
+        <w:snapToGrid w:val="0"/>
+        <w:textAlignment w:val="baseline"/>
+      </w:pPr>
+      <w:bookmarkStart w:id="42" w:name="heading_19"/>
+      <w:bookmarkStart w:id="43" w:name="_Toc4880"/>
       <w:r>
         <w:t>备品备件的报废</w:t>
       </w:r>
@@ -5275,7 +5596,7 @@
     </w:p>
     <w:p>
       <w:pPr>
-        <w:pStyle w:val="a1"/>
+        <w:pStyle w:val="30"/>
         <w:keepNext w:val="0"/>
         <w:keepLines w:val="0"/>
         <w:pageBreakBefore w:val="0"/>
@@ -5307,7 +5628,7 @@
     </w:p>
     <w:p>
       <w:pPr>
-        <w:pStyle w:val="1"/>
+        <w:pStyle w:val="29"/>
         <w:keepNext w:val="0"/>
         <w:keepLines w:val="0"/>
         <w:pageBreakBefore w:val="0"/>
@@ -5324,7 +5645,7 @@
         <w:textAlignment w:val="baseline"/>
       </w:pPr>
       <w:bookmarkStart w:id="44" w:name="heading_20"/>
-      <w:bookmarkStart w:id="45" w:name="_Toc31946"/>
+      <w:bookmarkStart w:id="45" w:name="_Toc29018"/>
       <w:r>
         <w:t>KPI指标</w:t>
       </w:r>
@@ -5333,16 +5654,16 @@
     </w:p>
     <w:tbl>
       <w:tblPr>
-        <w:tblStyle w:val="TableNormal"/>
+        <w:tblStyle w:val="20"/>
         <w:tblW w:w="0" w:type="auto"/>
         <w:tblInd w:w="0" w:type="dxa"/>
         <w:tblBorders>
-          <w:top w:val="single" w:sz="4" w:space="0" w:color="auto"/>
-          <w:left w:val="single" w:sz="4" w:space="0" w:color="auto"/>
-          <w:bottom w:val="single" w:sz="4" w:space="0" w:color="auto"/>
-          <w:right w:val="single" w:sz="4" w:space="0" w:color="auto"/>
-          <w:insideH w:val="single" w:sz="4" w:space="0" w:color="auto"/>
-          <w:insideV w:val="single" w:sz="4" w:space="0" w:color="auto"/>
+          <w:top w:val="single" w:color="auto" w:sz="4" w:space="0"/>
+          <w:left w:val="single" w:color="auto" w:sz="4" w:space="0"/>
+          <w:bottom w:val="single" w:color="auto" w:sz="4" w:space="0"/>
+          <w:right w:val="single" w:color="auto" w:sz="4" w:space="0"/>
+          <w:insideH w:val="single" w:color="auto" w:sz="4" w:space="0"/>
+          <w:insideV w:val="single" w:color="auto" w:sz="4" w:space="0"/>
         </w:tblBorders>
         <w:tblLayout w:type="fixed"/>
         <w:tblCellMar>
@@ -5360,17 +5681,14 @@
       </w:tblGrid>
       <w:tr>
         <w:tblPrEx>
-          <w:tblW w:w="0" w:type="auto"/>
-          <w:tblInd w:w="0" w:type="dxa"/>
           <w:tblBorders>
-            <w:top w:val="single" w:sz="4" w:space="0" w:color="auto"/>
-            <w:left w:val="single" w:sz="4" w:space="0" w:color="auto"/>
-            <w:bottom w:val="single" w:sz="4" w:space="0" w:color="auto"/>
-            <w:right w:val="single" w:sz="4" w:space="0" w:color="auto"/>
-            <w:insideH w:val="single" w:sz="4" w:space="0" w:color="auto"/>
-            <w:insideV w:val="single" w:sz="4" w:space="0" w:color="auto"/>
+            <w:top w:val="single" w:color="auto" w:sz="4" w:space="0"/>
+            <w:left w:val="single" w:color="auto" w:sz="4" w:space="0"/>
+            <w:bottom w:val="single" w:color="auto" w:sz="4" w:space="0"/>
+            <w:right w:val="single" w:color="auto" w:sz="4" w:space="0"/>
+            <w:insideH w:val="single" w:color="auto" w:sz="4" w:space="0"/>
+            <w:insideV w:val="single" w:color="auto" w:sz="4" w:space="0"/>
           </w:tblBorders>
-          <w:tblLayout w:type="fixed"/>
           <w:tblCellMar>
             <w:top w:w="0" w:type="dxa"/>
             <w:left w:w="10" w:type="dxa"/>
@@ -5390,7 +5708,7 @@
           </w:tcPr>
           <w:p>
             <w:pPr>
-              <w:pStyle w:val="a1"/>
+              <w:pStyle w:val="30"/>
               <w:keepNext w:val="0"/>
               <w:keepLines w:val="0"/>
               <w:pageBreakBefore w:val="0"/>
@@ -5423,7 +5741,7 @@
           </w:tcPr>
           <w:p>
             <w:pPr>
-              <w:pStyle w:val="a1"/>
+              <w:pStyle w:val="30"/>
               <w:keepNext w:val="0"/>
               <w:keepLines w:val="0"/>
               <w:pageBreakBefore w:val="0"/>
@@ -5456,7 +5774,7 @@
           </w:tcPr>
           <w:p>
             <w:pPr>
-              <w:pStyle w:val="a1"/>
+              <w:pStyle w:val="30"/>
               <w:keepNext w:val="0"/>
               <w:keepLines w:val="0"/>
               <w:pageBreakBefore w:val="0"/>
@@ -5489,7 +5807,7 @@
           </w:tcPr>
           <w:p>
             <w:pPr>
-              <w:pStyle w:val="a1"/>
+              <w:pStyle w:val="30"/>
               <w:keepNext w:val="0"/>
               <w:keepLines w:val="0"/>
               <w:pageBreakBefore w:val="0"/>
@@ -5513,9 +5831,14 @@
       </w:tr>
       <w:tr>
         <w:tblPrEx>
-          <w:tblW w:w="0" w:type="auto"/>
-          <w:tblInd w:w="0" w:type="dxa"/>
-          <w:tblLayout w:type="fixed"/>
+          <w:tblBorders>
+            <w:top w:val="single" w:color="auto" w:sz="4" w:space="0"/>
+            <w:left w:val="single" w:color="auto" w:sz="4" w:space="0"/>
+            <w:bottom w:val="single" w:color="auto" w:sz="4" w:space="0"/>
+            <w:right w:val="single" w:color="auto" w:sz="4" w:space="0"/>
+            <w:insideH w:val="single" w:color="auto" w:sz="4" w:space="0"/>
+            <w:insideV w:val="single" w:color="auto" w:sz="4" w:space="0"/>
+          </w:tblBorders>
           <w:tblCellMar>
             <w:top w:w="0" w:type="dxa"/>
             <w:left w:w="10" w:type="dxa"/>
@@ -5536,11 +5859,11 @@
           </w:tcPr>
           <w:p>
             <w:pPr>
-              <w:pStyle w:val="TableText"/>
+              <w:pStyle w:val="28"/>
               <w:spacing w:before="234" w:line="218" w:lineRule="auto"/>
               <w:ind w:left="375" w:leftChars="0"/>
               <w:rPr>
-                <w:rFonts w:ascii="宋体" w:eastAsia="宋体" w:hAnsi="宋体" w:cs="宋体"/>
+                <w:rFonts w:ascii="宋体" w:hAnsi="宋体" w:eastAsia="宋体" w:cs="宋体"/>
                 <w:snapToGrid w:val="0"/>
                 <w:color w:val="000000"/>
                 <w:kern w:val="0"/>
@@ -5572,11 +5895,11 @@
           </w:tcPr>
           <w:p>
             <w:pPr>
-              <w:pStyle w:val="TableText"/>
+              <w:pStyle w:val="28"/>
               <w:spacing w:before="78" w:line="238" w:lineRule="auto"/>
-              <w:ind w:left="128" w:right="113" w:hanging="8" w:leftChars="0" w:rightChars="0" w:firstLineChars="0"/>
+              <w:ind w:left="128" w:leftChars="0" w:right="113" w:rightChars="0" w:hanging="8" w:firstLineChars="0"/>
               <w:rPr>
-                <w:rFonts w:ascii="宋体" w:eastAsia="宋体" w:hAnsi="宋体" w:cs="宋体"/>
+                <w:rFonts w:ascii="宋体" w:hAnsi="宋体" w:eastAsia="宋体" w:cs="宋体"/>
                 <w:snapToGrid w:val="0"/>
                 <w:color w:val="000000"/>
                 <w:kern w:val="0"/>
@@ -5655,11 +5978,11 @@
           </w:tcPr>
           <w:p>
             <w:pPr>
-              <w:pStyle w:val="TableText"/>
+              <w:pStyle w:val="28"/>
               <w:spacing w:before="233" w:line="237" w:lineRule="auto"/>
               <w:ind w:left="168" w:leftChars="0"/>
               <w:rPr>
-                <w:rFonts w:ascii="宋体" w:eastAsia="宋体" w:hAnsi="宋体" w:cs="宋体"/>
+                <w:rFonts w:ascii="宋体" w:hAnsi="宋体" w:eastAsia="宋体" w:cs="宋体"/>
                 <w:snapToGrid w:val="0"/>
                 <w:color w:val="000000"/>
                 <w:kern w:val="0"/>
@@ -5691,11 +6014,11 @@
           </w:tcPr>
           <w:p>
             <w:pPr>
-              <w:pStyle w:val="TableText"/>
+              <w:pStyle w:val="28"/>
               <w:spacing w:before="233" w:line="219" w:lineRule="auto"/>
               <w:ind w:left="161" w:leftChars="0"/>
               <w:rPr>
-                <w:rFonts w:ascii="宋体" w:eastAsia="宋体" w:hAnsi="宋体" w:cs="宋体"/>
+                <w:rFonts w:ascii="宋体" w:hAnsi="宋体" w:eastAsia="宋体" w:cs="宋体"/>
                 <w:snapToGrid w:val="0"/>
                 <w:color w:val="000000"/>
                 <w:kern w:val="0"/>
@@ -5718,11 +6041,11 @@
     </w:tbl>
     <w:p>
       <w:pPr>
-        <w:pStyle w:val="1"/>
-        <w:bidi w:val="0"/>
-      </w:pPr>
-      <w:bookmarkStart w:id="46" w:name="_Toc19445"/>
-      <w:bookmarkStart w:id="47" w:name="heading_21"/>
+        <w:pStyle w:val="29"/>
+        <w:bidi w:val="0"/>
+      </w:pPr>
+      <w:bookmarkStart w:id="46" w:name="heading_21"/>
+      <w:bookmarkStart w:id="47" w:name="_Toc13402"/>
       <w:r>
         <w:t>相关记录</w:t>
       </w:r>
@@ -5731,7 +6054,7 @@
     </w:p>
     <w:p>
       <w:pPr>
-        <w:pStyle w:val="a1"/>
+        <w:pStyle w:val="30"/>
         <w:keepNext w:val="0"/>
         <w:keepLines w:val="0"/>
         <w:pageBreakBefore w:val="0"/>
@@ -5753,7 +6076,7 @@
     </w:p>
     <w:p>
       <w:pPr>
-        <w:pStyle w:val="a1"/>
+        <w:pStyle w:val="30"/>
         <w:keepNext w:val="0"/>
         <w:keepLines w:val="0"/>
         <w:pageBreakBefore w:val="0"/>
@@ -5775,7 +6098,7 @@
     </w:p>
     <w:p>
       <w:pPr>
-        <w:pStyle w:val="a1"/>
+        <w:pStyle w:val="30"/>
         <w:keepNext w:val="0"/>
         <w:keepLines w:val="0"/>
         <w:pageBreakBefore w:val="0"/>
@@ -5797,7 +6120,7 @@
     </w:p>
     <w:p>
       <w:pPr>
-        <w:pStyle w:val="a1"/>
+        <w:pStyle w:val="30"/>
         <w:keepNext w:val="0"/>
         <w:keepLines w:val="0"/>
         <w:pageBreakBefore w:val="0"/>
@@ -5819,7 +6142,7 @@
     </w:p>
     <w:p>
       <w:pPr>
-        <w:pStyle w:val="a1"/>
+        <w:pStyle w:val="30"/>
         <w:keepNext w:val="0"/>
         <w:keepLines w:val="0"/>
         <w:pageBreakBefore w:val="0"/>
@@ -5841,7 +6164,7 @@
     </w:p>
     <w:p>
       <w:pPr>
-        <w:pStyle w:val="a1"/>
+        <w:pStyle w:val="30"/>
         <w:keepNext w:val="0"/>
         <w:keepLines w:val="0"/>
         <w:pageBreakBefore w:val="0"/>
@@ -5863,7 +6186,7 @@
     </w:p>
     <w:p>
       <w:pPr>
-        <w:pStyle w:val="a1"/>
+        <w:pStyle w:val="30"/>
         <w:keepNext w:val="0"/>
         <w:keepLines w:val="0"/>
         <w:pageBreakBefore w:val="0"/>
@@ -5887,23 +6210,73 @@
     <w:sectPr>
       <w:pgSz w:w="11906" w:h="16838"/>
       <w:pgMar w:top="1440" w:right="1800" w:bottom="1440" w:left="1800" w:header="851" w:footer="992" w:gutter="0"/>
-      <w:cols w:num="1" w:space="425"/>
+      <w:cols w:space="425" w:num="1"/>
       <w:docGrid w:type="lines" w:linePitch="312" w:charSpace="0"/>
     </w:sectPr>
   </w:body>
 </w:document>
 </file>
 
+<file path=word/endnotes.xml><?xml version="1.0" encoding="utf-8"?>
+<w:endnotes xmlns:wpc="http://schemas.microsoft.com/office/word/2010/wordprocessingCanvas" xmlns:mc="http://schemas.openxmlformats.org/markup-compatibility/2006" xmlns:o="urn:schemas-microsoft-com:office:office" xmlns:r="http://schemas.openxmlformats.org/officeDocument/2006/relationships" xmlns:m="http://schemas.openxmlformats.org/officeDocument/2006/math" xmlns:v="urn:schemas-microsoft-com:vml" xmlns:wp14="http://schemas.microsoft.com/office/word/2010/wordprocessingDrawing" xmlns:wp="http://schemas.openxmlformats.org/drawingml/2006/wordprocessingDrawing" xmlns:w="http://schemas.openxmlformats.org/wordprocessingml/2006/main" xmlns:w14="http://schemas.microsoft.com/office/word/2010/wordml" xmlns:w15="http://schemas.microsoft.com/office/word/2012/wordml" xmlns:w10="urn:schemas-microsoft-com:office:word" xmlns:wpg="http://schemas.microsoft.com/office/word/2010/wordprocessingGroup" xmlns:wpi="http://schemas.microsoft.com/office/word/2010/wordprocessingInk" xmlns:wne="http://schemas.microsoft.com/office/word/2006/wordml" xmlns:wps="http://schemas.microsoft.com/office/word/2010/wordprocessingShape" xmlns:wpsCustomData="http://www.wps.cn/officeDocument/2013/wpsCustomData" mc:Ignorable="w14 w15 wp14">
+  <w:endnote w:type="separator" w:id="0">
+    <w:p>
+      <w:pPr>
+        <w:spacing w:line="240" w:lineRule="auto"/>
+      </w:pPr>
+      <w:r>
+        <w:separator/>
+      </w:r>
+    </w:p>
+  </w:endnote>
+  <w:endnote w:type="continuationSeparator" w:id="1">
+    <w:p>
+      <w:pPr>
+        <w:spacing w:line="240" w:lineRule="auto"/>
+      </w:pPr>
+      <w:r>
+        <w:continuationSeparator/>
+      </w:r>
+    </w:p>
+  </w:endnote>
+</w:endnotes>
+</file>
+
+<file path=word/footnotes.xml><?xml version="1.0" encoding="utf-8"?>
+<w:footnotes xmlns:wpc="http://schemas.microsoft.com/office/word/2010/wordprocessingCanvas" xmlns:mc="http://schemas.openxmlformats.org/markup-compatibility/2006" xmlns:o="urn:schemas-microsoft-com:office:office" xmlns:r="http://schemas.openxmlformats.org/officeDocument/2006/relationships" xmlns:m="http://schemas.openxmlformats.org/officeDocument/2006/math" xmlns:v="urn:schemas-microsoft-com:vml" xmlns:wp14="http://schemas.microsoft.com/office/word/2010/wordprocessingDrawing" xmlns:wp="http://schemas.openxmlformats.org/drawingml/2006/wordprocessingDrawing" xmlns:w="http://schemas.openxmlformats.org/wordprocessingml/2006/main" xmlns:w14="http://schemas.microsoft.com/office/word/2010/wordml" xmlns:w15="http://schemas.microsoft.com/office/word/2012/wordml" xmlns:w10="urn:schemas-microsoft-com:office:word" xmlns:wpg="http://schemas.microsoft.com/office/word/2010/wordprocessingGroup" xmlns:wpi="http://schemas.microsoft.com/office/word/2010/wordprocessingInk" xmlns:wne="http://schemas.microsoft.com/office/word/2006/wordml" xmlns:wps="http://schemas.microsoft.com/office/word/2010/wordprocessingShape" xmlns:wpsCustomData="http://www.wps.cn/officeDocument/2013/wpsCustomData" mc:Ignorable="w14 w15 wp14">
+  <w:footnote w:type="separator" w:id="0">
+    <w:p>
+      <w:pPr>
+        <w:spacing w:line="360" w:lineRule="auto"/>
+      </w:pPr>
+      <w:r>
+        <w:separator/>
+      </w:r>
+    </w:p>
+  </w:footnote>
+  <w:footnote w:type="continuationSeparator" w:id="1">
+    <w:p>
+      <w:pPr>
+        <w:spacing w:line="360" w:lineRule="auto"/>
+      </w:pPr>
+      <w:r>
+        <w:continuationSeparator/>
+      </w:r>
+    </w:p>
+  </w:footnote>
+</w:footnotes>
+</file>
+
 <file path=word/numbering.xml><?xml version="1.0" encoding="utf-8"?>
-<w:numbering xmlns:wpc="http://schemas.microsoft.com/office/word/2010/wordprocessingCanvas" xmlns:mc="http://schemas.openxmlformats.org/markup-compatibility/2006" xmlns:o="urn:schemas-microsoft-com:office:office" xmlns:r="http://schemas.openxmlformats.org/officeDocument/2006/relationships" xmlns:m="http://schemas.openxmlformats.org/officeDocument/2006/math" xmlns:v="urn:schemas-microsoft-com:vml" xmlns:wp14="http://schemas.microsoft.com/office/word/2010/wordprocessingDrawing" xmlns:wp="http://schemas.openxmlformats.org/drawingml/2006/wordprocessingDrawing" xmlns:w10="urn:schemas-microsoft-com:office:word" xmlns:w="http://schemas.openxmlformats.org/wordprocessingml/2006/main" xmlns:w14="http://schemas.microsoft.com/office/word/2010/wordml" xmlns:w15="http://schemas.microsoft.com/office/word/2012/wordml" xmlns:wne="http://schemas.microsoft.com/office/word/2006/wordml" xmlns:wpg="http://schemas.microsoft.com/office/word/2010/wordprocessingGroup" xmlns:wpi="http://schemas.microsoft.com/office/word/2010/wordprocessingInk" xmlns:wps="http://schemas.microsoft.com/office/word/2010/wordprocessingShape" mc:Ignorable="w14 w15 wp14">
+<w:numbering xmlns:wpc="http://schemas.microsoft.com/office/word/2010/wordprocessingCanvas" xmlns:mc="http://schemas.openxmlformats.org/markup-compatibility/2006" xmlns:o="urn:schemas-microsoft-com:office:office" xmlns:r="http://schemas.openxmlformats.org/officeDocument/2006/relationships" xmlns:m="http://schemas.openxmlformats.org/officeDocument/2006/math" xmlns:v="urn:schemas-microsoft-com:vml" xmlns:wp14="http://schemas.microsoft.com/office/word/2010/wordprocessingDrawing" xmlns:wp="http://schemas.openxmlformats.org/drawingml/2006/wordprocessingDrawing" xmlns:w10="urn:schemas-microsoft-com:office:word" xmlns:w="http://schemas.openxmlformats.org/wordprocessingml/2006/main" xmlns:w14="http://schemas.microsoft.com/office/word/2010/wordml" xmlns:wpg="http://schemas.microsoft.com/office/word/2010/wordprocessingGroup" xmlns:wpi="http://schemas.microsoft.com/office/word/2010/wordprocessingInk" xmlns:wne="http://schemas.microsoft.com/office/word/2006/wordml" xmlns:wps="http://schemas.microsoft.com/office/word/2010/wordprocessingShape" xmlns:wpsCustomData="http://www.wps.cn/officeDocument/2013/wpsCustomData" mc:Ignorable="w14 wp14">
   <w:abstractNum w:abstractNumId="0">
     <w:nsid w:val="8E964DCE"/>
     <w:multiLevelType w:val="multilevel"/>
     <w:tmpl w:val="8E964DCE"/>
-    <w:lvl w:ilvl="0">
+    <w:lvl w:ilvl="0" w:tentative="0">
       <w:start w:val="1"/>
       <w:numFmt w:val="decimal"/>
-      <w:pStyle w:val="Heading1"/>
+      <w:pStyle w:val="2"/>
       <w:lvlText w:val="%1."/>
       <w:lvlJc w:val="left"/>
       <w:pPr>
@@ -5913,10 +6286,10 @@
         <w:rFonts w:hint="default"/>
       </w:rPr>
     </w:lvl>
-    <w:lvl w:ilvl="1">
+    <w:lvl w:ilvl="1" w:tentative="0">
       <w:start w:val="1"/>
       <w:numFmt w:val="decimal"/>
-      <w:pStyle w:val="Heading2"/>
+      <w:pStyle w:val="3"/>
       <w:lvlText w:val="%1.%2."/>
       <w:lvlJc w:val="left"/>
       <w:pPr>
@@ -5926,10 +6299,10 @@
         <w:rFonts w:hint="default"/>
       </w:rPr>
     </w:lvl>
-    <w:lvl w:ilvl="2">
+    <w:lvl w:ilvl="2" w:tentative="0">
       <w:start w:val="1"/>
       <w:numFmt w:val="decimal"/>
-      <w:pStyle w:val="Heading3"/>
+      <w:pStyle w:val="4"/>
       <w:lvlText w:val="%1.%2.%3."/>
       <w:lvlJc w:val="left"/>
       <w:pPr>
@@ -5939,10 +6312,10 @@
         <w:rFonts w:hint="default"/>
       </w:rPr>
     </w:lvl>
-    <w:lvl w:ilvl="3">
+    <w:lvl w:ilvl="3" w:tentative="0">
       <w:start w:val="1"/>
       <w:numFmt w:val="decimal"/>
-      <w:pStyle w:val="Heading4"/>
+      <w:pStyle w:val="5"/>
       <w:lvlText w:val="%1.%2.%3.%4."/>
       <w:lvlJc w:val="left"/>
       <w:pPr>
@@ -5952,10 +6325,10 @@
         <w:rFonts w:hint="default"/>
       </w:rPr>
     </w:lvl>
-    <w:lvl w:ilvl="4">
+    <w:lvl w:ilvl="4" w:tentative="0">
       <w:start w:val="1"/>
       <w:numFmt w:val="decimal"/>
-      <w:pStyle w:val="Heading5"/>
+      <w:pStyle w:val="6"/>
       <w:lvlText w:val="%1.%2.%3.%4.%5."/>
       <w:lvlJc w:val="left"/>
       <w:pPr>
@@ -5965,10 +6338,10 @@
         <w:rFonts w:hint="default"/>
       </w:rPr>
     </w:lvl>
-    <w:lvl w:ilvl="5">
+    <w:lvl w:ilvl="5" w:tentative="0">
       <w:start w:val="1"/>
       <w:numFmt w:val="decimal"/>
-      <w:pStyle w:val="Heading6"/>
+      <w:pStyle w:val="7"/>
       <w:lvlText w:val="%1.%2.%3.%4.%5.%6."/>
       <w:lvlJc w:val="left"/>
       <w:pPr>
@@ -5978,10 +6351,10 @@
         <w:rFonts w:hint="default"/>
       </w:rPr>
     </w:lvl>
-    <w:lvl w:ilvl="6">
+    <w:lvl w:ilvl="6" w:tentative="0">
       <w:start w:val="1"/>
       <w:numFmt w:val="decimal"/>
-      <w:pStyle w:val="Heading7"/>
+      <w:pStyle w:val="8"/>
       <w:lvlText w:val="%1.%2.%3.%4.%5.%6.%7."/>
       <w:lvlJc w:val="left"/>
       <w:pPr>
@@ -5991,10 +6364,10 @@
         <w:rFonts w:hint="default"/>
       </w:rPr>
     </w:lvl>
-    <w:lvl w:ilvl="7">
+    <w:lvl w:ilvl="7" w:tentative="0">
       <w:start w:val="1"/>
       <w:numFmt w:val="decimal"/>
-      <w:pStyle w:val="Heading8"/>
+      <w:pStyle w:val="9"/>
       <w:lvlText w:val="%1.%2.%3.%4.%5.%6.%7.%8."/>
       <w:lvlJc w:val="left"/>
       <w:pPr>
@@ -6004,10 +6377,10 @@
         <w:rFonts w:hint="default"/>
       </w:rPr>
     </w:lvl>
-    <w:lvl w:ilvl="8">
+    <w:lvl w:ilvl="8" w:tentative="0">
       <w:start w:val="1"/>
       <w:numFmt w:val="decimal"/>
-      <w:pStyle w:val="Heading9"/>
+      <w:pStyle w:val="10"/>
       <w:lvlText w:val="%1.%2.%3.%4.%5.%6.%7.%8.%9."/>
       <w:lvlJc w:val="left"/>
       <w:pPr>
@@ -6025,267 +6398,269 @@
 </file>
 
 <file path=word/styles.xml><?xml version="1.0" encoding="utf-8"?>
-<w:styles xmlns:mc="http://schemas.openxmlformats.org/markup-compatibility/2006" xmlns:r="http://schemas.openxmlformats.org/officeDocument/2006/relationships" xmlns:w="http://schemas.openxmlformats.org/wordprocessingml/2006/main" xmlns:w14="http://schemas.microsoft.com/office/word/2010/wordml" xmlns:w15="http://schemas.microsoft.com/office/word/2012/wordml" mc:Ignorable="w14 w15">
+<w:styles xmlns:mc="http://schemas.openxmlformats.org/markup-compatibility/2006" xmlns:o="urn:schemas-microsoft-com:office:office" xmlns:r="http://schemas.openxmlformats.org/officeDocument/2006/relationships" xmlns:m="http://schemas.openxmlformats.org/officeDocument/2006/math" xmlns:v="urn:schemas-microsoft-com:vml" xmlns:w="http://schemas.openxmlformats.org/wordprocessingml/2006/main" xmlns:w14="http://schemas.microsoft.com/office/word/2010/wordml" xmlns:w10="urn:schemas-microsoft-com:office:word" xmlns:sl="http://schemas.openxmlformats.org/schemaLibrary/2006/main" xmlns:wpsCustomData="http://www.wps.cn/officeDocument/2013/wpsCustomData" mc:Ignorable="w14">
   <w:docDefaults>
     <w:rPrDefault>
       <w:rPr>
-        <w:rFonts w:ascii="Times New Roman" w:eastAsia="宋体" w:hAnsi="Times New Roman" w:cs="Times New Roman"/>
+        <w:rFonts w:ascii="Times New Roman" w:hAnsi="Times New Roman" w:eastAsia="宋体" w:cs="Times New Roman"/>
       </w:rPr>
     </w:rPrDefault>
     <w:pPrDefault/>
   </w:docDefaults>
-  <w:latentStyles w:defLockedState="0" w:defUIPriority="99" w:defSemiHidden="1" w:defUnhideWhenUsed="1" w:defQFormat="0" w:count="260">
-    <w:lsdException w:name="Normal" w:semiHidden="0" w:uiPriority="0" w:unhideWhenUsed="0" w:qFormat="1"/>
-    <w:lsdException w:name="heading 1" w:semiHidden="0" w:uiPriority="0" w:unhideWhenUsed="0" w:qFormat="1"/>
-    <w:lsdException w:name="heading 2" w:semiHidden="0" w:uiPriority="0" w:qFormat="1"/>
-    <w:lsdException w:name="heading 3" w:uiPriority="0" w:qFormat="1"/>
-    <w:lsdException w:name="heading 4" w:semiHidden="0" w:uiPriority="0" w:qFormat="1"/>
-    <w:lsdException w:name="heading 5" w:uiPriority="0" w:qFormat="1"/>
-    <w:lsdException w:name="heading 6" w:uiPriority="0" w:qFormat="1"/>
-    <w:lsdException w:name="heading 7" w:uiPriority="0" w:qFormat="1"/>
-    <w:lsdException w:name="heading 8" w:uiPriority="0" w:qFormat="1"/>
-    <w:lsdException w:name="heading 9" w:uiPriority="0" w:qFormat="1"/>
-    <w:lsdException w:name="index 1" w:semiHidden="0" w:uiPriority="0" w:unhideWhenUsed="0"/>
-    <w:lsdException w:name="index 2" w:semiHidden="0" w:uiPriority="0" w:unhideWhenUsed="0"/>
-    <w:lsdException w:name="index 3" w:semiHidden="0" w:uiPriority="0" w:unhideWhenUsed="0"/>
-    <w:lsdException w:name="index 4" w:semiHidden="0" w:uiPriority="0" w:unhideWhenUsed="0"/>
-    <w:lsdException w:name="index 5" w:semiHidden="0" w:uiPriority="0" w:unhideWhenUsed="0"/>
-    <w:lsdException w:name="index 6" w:semiHidden="0" w:uiPriority="0" w:unhideWhenUsed="0"/>
-    <w:lsdException w:name="index 7" w:semiHidden="0" w:uiPriority="0" w:unhideWhenUsed="0"/>
-    <w:lsdException w:name="index 8" w:semiHidden="0" w:uiPriority="0" w:unhideWhenUsed="0"/>
-    <w:lsdException w:name="index 9" w:semiHidden="0" w:uiPriority="0" w:unhideWhenUsed="0"/>
-    <w:lsdException w:name="toc 1" w:semiHidden="0" w:uiPriority="0" w:unhideWhenUsed="0" w:qFormat="1"/>
-    <w:lsdException w:name="toc 2" w:semiHidden="0" w:uiPriority="0" w:unhideWhenUsed="0" w:qFormat="1"/>
-    <w:lsdException w:name="toc 3" w:semiHidden="0" w:uiPriority="0" w:unhideWhenUsed="0" w:qFormat="1"/>
-    <w:lsdException w:name="toc 4" w:semiHidden="0" w:uiPriority="0" w:unhideWhenUsed="0"/>
-    <w:lsdException w:name="toc 5" w:semiHidden="0" w:uiPriority="0" w:unhideWhenUsed="0"/>
-    <w:lsdException w:name="toc 6" w:semiHidden="0" w:uiPriority="0" w:unhideWhenUsed="0"/>
-    <w:lsdException w:name="toc 7" w:semiHidden="0" w:uiPriority="0" w:unhideWhenUsed="0"/>
-    <w:lsdException w:name="toc 8" w:semiHidden="0" w:uiPriority="0" w:unhideWhenUsed="0"/>
-    <w:lsdException w:name="toc 9" w:semiHidden="0" w:uiPriority="0" w:unhideWhenUsed="0"/>
-    <w:lsdException w:name="Normal Indent" w:semiHidden="0" w:uiPriority="0" w:unhideWhenUsed="0"/>
-    <w:lsdException w:name="footnote text" w:semiHidden="0" w:uiPriority="0" w:unhideWhenUsed="0"/>
-    <w:lsdException w:name="annotation text" w:semiHidden="0" w:uiPriority="0" w:unhideWhenUsed="0" w:qFormat="1"/>
-    <w:lsdException w:name="header" w:semiHidden="0" w:uiPriority="0" w:unhideWhenUsed="0" w:qFormat="1"/>
-    <w:lsdException w:name="footer" w:semiHidden="0" w:uiPriority="0" w:unhideWhenUsed="0" w:qFormat="1"/>
-    <w:lsdException w:name="index heading" w:semiHidden="0" w:uiPriority="0" w:unhideWhenUsed="0"/>
-    <w:lsdException w:name="caption" w:uiPriority="0" w:qFormat="1"/>
-    <w:lsdException w:name="table of figures" w:semiHidden="0" w:uiPriority="0" w:unhideWhenUsed="0"/>
-    <w:lsdException w:name="envelope address" w:semiHidden="0" w:uiPriority="0" w:unhideWhenUsed="0"/>
-    <w:lsdException w:name="envelope return" w:semiHidden="0" w:uiPriority="0" w:unhideWhenUsed="0"/>
-    <w:lsdException w:name="footnote reference" w:semiHidden="0" w:uiPriority="0" w:unhideWhenUsed="0"/>
-    <w:lsdException w:name="annotation reference" w:semiHidden="0" w:uiPriority="0" w:unhideWhenUsed="0"/>
-    <w:lsdException w:name="line number" w:semiHidden="0" w:uiPriority="0" w:unhideWhenUsed="0"/>
-    <w:lsdException w:name="page number" w:semiHidden="0" w:uiPriority="0" w:unhideWhenUsed="0"/>
-    <w:lsdException w:name="endnote reference" w:semiHidden="0" w:uiPriority="0" w:unhideWhenUsed="0"/>
-    <w:lsdException w:name="endnote text" w:semiHidden="0" w:uiPriority="0" w:unhideWhenUsed="0"/>
-    <w:lsdException w:name="table of authorities" w:semiHidden="0" w:uiPriority="0" w:unhideWhenUsed="0"/>
-    <w:lsdException w:name="macro" w:semiHidden="0" w:uiPriority="0" w:unhideWhenUsed="0"/>
-    <w:lsdException w:name="toa heading" w:semiHidden="0" w:uiPriority="0" w:unhideWhenUsed="0"/>
-    <w:lsdException w:name="List" w:semiHidden="0" w:uiPriority="0" w:unhideWhenUsed="0"/>
-    <w:lsdException w:name="List Bullet" w:semiHidden="0" w:uiPriority="0" w:unhideWhenUsed="0"/>
-    <w:lsdException w:name="List Number" w:semiHidden="0" w:uiPriority="0" w:unhideWhenUsed="0"/>
-    <w:lsdException w:name="List 2" w:semiHidden="0" w:uiPriority="0" w:unhideWhenUsed="0"/>
-    <w:lsdException w:name="List 3" w:semiHidden="0" w:uiPriority="0" w:unhideWhenUsed="0"/>
-    <w:lsdException w:name="List 4" w:semiHidden="0" w:uiPriority="0" w:unhideWhenUsed="0"/>
-    <w:lsdException w:name="List 5" w:semiHidden="0" w:uiPriority="0" w:unhideWhenUsed="0"/>
-    <w:lsdException w:name="List Bullet 2" w:semiHidden="0" w:uiPriority="0" w:unhideWhenUsed="0"/>
-    <w:lsdException w:name="List Bullet 3" w:semiHidden="0" w:uiPriority="0" w:unhideWhenUsed="0"/>
-    <w:lsdException w:name="List Bullet 4" w:semiHidden="0" w:uiPriority="0" w:unhideWhenUsed="0"/>
-    <w:lsdException w:name="List Bullet 5" w:semiHidden="0" w:uiPriority="0" w:unhideWhenUsed="0"/>
-    <w:lsdException w:name="List Number 2" w:semiHidden="0" w:uiPriority="0" w:unhideWhenUsed="0"/>
-    <w:lsdException w:name="List Number 3" w:semiHidden="0" w:uiPriority="0" w:unhideWhenUsed="0"/>
-    <w:lsdException w:name="List Number 4" w:semiHidden="0" w:uiPriority="0" w:unhideWhenUsed="0"/>
-    <w:lsdException w:name="List Number 5" w:semiHidden="0" w:uiPriority="0" w:unhideWhenUsed="0"/>
-    <w:lsdException w:name="Title" w:semiHidden="0" w:uiPriority="0" w:unhideWhenUsed="0" w:qFormat="1"/>
-    <w:lsdException w:name="Closing" w:semiHidden="0" w:uiPriority="0" w:unhideWhenUsed="0"/>
-    <w:lsdException w:name="Signature" w:semiHidden="0" w:uiPriority="0" w:unhideWhenUsed="0"/>
-    <w:lsdException w:name="Default Paragraph Font" w:uiPriority="0" w:unhideWhenUsed="0" w:qFormat="1"/>
-    <w:lsdException w:name="Body Text" w:uiPriority="0" w:unhideWhenUsed="0" w:qFormat="1"/>
-    <w:lsdException w:name="Body Text Indent" w:semiHidden="0" w:uiPriority="0" w:unhideWhenUsed="0"/>
-    <w:lsdException w:name="List Continue" w:semiHidden="0" w:uiPriority="0" w:unhideWhenUsed="0"/>
-    <w:lsdException w:name="List Continue 2" w:semiHidden="0" w:uiPriority="0" w:unhideWhenUsed="0"/>
-    <w:lsdException w:name="List Continue 3" w:semiHidden="0" w:uiPriority="0" w:unhideWhenUsed="0"/>
-    <w:lsdException w:name="List Continue 4" w:semiHidden="0" w:uiPriority="0" w:unhideWhenUsed="0"/>
-    <w:lsdException w:name="List Continue 5" w:semiHidden="0" w:uiPriority="0" w:unhideWhenUsed="0"/>
-    <w:lsdException w:name="Message Header" w:semiHidden="0" w:uiPriority="0" w:unhideWhenUsed="0"/>
-    <w:lsdException w:name="Subtitle" w:semiHidden="0" w:uiPriority="0" w:unhideWhenUsed="0" w:qFormat="1"/>
-    <w:lsdException w:name="Salutation" w:semiHidden="0" w:uiPriority="0" w:unhideWhenUsed="0"/>
-    <w:lsdException w:name="Date" w:semiHidden="0" w:uiPriority="0" w:unhideWhenUsed="0"/>
-    <w:lsdException w:name="Body Text First Indent" w:semiHidden="0" w:uiPriority="0" w:unhideWhenUsed="0"/>
-    <w:lsdException w:name="Body Text First Indent 2" w:semiHidden="0" w:uiPriority="0" w:unhideWhenUsed="0"/>
-    <w:lsdException w:name="Body Text 2" w:semiHidden="0" w:uiPriority="0" w:unhideWhenUsed="0"/>
-    <w:lsdException w:name="Body Text 3" w:semiHidden="0" w:uiPriority="0" w:unhideWhenUsed="0"/>
-    <w:lsdException w:name="Body Text Indent 2" w:semiHidden="0" w:uiPriority="0" w:unhideWhenUsed="0"/>
-    <w:lsdException w:name="Body Text Indent 3" w:semiHidden="0" w:uiPriority="0" w:unhideWhenUsed="0"/>
-    <w:lsdException w:name="Block Text" w:semiHidden="0" w:uiPriority="0" w:unhideWhenUsed="0"/>
-    <w:lsdException w:name="Hyperlink" w:semiHidden="0" w:uiPriority="0" w:unhideWhenUsed="0"/>
-    <w:lsdException w:name="FollowedHyperlink" w:semiHidden="0" w:uiPriority="0" w:unhideWhenUsed="0"/>
-    <w:lsdException w:name="Strong" w:semiHidden="0" w:uiPriority="0" w:unhideWhenUsed="0" w:qFormat="1"/>
-    <w:lsdException w:name="Emphasis" w:semiHidden="0" w:uiPriority="0" w:unhideWhenUsed="0" w:qFormat="1"/>
-    <w:lsdException w:name="Document Map" w:semiHidden="0" w:uiPriority="0" w:unhideWhenUsed="0"/>
-    <w:lsdException w:name="Plain Text" w:semiHidden="0" w:uiPriority="0" w:unhideWhenUsed="0"/>
-    <w:lsdException w:name="E-mail Signature" w:semiHidden="0" w:uiPriority="0" w:unhideWhenUsed="0"/>
-    <w:lsdException w:name="Normal (Web)" w:semiHidden="0" w:uiPriority="0" w:unhideWhenUsed="0" w:qFormat="1"/>
-    <w:lsdException w:name="HTML Acronym" w:semiHidden="0" w:uiPriority="0" w:unhideWhenUsed="0"/>
-    <w:lsdException w:name="HTML Address" w:semiHidden="0" w:uiPriority="0" w:unhideWhenUsed="0"/>
-    <w:lsdException w:name="HTML Cite" w:semiHidden="0" w:uiPriority="0" w:unhideWhenUsed="0"/>
-    <w:lsdException w:name="HTML Code" w:semiHidden="0" w:uiPriority="0" w:unhideWhenUsed="0"/>
-    <w:lsdException w:name="HTML Definition" w:semiHidden="0" w:uiPriority="0" w:unhideWhenUsed="0"/>
-    <w:lsdException w:name="HTML Keyboard" w:semiHidden="0" w:uiPriority="0" w:unhideWhenUsed="0"/>
-    <w:lsdException w:name="HTML Preformatted" w:semiHidden="0" w:uiPriority="0" w:unhideWhenUsed="0"/>
-    <w:lsdException w:name="HTML Sample" w:semiHidden="0" w:uiPriority="0" w:unhideWhenUsed="0"/>
-    <w:lsdException w:name="HTML Typewriter" w:semiHidden="0" w:uiPriority="0" w:unhideWhenUsed="0"/>
-    <w:lsdException w:name="HTML Variable" w:semiHidden="0" w:uiPriority="0" w:unhideWhenUsed="0"/>
-    <w:lsdException w:name="Normal Table" w:uiPriority="0" w:unhideWhenUsed="0" w:qFormat="1"/>
-    <w:lsdException w:name="annotation subject" w:semiHidden="0" w:uiPriority="0" w:unhideWhenUsed="0"/>
-    <w:lsdException w:name="Table Simple 1" w:semiHidden="0" w:uiPriority="0" w:unhideWhenUsed="0"/>
-    <w:lsdException w:name="Table Simple 2" w:semiHidden="0" w:uiPriority="0" w:unhideWhenUsed="0"/>
-    <w:lsdException w:name="Table Simple 3" w:semiHidden="0" w:uiPriority="0" w:unhideWhenUsed="0"/>
-    <w:lsdException w:name="Table Classic 1" w:semiHidden="0" w:uiPriority="0" w:unhideWhenUsed="0"/>
-    <w:lsdException w:name="Table Classic 2" w:semiHidden="0" w:uiPriority="0" w:unhideWhenUsed="0"/>
-    <w:lsdException w:name="Table Classic 3" w:semiHidden="0" w:uiPriority="0" w:unhideWhenUsed="0"/>
-    <w:lsdException w:name="Table Classic 4" w:semiHidden="0" w:uiPriority="0" w:unhideWhenUsed="0"/>
-    <w:lsdException w:name="Table Colorful 1" w:semiHidden="0" w:uiPriority="0" w:unhideWhenUsed="0"/>
-    <w:lsdException w:name="Table Colorful 2" w:semiHidden="0" w:uiPriority="0" w:unhideWhenUsed="0"/>
-    <w:lsdException w:name="Table Colorful 3" w:semiHidden="0" w:uiPriority="0" w:unhideWhenUsed="0"/>
-    <w:lsdException w:name="Table Columns 1" w:semiHidden="0" w:uiPriority="0" w:unhideWhenUsed="0"/>
-    <w:lsdException w:name="Table Columns 2" w:semiHidden="0" w:uiPriority="0" w:unhideWhenUsed="0"/>
-    <w:lsdException w:name="Table Columns 3" w:semiHidden="0" w:uiPriority="0" w:unhideWhenUsed="0"/>
-    <w:lsdException w:name="Table Columns 4" w:semiHidden="0" w:uiPriority="0" w:unhideWhenUsed="0"/>
-    <w:lsdException w:name="Table Columns 5" w:semiHidden="0" w:uiPriority="0" w:unhideWhenUsed="0"/>
-    <w:lsdException w:name="Table Grid 1" w:semiHidden="0" w:uiPriority="0" w:unhideWhenUsed="0"/>
-    <w:lsdException w:name="Table Grid 2" w:semiHidden="0" w:uiPriority="0" w:unhideWhenUsed="0"/>
-    <w:lsdException w:name="Table Grid 3" w:semiHidden="0" w:uiPriority="0" w:unhideWhenUsed="0"/>
-    <w:lsdException w:name="Table Grid 4" w:semiHidden="0" w:uiPriority="0" w:unhideWhenUsed="0"/>
-    <w:lsdException w:name="Table Grid 5" w:semiHidden="0" w:uiPriority="0" w:unhideWhenUsed="0"/>
-    <w:lsdException w:name="Table Grid 6" w:semiHidden="0" w:uiPriority="0" w:unhideWhenUsed="0"/>
-    <w:lsdException w:name="Table Grid 7" w:semiHidden="0" w:uiPriority="0" w:unhideWhenUsed="0"/>
-    <w:lsdException w:name="Table Grid 8" w:semiHidden="0" w:uiPriority="0" w:unhideWhenUsed="0"/>
-    <w:lsdException w:name="Table List 1" w:semiHidden="0" w:uiPriority="0" w:unhideWhenUsed="0"/>
-    <w:lsdException w:name="Table List 2" w:semiHidden="0" w:uiPriority="0" w:unhideWhenUsed="0"/>
-    <w:lsdException w:name="Table List 3" w:semiHidden="0" w:uiPriority="0" w:unhideWhenUsed="0"/>
-    <w:lsdException w:name="Table List 4" w:semiHidden="0" w:uiPriority="0" w:unhideWhenUsed="0"/>
-    <w:lsdException w:name="Table List 5" w:semiHidden="0" w:uiPriority="0" w:unhideWhenUsed="0"/>
-    <w:lsdException w:name="Table List 6" w:semiHidden="0" w:uiPriority="0" w:unhideWhenUsed="0"/>
-    <w:lsdException w:name="Table List 7" w:semiHidden="0" w:uiPriority="0" w:unhideWhenUsed="0"/>
-    <w:lsdException w:name="Table List 8" w:semiHidden="0" w:uiPriority="0" w:unhideWhenUsed="0"/>
-    <w:lsdException w:name="Table 3D effects 1" w:semiHidden="0" w:uiPriority="0" w:unhideWhenUsed="0"/>
-    <w:lsdException w:name="Table 3D effects 2" w:semiHidden="0" w:uiPriority="0" w:unhideWhenUsed="0"/>
-    <w:lsdException w:name="Table 3D effects 3" w:semiHidden="0" w:uiPriority="0" w:unhideWhenUsed="0"/>
-    <w:lsdException w:name="Table Contemporary" w:semiHidden="0" w:uiPriority="0" w:unhideWhenUsed="0"/>
-    <w:lsdException w:name="Table Elegant" w:semiHidden="0" w:uiPriority="0" w:unhideWhenUsed="0"/>
-    <w:lsdException w:name="Table Professional" w:semiHidden="0" w:uiPriority="0" w:unhideWhenUsed="0"/>
-    <w:lsdException w:name="Table Subtle 1" w:semiHidden="0" w:uiPriority="0" w:unhideWhenUsed="0"/>
-    <w:lsdException w:name="Table Subtle 2" w:semiHidden="0" w:uiPriority="0" w:unhideWhenUsed="0"/>
-    <w:lsdException w:name="Table Web 1" w:semiHidden="0" w:uiPriority="0" w:unhideWhenUsed="0"/>
-    <w:lsdException w:name="Table Web 2" w:semiHidden="0" w:uiPriority="0" w:unhideWhenUsed="0"/>
-    <w:lsdException w:name="Table Web 3" w:semiHidden="0" w:uiPriority="0" w:unhideWhenUsed="0"/>
-    <w:lsdException w:name="Balloon Text" w:semiHidden="0" w:uiPriority="0" w:unhideWhenUsed="0"/>
-    <w:lsdException w:name="Table Grid" w:semiHidden="0" w:uiPriority="0" w:unhideWhenUsed="0" w:qFormat="1"/>
-    <w:lsdException w:name="Table Theme" w:semiHidden="0" w:uiPriority="0" w:unhideWhenUsed="0"/>
-    <w:lsdException w:name="Light Shading" w:semiHidden="0" w:uiPriority="60" w:unhideWhenUsed="0"/>
-    <w:lsdException w:name="Light List" w:semiHidden="0" w:uiPriority="61" w:unhideWhenUsed="0"/>
-    <w:lsdException w:name="Light Grid" w:semiHidden="0" w:uiPriority="62" w:unhideWhenUsed="0"/>
-    <w:lsdException w:name="Medium Shading 1" w:semiHidden="0" w:uiPriority="63" w:unhideWhenUsed="0"/>
-    <w:lsdException w:name="Medium Shading 2" w:semiHidden="0" w:uiPriority="64" w:unhideWhenUsed="0"/>
-    <w:lsdException w:name="Medium List 1" w:semiHidden="0" w:uiPriority="65" w:unhideWhenUsed="0"/>
-    <w:lsdException w:name="Medium List 2" w:semiHidden="0" w:uiPriority="66" w:unhideWhenUsed="0"/>
-    <w:lsdException w:name="Medium Grid 1" w:semiHidden="0" w:uiPriority="67" w:unhideWhenUsed="0"/>
-    <w:lsdException w:name="Medium Grid 2" w:semiHidden="0" w:uiPriority="68" w:unhideWhenUsed="0"/>
-    <w:lsdException w:name="Medium Grid 3" w:semiHidden="0" w:uiPriority="69" w:unhideWhenUsed="0"/>
-    <w:lsdException w:name="Dark List" w:semiHidden="0" w:uiPriority="70" w:unhideWhenUsed="0"/>
-    <w:lsdException w:name="Colorful Shading" w:semiHidden="0" w:uiPriority="71" w:unhideWhenUsed="0"/>
-    <w:lsdException w:name="Colorful List" w:semiHidden="0" w:uiPriority="72" w:unhideWhenUsed="0"/>
-    <w:lsdException w:name="Colorful Grid" w:semiHidden="0" w:uiPriority="73" w:unhideWhenUsed="0"/>
-    <w:lsdException w:name="Light Shading Accent 1" w:semiHidden="0" w:uiPriority="60" w:unhideWhenUsed="0"/>
-    <w:lsdException w:name="Light List Accent 1" w:semiHidden="0" w:uiPriority="61" w:unhideWhenUsed="0"/>
-    <w:lsdException w:name="Light Grid Accent 1" w:semiHidden="0" w:uiPriority="62" w:unhideWhenUsed="0"/>
-    <w:lsdException w:name="Medium Shading 1 Accent 1" w:semiHidden="0" w:uiPriority="63" w:unhideWhenUsed="0"/>
-    <w:lsdException w:name="Medium Shading 2 Accent 1" w:semiHidden="0" w:uiPriority="64" w:unhideWhenUsed="0"/>
-    <w:lsdException w:name="Medium List 1 Accent 1" w:semiHidden="0" w:uiPriority="65" w:unhideWhenUsed="0"/>
-    <w:lsdException w:name="Medium List 2 Accent 1" w:semiHidden="0" w:uiPriority="66" w:unhideWhenUsed="0"/>
-    <w:lsdException w:name="Medium Grid 1 Accent 1" w:semiHidden="0" w:uiPriority="67" w:unhideWhenUsed="0"/>
-    <w:lsdException w:name="Medium Grid 2 Accent 1" w:semiHidden="0" w:uiPriority="68" w:unhideWhenUsed="0"/>
-    <w:lsdException w:name="Medium Grid 3 Accent 1" w:semiHidden="0" w:uiPriority="69" w:unhideWhenUsed="0"/>
-    <w:lsdException w:name="Dark List Accent 1" w:semiHidden="0" w:uiPriority="70" w:unhideWhenUsed="0"/>
-    <w:lsdException w:name="Colorful Shading Accent 1" w:semiHidden="0" w:uiPriority="71" w:unhideWhenUsed="0"/>
-    <w:lsdException w:name="Colorful List Accent 1" w:semiHidden="0" w:uiPriority="72" w:unhideWhenUsed="0"/>
-    <w:lsdException w:name="Colorful Grid Accent 1" w:semiHidden="0" w:uiPriority="73" w:unhideWhenUsed="0"/>
-    <w:lsdException w:name="Light Shading Accent 2" w:semiHidden="0" w:uiPriority="60" w:unhideWhenUsed="0"/>
-    <w:lsdException w:name="Light List Accent 2" w:semiHidden="0" w:uiPriority="61" w:unhideWhenUsed="0"/>
-    <w:lsdException w:name="Light Grid Accent 2" w:semiHidden="0" w:uiPriority="62" w:unhideWhenUsed="0"/>
-    <w:lsdException w:name="Medium Shading 1 Accent 2" w:semiHidden="0" w:uiPriority="63" w:unhideWhenUsed="0"/>
-    <w:lsdException w:name="Medium Shading 2 Accent 2" w:semiHidden="0" w:uiPriority="64" w:unhideWhenUsed="0"/>
-    <w:lsdException w:name="Medium List 1 Accent 2" w:semiHidden="0" w:uiPriority="65" w:unhideWhenUsed="0"/>
-    <w:lsdException w:name="Medium List 2 Accent 2" w:semiHidden="0" w:uiPriority="66" w:unhideWhenUsed="0"/>
-    <w:lsdException w:name="Medium Grid 1 Accent 2" w:semiHidden="0" w:uiPriority="67" w:unhideWhenUsed="0"/>
-    <w:lsdException w:name="Medium Grid 2 Accent 2" w:semiHidden="0" w:uiPriority="68" w:unhideWhenUsed="0"/>
-    <w:lsdException w:name="Medium Grid 3 Accent 2" w:semiHidden="0" w:uiPriority="69" w:unhideWhenUsed="0"/>
-    <w:lsdException w:name="Dark List Accent 2" w:semiHidden="0" w:uiPriority="70" w:unhideWhenUsed="0"/>
-    <w:lsdException w:name="Colorful Shading Accent 2" w:semiHidden="0" w:uiPriority="71" w:unhideWhenUsed="0"/>
-    <w:lsdException w:name="Colorful List Accent 2" w:semiHidden="0" w:uiPriority="72" w:unhideWhenUsed="0"/>
-    <w:lsdException w:name="Colorful Grid Accent 2" w:semiHidden="0" w:uiPriority="73" w:unhideWhenUsed="0"/>
-    <w:lsdException w:name="Light Shading Accent 3" w:semiHidden="0" w:uiPriority="60" w:unhideWhenUsed="0"/>
-    <w:lsdException w:name="Light List Accent 3" w:semiHidden="0" w:uiPriority="61" w:unhideWhenUsed="0"/>
-    <w:lsdException w:name="Light Grid Accent 3" w:semiHidden="0" w:uiPriority="62" w:unhideWhenUsed="0"/>
-    <w:lsdException w:name="Medium Shading 1 Accent 3" w:semiHidden="0" w:uiPriority="63" w:unhideWhenUsed="0"/>
-    <w:lsdException w:name="Medium Shading 2 Accent 3" w:semiHidden="0" w:uiPriority="64" w:unhideWhenUsed="0"/>
-    <w:lsdException w:name="Medium List 1 Accent 3" w:semiHidden="0" w:uiPriority="65" w:unhideWhenUsed="0"/>
-    <w:lsdException w:name="Medium List 2 Accent 3" w:semiHidden="0" w:uiPriority="66" w:unhideWhenUsed="0"/>
-    <w:lsdException w:name="Medium Grid 1 Accent 3" w:semiHidden="0" w:uiPriority="67" w:unhideWhenUsed="0"/>
-    <w:lsdException w:name="Medium Grid 2 Accent 3" w:semiHidden="0" w:uiPriority="68" w:unhideWhenUsed="0"/>
-    <w:lsdException w:name="Medium Grid 3 Accent 3" w:semiHidden="0" w:uiPriority="69" w:unhideWhenUsed="0"/>
-    <w:lsdException w:name="Dark List Accent 3" w:semiHidden="0" w:uiPriority="70" w:unhideWhenUsed="0"/>
-    <w:lsdException w:name="Colorful Shading Accent 3" w:semiHidden="0" w:uiPriority="71" w:unhideWhenUsed="0"/>
-    <w:lsdException w:name="Colorful List Accent 3" w:semiHidden="0" w:uiPriority="72" w:unhideWhenUsed="0"/>
-    <w:lsdException w:name="Colorful Grid Accent 3" w:semiHidden="0" w:uiPriority="73" w:unhideWhenUsed="0"/>
-    <w:lsdException w:name="Light Shading Accent 4" w:semiHidden="0" w:uiPriority="60" w:unhideWhenUsed="0"/>
-    <w:lsdException w:name="Light List Accent 4" w:semiHidden="0" w:uiPriority="61" w:unhideWhenUsed="0"/>
-    <w:lsdException w:name="Light Grid Accent 4" w:semiHidden="0" w:uiPriority="62" w:unhideWhenUsed="0"/>
-    <w:lsdException w:name="Medium Shading 1 Accent 4" w:semiHidden="0" w:uiPriority="63" w:unhideWhenUsed="0"/>
-    <w:lsdException w:name="Medium Shading 2 Accent 4" w:semiHidden="0" w:uiPriority="64" w:unhideWhenUsed="0"/>
-    <w:lsdException w:name="Medium List 1 Accent 4" w:semiHidden="0" w:uiPriority="65" w:unhideWhenUsed="0"/>
-    <w:lsdException w:name="Medium List 2 Accent 4" w:semiHidden="0" w:uiPriority="66" w:unhideWhenUsed="0"/>
-    <w:lsdException w:name="Medium Grid 1 Accent 4" w:semiHidden="0" w:uiPriority="67" w:unhideWhenUsed="0"/>
-    <w:lsdException w:name="Medium Grid 2 Accent 4" w:semiHidden="0" w:uiPriority="68" w:unhideWhenUsed="0"/>
-    <w:lsdException w:name="Medium Grid 3 Accent 4" w:semiHidden="0" w:uiPriority="69" w:unhideWhenUsed="0"/>
-    <w:lsdException w:name="Dark List Accent 4" w:semiHidden="0" w:uiPriority="70" w:unhideWhenUsed="0"/>
-    <w:lsdException w:name="Colorful Shading Accent 4" w:semiHidden="0" w:uiPriority="71" w:unhideWhenUsed="0"/>
-    <w:lsdException w:name="Colorful List Accent 4" w:semiHidden="0" w:uiPriority="72" w:unhideWhenUsed="0"/>
-    <w:lsdException w:name="Colorful Grid Accent 4" w:semiHidden="0" w:uiPriority="73" w:unhideWhenUsed="0"/>
-    <w:lsdException w:name="Light Shading Accent 5" w:semiHidden="0" w:uiPriority="60" w:unhideWhenUsed="0"/>
-    <w:lsdException w:name="Light List Accent 5" w:semiHidden="0" w:uiPriority="61" w:unhideWhenUsed="0"/>
-    <w:lsdException w:name="Light Grid Accent 5" w:semiHidden="0" w:uiPriority="62" w:unhideWhenUsed="0"/>
-    <w:lsdException w:name="Medium Shading 1 Accent 5" w:semiHidden="0" w:uiPriority="63" w:unhideWhenUsed="0"/>
-    <w:lsdException w:name="Medium Shading 2 Accent 5" w:semiHidden="0" w:uiPriority="64" w:unhideWhenUsed="0"/>
-    <w:lsdException w:name="Medium List 1 Accent 5" w:semiHidden="0" w:uiPriority="65" w:unhideWhenUsed="0"/>
-    <w:lsdException w:name="Medium List 2 Accent 5" w:semiHidden="0" w:uiPriority="66" w:unhideWhenUsed="0"/>
-    <w:lsdException w:name="Medium Grid 1 Accent 5" w:semiHidden="0" w:uiPriority="67" w:unhideWhenUsed="0"/>
-    <w:lsdException w:name="Medium Grid 2 Accent 5" w:semiHidden="0" w:uiPriority="68" w:unhideWhenUsed="0"/>
-    <w:lsdException w:name="Medium Grid 3 Accent 5" w:semiHidden="0" w:uiPriority="69" w:unhideWhenUsed="0"/>
-    <w:lsdException w:name="Dark List Accent 5" w:semiHidden="0" w:uiPriority="70" w:unhideWhenUsed="0"/>
-    <w:lsdException w:name="Colorful Shading Accent 5" w:semiHidden="0" w:uiPriority="71" w:unhideWhenUsed="0"/>
-    <w:lsdException w:name="Colorful List Accent 5" w:semiHidden="0" w:uiPriority="72" w:unhideWhenUsed="0"/>
-    <w:lsdException w:name="Colorful Grid Accent 5" w:semiHidden="0" w:uiPriority="73" w:unhideWhenUsed="0"/>
-    <w:lsdException w:name="Light Shading Accent 6" w:semiHidden="0" w:uiPriority="60" w:unhideWhenUsed="0"/>
-    <w:lsdException w:name="Light List Accent 6" w:semiHidden="0" w:uiPriority="61" w:unhideWhenUsed="0"/>
-    <w:lsdException w:name="Light Grid Accent 6" w:semiHidden="0" w:uiPriority="62" w:unhideWhenUsed="0"/>
-    <w:lsdException w:name="Medium Shading 1 Accent 6" w:semiHidden="0" w:uiPriority="63" w:unhideWhenUsed="0"/>
-    <w:lsdException w:name="Medium Shading 2 Accent 6" w:semiHidden="0" w:uiPriority="64" w:unhideWhenUsed="0"/>
-    <w:lsdException w:name="Medium List 1 Accent 6" w:semiHidden="0" w:uiPriority="65" w:unhideWhenUsed="0"/>
-    <w:lsdException w:name="Medium List 2 Accent 6" w:semiHidden="0" w:uiPriority="66" w:unhideWhenUsed="0"/>
-    <w:lsdException w:name="Medium Grid 1 Accent 6" w:semiHidden="0" w:uiPriority="67" w:unhideWhenUsed="0"/>
-    <w:lsdException w:name="Medium Grid 2 Accent 6" w:semiHidden="0" w:uiPriority="68" w:unhideWhenUsed="0"/>
-    <w:lsdException w:name="Medium Grid 3 Accent 6" w:semiHidden="0" w:uiPriority="69" w:unhideWhenUsed="0"/>
-    <w:lsdException w:name="Dark List Accent 6" w:semiHidden="0" w:uiPriority="70" w:unhideWhenUsed="0"/>
-    <w:lsdException w:name="Colorful Shading Accent 6" w:semiHidden="0" w:uiPriority="71" w:unhideWhenUsed="0"/>
-    <w:lsdException w:name="Colorful List Accent 6" w:semiHidden="0" w:uiPriority="72" w:unhideWhenUsed="0"/>
-    <w:lsdException w:name="Colorful Grid Accent 6" w:semiHidden="0" w:uiPriority="73" w:unhideWhenUsed="0"/>
+  <w:latentStyles w:count="260" w:defQFormat="0" w:defUnhideWhenUsed="1" w:defSemiHidden="1" w:defUIPriority="99" w:defLockedState="0">
+    <w:lsdException w:qFormat="1" w:unhideWhenUsed="0" w:uiPriority="0" w:semiHidden="0" w:name="Normal"/>
+    <w:lsdException w:qFormat="1" w:unhideWhenUsed="0" w:uiPriority="0" w:semiHidden="0" w:name="heading 1"/>
+    <w:lsdException w:qFormat="1" w:uiPriority="0" w:semiHidden="0" w:name="heading 2"/>
+    <w:lsdException w:qFormat="1" w:uiPriority="0" w:name="heading 3"/>
+    <w:lsdException w:qFormat="1" w:uiPriority="0" w:semiHidden="0" w:name="heading 4"/>
+    <w:lsdException w:qFormat="1" w:uiPriority="0" w:name="heading 5"/>
+    <w:lsdException w:qFormat="1" w:uiPriority="0" w:name="heading 6"/>
+    <w:lsdException w:qFormat="1" w:uiPriority="0" w:name="heading 7"/>
+    <w:lsdException w:qFormat="1" w:uiPriority="0" w:name="heading 8"/>
+    <w:lsdException w:qFormat="1" w:uiPriority="0" w:name="heading 9"/>
+    <w:lsdException w:unhideWhenUsed="0" w:uiPriority="0" w:semiHidden="0" w:name="index 1"/>
+    <w:lsdException w:unhideWhenUsed="0" w:uiPriority="0" w:semiHidden="0" w:name="index 2"/>
+    <w:lsdException w:unhideWhenUsed="0" w:uiPriority="0" w:semiHidden="0" w:name="index 3"/>
+    <w:lsdException w:unhideWhenUsed="0" w:uiPriority="0" w:semiHidden="0" w:name="index 4"/>
+    <w:lsdException w:unhideWhenUsed="0" w:uiPriority="0" w:semiHidden="0" w:name="index 5"/>
+    <w:lsdException w:unhideWhenUsed="0" w:uiPriority="0" w:semiHidden="0" w:name="index 6"/>
+    <w:lsdException w:unhideWhenUsed="0" w:uiPriority="0" w:semiHidden="0" w:name="index 7"/>
+    <w:lsdException w:unhideWhenUsed="0" w:uiPriority="0" w:semiHidden="0" w:name="index 8"/>
+    <w:lsdException w:unhideWhenUsed="0" w:uiPriority="0" w:semiHidden="0" w:name="index 9"/>
+    <w:lsdException w:qFormat="1" w:unhideWhenUsed="0" w:uiPriority="0" w:semiHidden="0" w:name="toc 1"/>
+    <w:lsdException w:qFormat="1" w:unhideWhenUsed="0" w:uiPriority="0" w:semiHidden="0" w:name="toc 2"/>
+    <w:lsdException w:qFormat="1" w:unhideWhenUsed="0" w:uiPriority="0" w:semiHidden="0" w:name="toc 3"/>
+    <w:lsdException w:unhideWhenUsed="0" w:uiPriority="0" w:semiHidden="0" w:name="toc 4"/>
+    <w:lsdException w:unhideWhenUsed="0" w:uiPriority="0" w:semiHidden="0" w:name="toc 5"/>
+    <w:lsdException w:unhideWhenUsed="0" w:uiPriority="0" w:semiHidden="0" w:name="toc 6"/>
+    <w:lsdException w:unhideWhenUsed="0" w:uiPriority="0" w:semiHidden="0" w:name="toc 7"/>
+    <w:lsdException w:unhideWhenUsed="0" w:uiPriority="0" w:semiHidden="0" w:name="toc 8"/>
+    <w:lsdException w:unhideWhenUsed="0" w:uiPriority="0" w:semiHidden="0" w:name="toc 9"/>
+    <w:lsdException w:unhideWhenUsed="0" w:uiPriority="0" w:semiHidden="0" w:name="Normal Indent"/>
+    <w:lsdException w:unhideWhenUsed="0" w:uiPriority="0" w:semiHidden="0" w:name="footnote text"/>
+    <w:lsdException w:qFormat="1" w:unhideWhenUsed="0" w:uiPriority="0" w:semiHidden="0" w:name="annotation text"/>
+    <w:lsdException w:qFormat="1" w:unhideWhenUsed="0" w:uiPriority="0" w:semiHidden="0" w:name="header"/>
+    <w:lsdException w:qFormat="1" w:unhideWhenUsed="0" w:uiPriority="0" w:semiHidden="0" w:name="footer"/>
+    <w:lsdException w:unhideWhenUsed="0" w:uiPriority="0" w:semiHidden="0" w:name="index heading"/>
+    <w:lsdException w:qFormat="1" w:uiPriority="0" w:name="caption"/>
+    <w:lsdException w:unhideWhenUsed="0" w:uiPriority="0" w:semiHidden="0" w:name="table of figures"/>
+    <w:lsdException w:unhideWhenUsed="0" w:uiPriority="0" w:semiHidden="0" w:name="envelope address"/>
+    <w:lsdException w:unhideWhenUsed="0" w:uiPriority="0" w:semiHidden="0" w:name="envelope return"/>
+    <w:lsdException w:unhideWhenUsed="0" w:uiPriority="0" w:semiHidden="0" w:name="footnote reference"/>
+    <w:lsdException w:unhideWhenUsed="0" w:uiPriority="0" w:semiHidden="0" w:name="annotation reference"/>
+    <w:lsdException w:unhideWhenUsed="0" w:uiPriority="0" w:semiHidden="0" w:name="line number"/>
+    <w:lsdException w:unhideWhenUsed="0" w:uiPriority="0" w:semiHidden="0" w:name="page number"/>
+    <w:lsdException w:unhideWhenUsed="0" w:uiPriority="0" w:semiHidden="0" w:name="endnote reference"/>
+    <w:lsdException w:unhideWhenUsed="0" w:uiPriority="0" w:semiHidden="0" w:name="endnote text"/>
+    <w:lsdException w:unhideWhenUsed="0" w:uiPriority="0" w:semiHidden="0" w:name="table of authorities"/>
+    <w:lsdException w:unhideWhenUsed="0" w:uiPriority="0" w:semiHidden="0" w:name="macro"/>
+    <w:lsdException w:unhideWhenUsed="0" w:uiPriority="0" w:semiHidden="0" w:name="toa heading"/>
+    <w:lsdException w:unhideWhenUsed="0" w:uiPriority="0" w:semiHidden="0" w:name="List"/>
+    <w:lsdException w:unhideWhenUsed="0" w:uiPriority="0" w:semiHidden="0" w:name="List Bullet"/>
+    <w:lsdException w:unhideWhenUsed="0" w:uiPriority="0" w:semiHidden="0" w:name="List Number"/>
+    <w:lsdException w:unhideWhenUsed="0" w:uiPriority="0" w:semiHidden="0" w:name="List 2"/>
+    <w:lsdException w:unhideWhenUsed="0" w:uiPriority="0" w:semiHidden="0" w:name="List 3"/>
+    <w:lsdException w:unhideWhenUsed="0" w:uiPriority="0" w:semiHidden="0" w:name="List 4"/>
+    <w:lsdException w:unhideWhenUsed="0" w:uiPriority="0" w:semiHidden="0" w:name="List 5"/>
+    <w:lsdException w:unhideWhenUsed="0" w:uiPriority="0" w:semiHidden="0" w:name="List Bullet 2"/>
+    <w:lsdException w:unhideWhenUsed="0" w:uiPriority="0" w:semiHidden="0" w:name="List Bullet 3"/>
+    <w:lsdException w:unhideWhenUsed="0" w:uiPriority="0" w:semiHidden="0" w:name="List Bullet 4"/>
+    <w:lsdException w:unhideWhenUsed="0" w:uiPriority="0" w:semiHidden="0" w:name="List Bullet 5"/>
+    <w:lsdException w:unhideWhenUsed="0" w:uiPriority="0" w:semiHidden="0" w:name="List Number 2"/>
+    <w:lsdException w:unhideWhenUsed="0" w:uiPriority="0" w:semiHidden="0" w:name="List Number 3"/>
+    <w:lsdException w:unhideWhenUsed="0" w:uiPriority="0" w:semiHidden="0" w:name="List Number 4"/>
+    <w:lsdException w:unhideWhenUsed="0" w:uiPriority="0" w:semiHidden="0" w:name="List Number 5"/>
+    <w:lsdException w:qFormat="1" w:unhideWhenUsed="0" w:uiPriority="0" w:semiHidden="0" w:name="Title"/>
+    <w:lsdException w:unhideWhenUsed="0" w:uiPriority="0" w:semiHidden="0" w:name="Closing"/>
+    <w:lsdException w:unhideWhenUsed="0" w:uiPriority="0" w:semiHidden="0" w:name="Signature"/>
+    <w:lsdException w:qFormat="1" w:unhideWhenUsed="0" w:uiPriority="0" w:name="Default Paragraph Font"/>
+    <w:lsdException w:qFormat="1" w:unhideWhenUsed="0" w:uiPriority="0" w:name="Body Text"/>
+    <w:lsdException w:unhideWhenUsed="0" w:uiPriority="0" w:semiHidden="0" w:name="Body Text Indent"/>
+    <w:lsdException w:unhideWhenUsed="0" w:uiPriority="0" w:semiHidden="0" w:name="List Continue"/>
+    <w:lsdException w:unhideWhenUsed="0" w:uiPriority="0" w:semiHidden="0" w:name="List Continue 2"/>
+    <w:lsdException w:unhideWhenUsed="0" w:uiPriority="0" w:semiHidden="0" w:name="List Continue 3"/>
+    <w:lsdException w:unhideWhenUsed="0" w:uiPriority="0" w:semiHidden="0" w:name="List Continue 4"/>
+    <w:lsdException w:unhideWhenUsed="0" w:uiPriority="0" w:semiHidden="0" w:name="List Continue 5"/>
+    <w:lsdException w:unhideWhenUsed="0" w:uiPriority="0" w:semiHidden="0" w:name="Message Header"/>
+    <w:lsdException w:qFormat="1" w:unhideWhenUsed="0" w:uiPriority="0" w:semiHidden="0" w:name="Subtitle"/>
+    <w:lsdException w:unhideWhenUsed="0" w:uiPriority="0" w:semiHidden="0" w:name="Salutation"/>
+    <w:lsdException w:unhideWhenUsed="0" w:uiPriority="0" w:semiHidden="0" w:name="Date"/>
+    <w:lsdException w:unhideWhenUsed="0" w:uiPriority="0" w:semiHidden="0" w:name="Body Text First Indent"/>
+    <w:lsdException w:unhideWhenUsed="0" w:uiPriority="0" w:semiHidden="0" w:name="Body Text First Indent 2"/>
+    <w:lsdException w:uiPriority="99" w:name="Note Heading"/>
+    <w:lsdException w:unhideWhenUsed="0" w:uiPriority="0" w:semiHidden="0" w:name="Body Text 2"/>
+    <w:lsdException w:unhideWhenUsed="0" w:uiPriority="0" w:semiHidden="0" w:name="Body Text 3"/>
+    <w:lsdException w:unhideWhenUsed="0" w:uiPriority="0" w:semiHidden="0" w:name="Body Text Indent 2"/>
+    <w:lsdException w:unhideWhenUsed="0" w:uiPriority="0" w:semiHidden="0" w:name="Body Text Indent 3"/>
+    <w:lsdException w:unhideWhenUsed="0" w:uiPriority="0" w:semiHidden="0" w:name="Block Text"/>
+    <w:lsdException w:unhideWhenUsed="0" w:uiPriority="0" w:semiHidden="0" w:name="Hyperlink"/>
+    <w:lsdException w:unhideWhenUsed="0" w:uiPriority="0" w:semiHidden="0" w:name="FollowedHyperlink"/>
+    <w:lsdException w:qFormat="1" w:unhideWhenUsed="0" w:uiPriority="0" w:semiHidden="0" w:name="Strong"/>
+    <w:lsdException w:qFormat="1" w:unhideWhenUsed="0" w:uiPriority="0" w:semiHidden="0" w:name="Emphasis"/>
+    <w:lsdException w:unhideWhenUsed="0" w:uiPriority="0" w:semiHidden="0" w:name="Document Map"/>
+    <w:lsdException w:unhideWhenUsed="0" w:uiPriority="0" w:semiHidden="0" w:name="Plain Text"/>
+    <w:lsdException w:unhideWhenUsed="0" w:uiPriority="0" w:semiHidden="0" w:name="E-mail Signature"/>
+    <w:lsdException w:qFormat="1" w:unhideWhenUsed="0" w:uiPriority="0" w:semiHidden="0" w:name="Normal (Web)"/>
+    <w:lsdException w:unhideWhenUsed="0" w:uiPriority="0" w:semiHidden="0" w:name="HTML Acronym"/>
+    <w:lsdException w:unhideWhenUsed="0" w:uiPriority="0" w:semiHidden="0" w:name="HTML Address"/>
+    <w:lsdException w:unhideWhenUsed="0" w:uiPriority="0" w:semiHidden="0" w:name="HTML Cite"/>
+    <w:lsdException w:unhideWhenUsed="0" w:uiPriority="0" w:semiHidden="0" w:name="HTML Code"/>
+    <w:lsdException w:unhideWhenUsed="0" w:uiPriority="0" w:semiHidden="0" w:name="HTML Definition"/>
+    <w:lsdException w:unhideWhenUsed="0" w:uiPriority="0" w:semiHidden="0" w:name="HTML Keyboard"/>
+    <w:lsdException w:unhideWhenUsed="0" w:uiPriority="0" w:semiHidden="0" w:name="HTML Preformatted"/>
+    <w:lsdException w:unhideWhenUsed="0" w:uiPriority="0" w:semiHidden="0" w:name="HTML Sample"/>
+    <w:lsdException w:unhideWhenUsed="0" w:uiPriority="0" w:semiHidden="0" w:name="HTML Typewriter"/>
+    <w:lsdException w:unhideWhenUsed="0" w:uiPriority="0" w:semiHidden="0" w:name="HTML Variable"/>
+    <w:lsdException w:qFormat="1" w:unhideWhenUsed="0" w:uiPriority="0" w:name="Normal Table"/>
+    <w:lsdException w:unhideWhenUsed="0" w:uiPriority="0" w:semiHidden="0" w:name="annotation subject"/>
+    <w:lsdException w:unhideWhenUsed="0" w:uiPriority="0" w:semiHidden="0" w:name="Table Simple 1"/>
+    <w:lsdException w:unhideWhenUsed="0" w:uiPriority="0" w:semiHidden="0" w:name="Table Simple 2"/>
+    <w:lsdException w:unhideWhenUsed="0" w:uiPriority="0" w:semiHidden="0" w:name="Table Simple 3"/>
+    <w:lsdException w:unhideWhenUsed="0" w:uiPriority="0" w:semiHidden="0" w:name="Table Classic 1"/>
+    <w:lsdException w:unhideWhenUsed="0" w:uiPriority="0" w:semiHidden="0" w:name="Table Classic 2"/>
+    <w:lsdException w:unhideWhenUsed="0" w:uiPriority="0" w:semiHidden="0" w:name="Table Classic 3"/>
+    <w:lsdException w:unhideWhenUsed="0" w:uiPriority="0" w:semiHidden="0" w:name="Table Classic 4"/>
+    <w:lsdException w:unhideWhenUsed="0" w:uiPriority="0" w:semiHidden="0" w:name="Table Colorful 1"/>
+    <w:lsdException w:unhideWhenUsed="0" w:uiPriority="0" w:semiHidden="0" w:name="Table Colorful 2"/>
+    <w:lsdException w:unhideWhenUsed="0" w:uiPriority="0" w:semiHidden="0" w:name="Table Colorful 3"/>
+    <w:lsdException w:unhideWhenUsed="0" w:uiPriority="0" w:semiHidden="0" w:name="Table Columns 1"/>
+    <w:lsdException w:unhideWhenUsed="0" w:uiPriority="0" w:semiHidden="0" w:name="Table Columns 2"/>
+    <w:lsdException w:unhideWhenUsed="0" w:uiPriority="0" w:semiHidden="0" w:name="Table Columns 3"/>
+    <w:lsdException w:unhideWhenUsed="0" w:uiPriority="0" w:semiHidden="0" w:name="Table Columns 4"/>
+    <w:lsdException w:unhideWhenUsed="0" w:uiPriority="0" w:semiHidden="0" w:name="Table Columns 5"/>
+    <w:lsdException w:unhideWhenUsed="0" w:uiPriority="0" w:semiHidden="0" w:name="Table Grid 1"/>
+    <w:lsdException w:unhideWhenUsed="0" w:uiPriority="0" w:semiHidden="0" w:name="Table Grid 2"/>
+    <w:lsdException w:unhideWhenUsed="0" w:uiPriority="0" w:semiHidden="0" w:name="Table Grid 3"/>
+    <w:lsdException w:unhideWhenUsed="0" w:uiPriority="0" w:semiHidden="0" w:name="Table Grid 4"/>
+    <w:lsdException w:unhideWhenUsed="0" w:uiPriority="0" w:semiHidden="0" w:name="Table Grid 5"/>
+    <w:lsdException w:unhideWhenUsed="0" w:uiPriority="0" w:semiHidden="0" w:name="Table Grid 6"/>
+    <w:lsdException w:unhideWhenUsed="0" w:uiPriority="0" w:semiHidden="0" w:name="Table Grid 7"/>
+    <w:lsdException w:unhideWhenUsed="0" w:uiPriority="0" w:semiHidden="0" w:name="Table Grid 8"/>
+    <w:lsdException w:unhideWhenUsed="0" w:uiPriority="0" w:semiHidden="0" w:name="Table List 1"/>
+    <w:lsdException w:unhideWhenUsed="0" w:uiPriority="0" w:semiHidden="0" w:name="Table List 2"/>
+    <w:lsdException w:unhideWhenUsed="0" w:uiPriority="0" w:semiHidden="0" w:name="Table List 3"/>
+    <w:lsdException w:unhideWhenUsed="0" w:uiPriority="0" w:semiHidden="0" w:name="Table List 4"/>
+    <w:lsdException w:unhideWhenUsed="0" w:uiPriority="0" w:semiHidden="0" w:name="Table List 5"/>
+    <w:lsdException w:unhideWhenUsed="0" w:uiPriority="0" w:semiHidden="0" w:name="Table List 6"/>
+    <w:lsdException w:unhideWhenUsed="0" w:uiPriority="0" w:semiHidden="0" w:name="Table List 7"/>
+    <w:lsdException w:unhideWhenUsed="0" w:uiPriority="0" w:semiHidden="0" w:name="Table List 8"/>
+    <w:lsdException w:unhideWhenUsed="0" w:uiPriority="0" w:semiHidden="0" w:name="Table 3D effects 1"/>
+    <w:lsdException w:unhideWhenUsed="0" w:uiPriority="0" w:semiHidden="0" w:name="Table 3D effects 2"/>
+    <w:lsdException w:unhideWhenUsed="0" w:uiPriority="0" w:semiHidden="0" w:name="Table 3D effects 3"/>
+    <w:lsdException w:unhideWhenUsed="0" w:uiPriority="0" w:semiHidden="0" w:name="Table Contemporary"/>
+    <w:lsdException w:unhideWhenUsed="0" w:uiPriority="0" w:semiHidden="0" w:name="Table Elegant"/>
+    <w:lsdException w:unhideWhenUsed="0" w:uiPriority="0" w:semiHidden="0" w:name="Table Professional"/>
+    <w:lsdException w:unhideWhenUsed="0" w:uiPriority="0" w:semiHidden="0" w:name="Table Subtle 1"/>
+    <w:lsdException w:unhideWhenUsed="0" w:uiPriority="0" w:semiHidden="0" w:name="Table Subtle 2"/>
+    <w:lsdException w:unhideWhenUsed="0" w:uiPriority="0" w:semiHidden="0" w:name="Table Web 1"/>
+    <w:lsdException w:unhideWhenUsed="0" w:uiPriority="0" w:semiHidden="0" w:name="Table Web 2"/>
+    <w:lsdException w:unhideWhenUsed="0" w:uiPriority="0" w:semiHidden="0" w:name="Table Web 3"/>
+    <w:lsdException w:unhideWhenUsed="0" w:uiPriority="0" w:semiHidden="0" w:name="Balloon Text"/>
+    <w:lsdException w:qFormat="1" w:unhideWhenUsed="0" w:uiPriority="0" w:semiHidden="0" w:name="Table Grid"/>
+    <w:lsdException w:unhideWhenUsed="0" w:uiPriority="0" w:semiHidden="0" w:name="Table Theme"/>
+    <w:lsdException w:unhideWhenUsed="0" w:uiPriority="60" w:semiHidden="0" w:name="Light Shading"/>
+    <w:lsdException w:unhideWhenUsed="0" w:uiPriority="61" w:semiHidden="0" w:name="Light List"/>
+    <w:lsdException w:unhideWhenUsed="0" w:uiPriority="62" w:semiHidden="0" w:name="Light Grid"/>
+    <w:lsdException w:unhideWhenUsed="0" w:uiPriority="63" w:semiHidden="0" w:name="Medium Shading 1"/>
+    <w:lsdException w:unhideWhenUsed="0" w:uiPriority="64" w:semiHidden="0" w:name="Medium Shading 2"/>
+    <w:lsdException w:unhideWhenUsed="0" w:uiPriority="65" w:semiHidden="0" w:name="Medium List 1"/>
+    <w:lsdException w:unhideWhenUsed="0" w:uiPriority="66" w:semiHidden="0" w:name="Medium List 2"/>
+    <w:lsdException w:unhideWhenUsed="0" w:uiPriority="67" w:semiHidden="0" w:name="Medium Grid 1"/>
+    <w:lsdException w:unhideWhenUsed="0" w:uiPriority="68" w:semiHidden="0" w:name="Medium Grid 2"/>
+    <w:lsdException w:unhideWhenUsed="0" w:uiPriority="69" w:semiHidden="0" w:name="Medium Grid 3"/>
+    <w:lsdException w:unhideWhenUsed="0" w:uiPriority="70" w:semiHidden="0" w:name="Dark List"/>
+    <w:lsdException w:unhideWhenUsed="0" w:uiPriority="71" w:semiHidden="0" w:name="Colorful Shading"/>
+    <w:lsdException w:unhideWhenUsed="0" w:uiPriority="72" w:semiHidden="0" w:name="Colorful List"/>
+    <w:lsdException w:unhideWhenUsed="0" w:uiPriority="73" w:semiHidden="0" w:name="Colorful Grid"/>
+    <w:lsdException w:unhideWhenUsed="0" w:uiPriority="60" w:semiHidden="0" w:name="Light Shading Accent 1"/>
+    <w:lsdException w:unhideWhenUsed="0" w:uiPriority="61" w:semiHidden="0" w:name="Light List Accent 1"/>
+    <w:lsdException w:unhideWhenUsed="0" w:uiPriority="62" w:semiHidden="0" w:name="Light Grid Accent 1"/>
+    <w:lsdException w:unhideWhenUsed="0" w:uiPriority="63" w:semiHidden="0" w:name="Medium Shading 1 Accent 1"/>
+    <w:lsdException w:unhideWhenUsed="0" w:uiPriority="64" w:semiHidden="0" w:name="Medium Shading 2 Accent 1"/>
+    <w:lsdException w:unhideWhenUsed="0" w:uiPriority="65" w:semiHidden="0" w:name="Medium List 1 Accent 1"/>
+    <w:lsdException w:unhideWhenUsed="0" w:uiPriority="66" w:semiHidden="0" w:name="Medium List 2 Accent 1"/>
+    <w:lsdException w:unhideWhenUsed="0" w:uiPriority="67" w:semiHidden="0" w:name="Medium Grid 1 Accent 1"/>
+    <w:lsdException w:unhideWhenUsed="0" w:uiPriority="68" w:semiHidden="0" w:name="Medium Grid 2 Accent 1"/>
+    <w:lsdException w:unhideWhenUsed="0" w:uiPriority="69" w:semiHidden="0" w:name="Medium Grid 3 Accent 1"/>
+    <w:lsdException w:unhideWhenUsed="0" w:uiPriority="70" w:semiHidden="0" w:name="Dark List Accent 1"/>
+    <w:lsdException w:unhideWhenUsed="0" w:uiPriority="71" w:semiHidden="0" w:name="Colorful Shading Accent 1"/>
+    <w:lsdException w:unhideWhenUsed="0" w:uiPriority="72" w:semiHidden="0" w:name="Colorful List Accent 1"/>
+    <w:lsdException w:unhideWhenUsed="0" w:uiPriority="73" w:semiHidden="0" w:name="Colorful Grid Accent 1"/>
+    <w:lsdException w:unhideWhenUsed="0" w:uiPriority="60" w:semiHidden="0" w:name="Light Shading Accent 2"/>
+    <w:lsdException w:unhideWhenUsed="0" w:uiPriority="61" w:semiHidden="0" w:name="Light List Accent 2"/>
+    <w:lsdException w:unhideWhenUsed="0" w:uiPriority="62" w:semiHidden="0" w:name="Light Grid Accent 2"/>
+    <w:lsdException w:unhideWhenUsed="0" w:uiPriority="63" w:semiHidden="0" w:name="Medium Shading 1 Accent 2"/>
+    <w:lsdException w:unhideWhenUsed="0" w:uiPriority="64" w:semiHidden="0" w:name="Medium Shading 2 Accent 2"/>
+    <w:lsdException w:unhideWhenUsed="0" w:uiPriority="65" w:semiHidden="0" w:name="Medium List 1 Accent 2"/>
+    <w:lsdException w:unhideWhenUsed="0" w:uiPriority="66" w:semiHidden="0" w:name="Medium List 2 Accent 2"/>
+    <w:lsdException w:unhideWhenUsed="0" w:uiPriority="67" w:semiHidden="0" w:name="Medium Grid 1 Accent 2"/>
+    <w:lsdException w:unhideWhenUsed="0" w:uiPriority="68" w:semiHidden="0" w:name="Medium Grid 2 Accent 2"/>
+    <w:lsdException w:unhideWhenUsed="0" w:uiPriority="69" w:semiHidden="0" w:name="Medium Grid 3 Accent 2"/>
+    <w:lsdException w:unhideWhenUsed="0" w:uiPriority="70" w:semiHidden="0" w:name="Dark List Accent 2"/>
+    <w:lsdException w:unhideWhenUsed="0" w:uiPriority="71" w:semiHidden="0" w:name="Colorful Shading Accent 2"/>
+    <w:lsdException w:unhideWhenUsed="0" w:uiPriority="72" w:semiHidden="0" w:name="Colorful List Accent 2"/>
+    <w:lsdException w:unhideWhenUsed="0" w:uiPriority="73" w:semiHidden="0" w:name="Colorful Grid Accent 2"/>
+    <w:lsdException w:unhideWhenUsed="0" w:uiPriority="60" w:semiHidden="0" w:name="Light Shading Accent 3"/>
+    <w:lsdException w:unhideWhenUsed="0" w:uiPriority="61" w:semiHidden="0" w:name="Light List Accent 3"/>
+    <w:lsdException w:unhideWhenUsed="0" w:uiPriority="62" w:semiHidden="0" w:name="Light Grid Accent 3"/>
+    <w:lsdException w:unhideWhenUsed="0" w:uiPriority="63" w:semiHidden="0" w:name="Medium Shading 1 Accent 3"/>
+    <w:lsdException w:unhideWhenUsed="0" w:uiPriority="64" w:semiHidden="0" w:name="Medium Shading 2 Accent 3"/>
+    <w:lsdException w:unhideWhenUsed="0" w:uiPriority="65" w:semiHidden="0" w:name="Medium List 1 Accent 3"/>
+    <w:lsdException w:unhideWhenUsed="0" w:uiPriority="66" w:semiHidden="0" w:name="Medium List 2 Accent 3"/>
+    <w:lsdException w:unhideWhenUsed="0" w:uiPriority="67" w:semiHidden="0" w:name="Medium Grid 1 Accent 3"/>
+    <w:lsdException w:unhideWhenUsed="0" w:uiPriority="68" w:semiHidden="0" w:name="Medium Grid 2 Accent 3"/>
+    <w:lsdException w:unhideWhenUsed="0" w:uiPriority="69" w:semiHidden="0" w:name="Medium Grid 3 Accent 3"/>
+    <w:lsdException w:unhideWhenUsed="0" w:uiPriority="70" w:semiHidden="0" w:name="Dark List Accent 3"/>
+    <w:lsdException w:unhideWhenUsed="0" w:uiPriority="71" w:semiHidden="0" w:name="Colorful Shading Accent 3"/>
+    <w:lsdException w:unhideWhenUsed="0" w:uiPriority="72" w:semiHidden="0" w:name="Colorful List Accent 3"/>
+    <w:lsdException w:unhideWhenUsed="0" w:uiPriority="73" w:semiHidden="0" w:name="Colorful Grid Accent 3"/>
+    <w:lsdException w:unhideWhenUsed="0" w:uiPriority="60" w:semiHidden="0" w:name="Light Shading Accent 4"/>
+    <w:lsdException w:unhideWhenUsed="0" w:uiPriority="61" w:semiHidden="0" w:name="Light List Accent 4"/>
+    <w:lsdException w:unhideWhenUsed="0" w:uiPriority="62" w:semiHidden="0" w:name="Light Grid Accent 4"/>
+    <w:lsdException w:unhideWhenUsed="0" w:uiPriority="63" w:semiHidden="0" w:name="Medium Shading 1 Accent 4"/>
+    <w:lsdException w:unhideWhenUsed="0" w:uiPriority="64" w:semiHidden="0" w:name="Medium Shading 2 Accent 4"/>
+    <w:lsdException w:unhideWhenUsed="0" w:uiPriority="65" w:semiHidden="0" w:name="Medium List 1 Accent 4"/>
+    <w:lsdException w:unhideWhenUsed="0" w:uiPriority="66" w:semiHidden="0" w:name="Medium List 2 Accent 4"/>
+    <w:lsdException w:unhideWhenUsed="0" w:uiPriority="67" w:semiHidden="0" w:name="Medium Grid 1 Accent 4"/>
+    <w:lsdException w:unhideWhenUsed="0" w:uiPriority="68" w:semiHidden="0" w:name="Medium Grid 2 Accent 4"/>
+    <w:lsdException w:unhideWhenUsed="0" w:uiPriority="69" w:semiHidden="0" w:name="Medium Grid 3 Accent 4"/>
+    <w:lsdException w:unhideWhenUsed="0" w:uiPriority="70" w:semiHidden="0" w:name="Dark List Accent 4"/>
+    <w:lsdException w:unhideWhenUsed="0" w:uiPriority="71" w:semiHidden="0" w:name="Colorful Shading Accent 4"/>
+    <w:lsdException w:unhideWhenUsed="0" w:uiPriority="72" w:semiHidden="0" w:name="Colorful List Accent 4"/>
+    <w:lsdException w:unhideWhenUsed="0" w:uiPriority="73" w:semiHidden="0" w:name="Colorful Grid Accent 4"/>
+    <w:lsdException w:unhideWhenUsed="0" w:uiPriority="60" w:semiHidden="0" w:name="Light Shading Accent 5"/>
+    <w:lsdException w:unhideWhenUsed="0" w:uiPriority="61" w:semiHidden="0" w:name="Light List Accent 5"/>
+    <w:lsdException w:unhideWhenUsed="0" w:uiPriority="62" w:semiHidden="0" w:name="Light Grid Accent 5"/>
+    <w:lsdException w:unhideWhenUsed="0" w:uiPriority="63" w:semiHidden="0" w:name="Medium Shading 1 Accent 5"/>
+    <w:lsdException w:unhideWhenUsed="0" w:uiPriority="64" w:semiHidden="0" w:name="Medium Shading 2 Accent 5"/>
+    <w:lsdException w:unhideWhenUsed="0" w:uiPriority="65" w:semiHidden="0" w:name="Medium List 1 Accent 5"/>
+    <w:lsdException w:unhideWhenUsed="0" w:uiPriority="66" w:semiHidden="0" w:name="Medium List 2 Accent 5"/>
+    <w:lsdException w:unhideWhenUsed="0" w:uiPriority="67" w:semiHidden="0" w:name="Medium Grid 1 Accent 5"/>
+    <w:lsdException w:unhideWhenUsed="0" w:uiPriority="68" w:semiHidden="0" w:name="Medium Grid 2 Accent 5"/>
+    <w:lsdException w:unhideWhenUsed="0" w:uiPriority="69" w:semiHidden="0" w:name="Medium Grid 3 Accent 5"/>
+    <w:lsdException w:unhideWhenUsed="0" w:uiPriority="70" w:semiHidden="0" w:name="Dark List Accent 5"/>
+    <w:lsdException w:unhideWhenUsed="0" w:uiPriority="71" w:semiHidden="0" w:name="Colorful Shading Accent 5"/>
+    <w:lsdException w:unhideWhenUsed="0" w:uiPriority="72" w:semiHidden="0" w:name="Colorful List Accent 5"/>
+    <w:lsdException w:unhideWhenUsed="0" w:uiPriority="73" w:semiHidden="0" w:name="Colorful Grid Accent 5"/>
+    <w:lsdException w:unhideWhenUsed="0" w:uiPriority="60" w:semiHidden="0" w:name="Light Shading Accent 6"/>
+    <w:lsdException w:unhideWhenUsed="0" w:uiPriority="61" w:semiHidden="0" w:name="Light List Accent 6"/>
+    <w:lsdException w:unhideWhenUsed="0" w:uiPriority="62" w:semiHidden="0" w:name="Light Grid Accent 6"/>
+    <w:lsdException w:unhideWhenUsed="0" w:uiPriority="63" w:semiHidden="0" w:name="Medium Shading 1 Accent 6"/>
+    <w:lsdException w:unhideWhenUsed="0" w:uiPriority="64" w:semiHidden="0" w:name="Medium Shading 2 Accent 6"/>
+    <w:lsdException w:unhideWhenUsed="0" w:uiPriority="65" w:semiHidden="0" w:name="Medium List 1 Accent 6"/>
+    <w:lsdException w:unhideWhenUsed="0" w:uiPriority="66" w:semiHidden="0" w:name="Medium List 2 Accent 6"/>
+    <w:lsdException w:unhideWhenUsed="0" w:uiPriority="67" w:semiHidden="0" w:name="Medium Grid 1 Accent 6"/>
+    <w:lsdException w:unhideWhenUsed="0" w:uiPriority="68" w:semiHidden="0" w:name="Medium Grid 2 Accent 6"/>
+    <w:lsdException w:unhideWhenUsed="0" w:uiPriority="69" w:semiHidden="0" w:name="Medium Grid 3 Accent 6"/>
+    <w:lsdException w:unhideWhenUsed="0" w:uiPriority="70" w:semiHidden="0" w:name="Dark List Accent 6"/>
+    <w:lsdException w:unhideWhenUsed="0" w:uiPriority="71" w:semiHidden="0" w:name="Colorful Shading Accent 6"/>
+    <w:lsdException w:unhideWhenUsed="0" w:uiPriority="72" w:semiHidden="0" w:name="Colorful List Accent 6"/>
+    <w:lsdException w:unhideWhenUsed="0" w:uiPriority="73" w:semiHidden="0" w:name="Colorful Grid Accent 6"/>
   </w:latentStyles>
-  <w:style w:type="paragraph" w:default="1" w:styleId="Normal">
+  <w:style w:type="paragraph" w:default="1" w:styleId="1">
     <w:name w:val="Normal"/>
     <w:qFormat/>
+    <w:uiPriority w:val="0"/>
     <w:pPr>
       <w:kinsoku w:val="0"/>
       <w:autoSpaceDE w:val="0"/>
@@ -6297,7 +6672,7 @@
       <w:textAlignment w:val="baseline"/>
     </w:pPr>
     <w:rPr>
-      <w:rFonts w:ascii="Arial" w:eastAsia="宋体" w:hAnsi="Arial" w:cs="Arial"/>
+      <w:rFonts w:ascii="Arial" w:hAnsi="Arial" w:eastAsia="宋体" w:cs="Arial"/>
       <w:snapToGrid w:val="0"/>
       <w:color w:val="000000"/>
       <w:kern w:val="0"/>
@@ -6306,11 +6681,12 @@
       <w:lang w:val="en-US" w:eastAsia="en-US" w:bidi="ar-SA"/>
     </w:rPr>
   </w:style>
-  <w:style w:type="paragraph" w:styleId="Heading1">
+  <w:style w:type="paragraph" w:styleId="2">
     <w:name w:val="heading 1"/>
-    <w:basedOn w:val="Normal"/>
-    <w:next w:val="Normal"/>
+    <w:basedOn w:val="1"/>
+    <w:next w:val="1"/>
     <w:qFormat/>
+    <w:uiPriority w:val="0"/>
     <w:pPr>
       <w:keepNext/>
       <w:keepLines/>
@@ -6328,12 +6704,13 @@
       <w:sz w:val="44"/>
     </w:rPr>
   </w:style>
-  <w:style w:type="paragraph" w:styleId="Heading2">
+  <w:style w:type="paragraph" w:styleId="3">
     <w:name w:val="heading 2"/>
-    <w:basedOn w:val="Normal"/>
-    <w:next w:val="Normal"/>
+    <w:basedOn w:val="1"/>
+    <w:next w:val="1"/>
     <w:unhideWhenUsed/>
     <w:qFormat/>
+    <w:uiPriority w:val="0"/>
     <w:pPr>
       <w:keepNext/>
       <w:keepLines/>
@@ -6346,18 +6723,19 @@
       <w:outlineLvl w:val="1"/>
     </w:pPr>
     <w:rPr>
-      <w:rFonts w:ascii="Arial" w:eastAsia="黑体" w:hAnsi="Arial"/>
+      <w:rFonts w:ascii="Arial" w:hAnsi="Arial" w:eastAsia="黑体"/>
       <w:b/>
       <w:sz w:val="32"/>
     </w:rPr>
   </w:style>
-  <w:style w:type="paragraph" w:styleId="Heading3">
+  <w:style w:type="paragraph" w:styleId="4">
     <w:name w:val="heading 3"/>
-    <w:basedOn w:val="Normal"/>
-    <w:next w:val="Normal"/>
+    <w:basedOn w:val="1"/>
+    <w:next w:val="1"/>
     <w:semiHidden/>
     <w:unhideWhenUsed/>
     <w:qFormat/>
+    <w:uiPriority w:val="0"/>
     <w:pPr>
       <w:keepNext/>
       <w:keepLines/>
@@ -6374,12 +6752,13 @@
       <w:sz w:val="32"/>
     </w:rPr>
   </w:style>
-  <w:style w:type="paragraph" w:styleId="Heading4">
+  <w:style w:type="paragraph" w:styleId="5">
     <w:name w:val="heading 4"/>
-    <w:basedOn w:val="Normal"/>
-    <w:next w:val="Normal"/>
+    <w:basedOn w:val="1"/>
+    <w:next w:val="1"/>
     <w:unhideWhenUsed/>
     <w:qFormat/>
+    <w:uiPriority w:val="0"/>
     <w:pPr>
       <w:keepNext/>
       <w:keepLines/>
@@ -6392,18 +6771,19 @@
       <w:outlineLvl w:val="3"/>
     </w:pPr>
     <w:rPr>
-      <w:rFonts w:ascii="Arial" w:eastAsia="黑体" w:hAnsi="Arial"/>
+      <w:rFonts w:ascii="Arial" w:hAnsi="Arial" w:eastAsia="黑体"/>
       <w:b/>
       <w:sz w:val="28"/>
     </w:rPr>
   </w:style>
-  <w:style w:type="paragraph" w:styleId="Heading5">
+  <w:style w:type="paragraph" w:styleId="6">
     <w:name w:val="heading 5"/>
-    <w:basedOn w:val="Normal"/>
-    <w:next w:val="Normal"/>
+    <w:basedOn w:val="1"/>
+    <w:next w:val="1"/>
     <w:semiHidden/>
     <w:unhideWhenUsed/>
     <w:qFormat/>
+    <w:uiPriority w:val="0"/>
     <w:pPr>
       <w:keepNext/>
       <w:keepLines/>
@@ -6420,13 +6800,14 @@
       <w:sz w:val="28"/>
     </w:rPr>
   </w:style>
-  <w:style w:type="paragraph" w:styleId="Heading6">
+  <w:style w:type="paragraph" w:styleId="7">
     <w:name w:val="heading 6"/>
-    <w:basedOn w:val="Normal"/>
-    <w:next w:val="Normal"/>
+    <w:basedOn w:val="1"/>
+    <w:next w:val="1"/>
     <w:semiHidden/>
     <w:unhideWhenUsed/>
     <w:qFormat/>
+    <w:uiPriority w:val="0"/>
     <w:pPr>
       <w:keepNext/>
       <w:keepLines/>
@@ -6439,18 +6820,19 @@
       <w:outlineLvl w:val="5"/>
     </w:pPr>
     <w:rPr>
-      <w:rFonts w:ascii="Arial" w:eastAsia="黑体" w:hAnsi="Arial"/>
+      <w:rFonts w:ascii="Arial" w:hAnsi="Arial" w:eastAsia="黑体"/>
       <w:b/>
       <w:sz w:val="24"/>
     </w:rPr>
   </w:style>
-  <w:style w:type="paragraph" w:styleId="Heading7">
+  <w:style w:type="paragraph" w:styleId="8">
     <w:name w:val="heading 7"/>
-    <w:basedOn w:val="Normal"/>
-    <w:next w:val="Normal"/>
+    <w:basedOn w:val="1"/>
+    <w:next w:val="1"/>
     <w:semiHidden/>
     <w:unhideWhenUsed/>
     <w:qFormat/>
+    <w:uiPriority w:val="0"/>
     <w:pPr>
       <w:keepNext/>
       <w:keepLines/>
@@ -6467,13 +6849,14 @@
       <w:sz w:val="24"/>
     </w:rPr>
   </w:style>
-  <w:style w:type="paragraph" w:styleId="Heading8">
+  <w:style w:type="paragraph" w:styleId="9">
     <w:name w:val="heading 8"/>
-    <w:basedOn w:val="Normal"/>
-    <w:next w:val="Normal"/>
+    <w:basedOn w:val="1"/>
+    <w:next w:val="1"/>
     <w:semiHidden/>
     <w:unhideWhenUsed/>
     <w:qFormat/>
+    <w:uiPriority w:val="0"/>
     <w:pPr>
       <w:keepNext/>
       <w:keepLines/>
@@ -6486,17 +6869,18 @@
       <w:outlineLvl w:val="7"/>
     </w:pPr>
     <w:rPr>
-      <w:rFonts w:ascii="Arial" w:eastAsia="黑体" w:hAnsi="Arial"/>
+      <w:rFonts w:ascii="Arial" w:hAnsi="Arial" w:eastAsia="黑体"/>
       <w:sz w:val="24"/>
     </w:rPr>
   </w:style>
-  <w:style w:type="paragraph" w:styleId="Heading9">
+  <w:style w:type="paragraph" w:styleId="10">
     <w:name w:val="heading 9"/>
-    <w:basedOn w:val="Normal"/>
-    <w:next w:val="Normal"/>
+    <w:basedOn w:val="1"/>
+    <w:next w:val="1"/>
     <w:semiHidden/>
     <w:unhideWhenUsed/>
     <w:qFormat/>
+    <w:uiPriority w:val="0"/>
     <w:pPr>
       <w:keepNext/>
       <w:keepLines/>
@@ -6509,19 +6893,21 @@
       <w:outlineLvl w:val="8"/>
     </w:pPr>
     <w:rPr>
-      <w:rFonts w:ascii="Arial" w:eastAsia="黑体" w:hAnsi="Arial"/>
+      <w:rFonts w:ascii="Arial" w:hAnsi="Arial" w:eastAsia="黑体"/>
       <w:sz w:val="21"/>
     </w:rPr>
   </w:style>
-  <w:style w:type="character" w:default="1" w:styleId="DefaultParagraphFont">
+  <w:style w:type="character" w:default="1" w:styleId="22">
     <w:name w:val="Default Paragraph Font"/>
     <w:semiHidden/>
     <w:qFormat/>
+    <w:uiPriority w:val="0"/>
   </w:style>
-  <w:style w:type="table" w:default="1" w:styleId="TableNormal">
+  <w:style w:type="table" w:default="1" w:styleId="20">
     <w:name w:val="Normal Table"/>
     <w:semiHidden/>
     <w:qFormat/>
+    <w:uiPriority w:val="0"/>
     <w:tblPr>
       <w:tblCellMar>
         <w:top w:w="0" w:type="dxa"/>
@@ -6531,39 +6917,43 @@
       </w:tblCellMar>
     </w:tblPr>
   </w:style>
-  <w:style w:type="paragraph" w:styleId="CommentText">
+  <w:style w:type="paragraph" w:styleId="11">
     <w:name w:val="annotation text"/>
-    <w:basedOn w:val="Normal"/>
+    <w:basedOn w:val="1"/>
     <w:qFormat/>
+    <w:uiPriority w:val="0"/>
     <w:pPr>
       <w:jc w:val="left"/>
     </w:pPr>
   </w:style>
-  <w:style w:type="paragraph" w:styleId="BodyText">
+  <w:style w:type="paragraph" w:styleId="12">
     <w:name w:val="Body Text"/>
-    <w:basedOn w:val="Normal"/>
+    <w:basedOn w:val="1"/>
     <w:semiHidden/>
     <w:qFormat/>
+    <w:uiPriority w:val="0"/>
     <w:rPr>
-      <w:rFonts w:ascii="Arial" w:eastAsia="Arial" w:hAnsi="Arial" w:cs="Arial"/>
+      <w:rFonts w:ascii="Arial" w:hAnsi="Arial" w:eastAsia="Arial" w:cs="Arial"/>
       <w:sz w:val="21"/>
       <w:szCs w:val="21"/>
       <w:lang w:val="en-US" w:eastAsia="en-US" w:bidi="ar-SA"/>
     </w:rPr>
   </w:style>
-  <w:style w:type="paragraph" w:styleId="TOC3">
+  <w:style w:type="paragraph" w:styleId="13">
     <w:name w:val="toc 3"/>
-    <w:basedOn w:val="Normal"/>
-    <w:next w:val="Normal"/>
+    <w:basedOn w:val="1"/>
+    <w:next w:val="1"/>
     <w:qFormat/>
+    <w:uiPriority w:val="0"/>
     <w:pPr>
       <w:ind w:left="840" w:leftChars="400"/>
     </w:pPr>
   </w:style>
-  <w:style w:type="paragraph" w:styleId="Footer">
+  <w:style w:type="paragraph" w:styleId="14">
     <w:name w:val="footer"/>
-    <w:basedOn w:val="Normal"/>
+    <w:basedOn w:val="1"/>
     <w:qFormat/>
+    <w:uiPriority w:val="0"/>
     <w:pPr>
       <w:tabs>
         <w:tab w:val="center" w:pos="4153"/>
@@ -6576,16 +6966,17 @@
       <w:sz w:val="18"/>
     </w:rPr>
   </w:style>
-  <w:style w:type="paragraph" w:styleId="Header">
+  <w:style w:type="paragraph" w:styleId="15">
     <w:name w:val="header"/>
-    <w:basedOn w:val="Normal"/>
+    <w:basedOn w:val="1"/>
     <w:qFormat/>
+    <w:uiPriority w:val="0"/>
     <w:pPr>
       <w:pBdr>
-        <w:top w:val="nil"/>
-        <w:left w:val="nil"/>
-        <w:bottom w:val="nil"/>
-        <w:right w:val="nil"/>
+        <w:top w:val="none" w:color="auto" w:sz="0" w:space="0"/>
+        <w:left w:val="none" w:color="auto" w:sz="0" w:space="0"/>
+        <w:bottom w:val="none" w:color="auto" w:sz="0" w:space="0"/>
+        <w:right w:val="none" w:color="auto" w:sz="0" w:space="0"/>
       </w:pBdr>
       <w:tabs>
         <w:tab w:val="center" w:pos="4153"/>
@@ -6600,37 +6991,41 @@
       <w:sz w:val="18"/>
     </w:rPr>
   </w:style>
-  <w:style w:type="paragraph" w:styleId="TOC1">
+  <w:style w:type="paragraph" w:styleId="16">
     <w:name w:val="toc 1"/>
-    <w:basedOn w:val="Normal"/>
-    <w:next w:val="Normal"/>
+    <w:basedOn w:val="1"/>
+    <w:next w:val="1"/>
     <w:qFormat/>
+    <w:uiPriority w:val="0"/>
     <w:rPr>
-      <w:rFonts w:ascii="Arial" w:eastAsia="Microsoft JhengHei" w:hAnsi="Arial"/>
+      <w:rFonts w:ascii="Arial" w:hAnsi="Arial" w:eastAsia="Microsoft JhengHei"/>
       <w:sz w:val="24"/>
     </w:rPr>
   </w:style>
-  <w:style w:type="paragraph" w:styleId="TOC2">
+  <w:style w:type="paragraph" w:styleId="17">
     <w:name w:val="toc 2"/>
-    <w:basedOn w:val="Normal"/>
-    <w:next w:val="Normal"/>
+    <w:basedOn w:val="1"/>
+    <w:next w:val="1"/>
     <w:qFormat/>
+    <w:uiPriority w:val="0"/>
     <w:pPr>
       <w:ind w:left="420" w:leftChars="200"/>
     </w:pPr>
   </w:style>
-  <w:style w:type="paragraph" w:styleId="NormalWeb">
+  <w:style w:type="paragraph" w:styleId="18">
     <w:name w:val="Normal (Web)"/>
-    <w:basedOn w:val="Normal"/>
+    <w:basedOn w:val="1"/>
     <w:qFormat/>
+    <w:uiPriority w:val="0"/>
     <w:rPr>
       <w:sz w:val="24"/>
     </w:rPr>
   </w:style>
-  <w:style w:type="paragraph" w:styleId="Title">
+  <w:style w:type="paragraph" w:styleId="19">
     <w:name w:val="Title"/>
-    <w:basedOn w:val="Normal"/>
+    <w:basedOn w:val="1"/>
     <w:qFormat/>
+    <w:uiPriority w:val="0"/>
     <w:pPr>
       <w:spacing w:before="240" w:beforeLines="0" w:beforeAutospacing="0" w:after="60" w:afterLines="0" w:afterAutospacing="0"/>
       <w:jc w:val="center"/>
@@ -6642,76 +7037,82 @@
       <w:sz w:val="32"/>
     </w:rPr>
   </w:style>
-  <w:style w:type="table" w:styleId="TableGrid">
+  <w:style w:type="table" w:styleId="21">
     <w:name w:val="Table Grid"/>
-    <w:basedOn w:val="TableNormal"/>
+    <w:basedOn w:val="20"/>
     <w:qFormat/>
+    <w:uiPriority w:val="0"/>
     <w:pPr>
       <w:widowControl w:val="0"/>
       <w:jc w:val="both"/>
     </w:pPr>
     <w:tblPr>
       <w:tblBorders>
-        <w:top w:val="single" w:sz="4" w:space="0" w:color="auto"/>
-        <w:left w:val="single" w:sz="4" w:space="0" w:color="auto"/>
-        <w:bottom w:val="single" w:sz="4" w:space="0" w:color="auto"/>
-        <w:right w:val="single" w:sz="4" w:space="0" w:color="auto"/>
-        <w:insideH w:val="single" w:sz="4" w:space="0" w:color="auto"/>
-        <w:insideV w:val="single" w:sz="4" w:space="0" w:color="auto"/>
+        <w:top w:val="single" w:color="auto" w:sz="4" w:space="0"/>
+        <w:left w:val="single" w:color="auto" w:sz="4" w:space="0"/>
+        <w:bottom w:val="single" w:color="auto" w:sz="4" w:space="0"/>
+        <w:right w:val="single" w:color="auto" w:sz="4" w:space="0"/>
+        <w:insideH w:val="single" w:color="auto" w:sz="4" w:space="0"/>
+        <w:insideV w:val="single" w:color="auto" w:sz="4" w:space="0"/>
       </w:tblBorders>
     </w:tblPr>
   </w:style>
-  <w:style w:type="character" w:styleId="Strong">
+  <w:style w:type="character" w:styleId="23">
     <w:name w:val="Strong"/>
-    <w:basedOn w:val="DefaultParagraphFont"/>
+    <w:basedOn w:val="22"/>
     <w:qFormat/>
+    <w:uiPriority w:val="0"/>
     <w:rPr>
       <w:b/>
     </w:rPr>
   </w:style>
-  <w:style w:type="character" w:styleId="Emphasis">
+  <w:style w:type="character" w:styleId="24">
     <w:name w:val="Emphasis"/>
-    <w:basedOn w:val="DefaultParagraphFont"/>
+    <w:basedOn w:val="22"/>
     <w:qFormat/>
+    <w:uiPriority w:val="0"/>
     <w:rPr>
       <w:i/>
     </w:rPr>
   </w:style>
-  <w:style w:type="paragraph" w:customStyle="1" w:styleId="a">
+  <w:style w:type="paragraph" w:customStyle="1" w:styleId="25">
     <w:name w:val="柴_公司名"/>
-    <w:basedOn w:val="Title"/>
+    <w:basedOn w:val="19"/>
     <w:qFormat/>
+    <w:uiPriority w:val="0"/>
     <w:pPr>
       <w:spacing w:after="600" w:afterLines="600"/>
     </w:pPr>
     <w:rPr>
-      <w:rFonts w:ascii="宋体" w:eastAsia="宋体" w:hAnsi="宋体" w:cs="宋体" w:hint="eastAsia"/>
+      <w:rFonts w:hint="eastAsia" w:ascii="宋体" w:hAnsi="宋体" w:eastAsia="宋体" w:cs="宋体"/>
       <w:bCs/>
       <w:spacing w:val="-6"/>
       <w:sz w:val="52"/>
       <w:szCs w:val="52"/>
     </w:rPr>
   </w:style>
-  <w:style w:type="paragraph" w:customStyle="1" w:styleId="a0">
+  <w:style w:type="paragraph" w:customStyle="1" w:styleId="26">
     <w:name w:val="柴_文档名"/>
-    <w:basedOn w:val="Title"/>
+    <w:basedOn w:val="19"/>
     <w:qFormat/>
+    <w:uiPriority w:val="0"/>
     <w:pPr>
       <w:spacing w:after="900" w:afterLines="900"/>
     </w:pPr>
     <w:rPr>
-      <w:rFonts w:ascii="黑体" w:eastAsia="黑体" w:hAnsi="黑体" w:cs="黑体"/>
+      <w:rFonts w:ascii="黑体" w:hAnsi="黑体" w:eastAsia="黑体" w:cs="黑体"/>
       <w:bCs/>
       <w:spacing w:val="-7"/>
       <w:sz w:val="52"/>
       <w:szCs w:val="52"/>
     </w:rPr>
   </w:style>
-  <w:style w:type="table" w:customStyle="1" w:styleId="TableNormal0">
+  <w:style w:type="table" w:customStyle="1" w:styleId="27">
     <w:name w:val="Table Normal_0"/>
     <w:semiHidden/>
     <w:unhideWhenUsed/>
     <w:qFormat/>
+    <w:uiPriority w:val="0"/>
     <w:tblPr>
       <w:tblCellMar>
         <w:top w:w="0" w:type="dxa"/>
@@ -6721,81 +7122,87 @@
       </w:tblCellMar>
     </w:tblPr>
   </w:style>
-  <w:style w:type="paragraph" w:customStyle="1" w:styleId="TableText">
+  <w:style w:type="paragraph" w:customStyle="1" w:styleId="28">
     <w:name w:val="Table Text"/>
-    <w:basedOn w:val="Normal"/>
+    <w:basedOn w:val="1"/>
     <w:semiHidden/>
     <w:qFormat/>
+    <w:uiPriority w:val="0"/>
     <w:rPr>
-      <w:rFonts w:ascii="宋体" w:eastAsia="宋体" w:hAnsi="宋体" w:cs="宋体"/>
+      <w:rFonts w:ascii="宋体" w:hAnsi="宋体" w:eastAsia="宋体" w:cs="宋体"/>
       <w:sz w:val="21"/>
       <w:szCs w:val="21"/>
       <w:lang w:val="en-US" w:eastAsia="en-US" w:bidi="ar-SA"/>
     </w:rPr>
   </w:style>
-  <w:style w:type="paragraph" w:customStyle="1" w:styleId="1">
+  <w:style w:type="paragraph" w:customStyle="1" w:styleId="29">
     <w:name w:val="柴_标题1"/>
-    <w:basedOn w:val="Heading1"/>
-    <w:next w:val="a1"/>
-    <w:link w:val="1Char"/>
+    <w:basedOn w:val="2"/>
+    <w:next w:val="30"/>
+    <w:link w:val="39"/>
     <w:qFormat/>
+    <w:uiPriority w:val="0"/>
     <w:pPr>
       <w:spacing w:before="100" w:after="90" w:line="360" w:lineRule="auto"/>
     </w:pPr>
     <w:rPr>
-      <w:rFonts w:ascii="Arial" w:eastAsia="宋体" w:hAnsi="Arial"/>
+      <w:rFonts w:ascii="Arial" w:hAnsi="Arial" w:eastAsia="宋体"/>
       <w:sz w:val="32"/>
     </w:rPr>
   </w:style>
-  <w:style w:type="paragraph" w:customStyle="1" w:styleId="a1">
+  <w:style w:type="paragraph" w:customStyle="1" w:styleId="30">
     <w:name w:val="柴_正文"/>
-    <w:basedOn w:val="BodyText"/>
-    <w:link w:val="Char"/>
+    <w:basedOn w:val="12"/>
+    <w:link w:val="42"/>
     <w:qFormat/>
+    <w:uiPriority w:val="0"/>
     <w:pPr>
       <w:spacing w:line="360" w:lineRule="auto"/>
       <w:ind w:firstLine="470" w:firstLineChars="200"/>
     </w:pPr>
     <w:rPr>
-      <w:rFonts w:ascii="Arial" w:eastAsia="宋体" w:hAnsi="Arial"/>
+      <w:rFonts w:ascii="Arial" w:hAnsi="Arial" w:eastAsia="宋体"/>
       <w:sz w:val="24"/>
       <w:lang w:eastAsia="zh-CN"/>
     </w:rPr>
   </w:style>
-  <w:style w:type="paragraph" w:customStyle="1" w:styleId="2">
+  <w:style w:type="paragraph" w:customStyle="1" w:styleId="31">
     <w:name w:val="柴_标题2"/>
-    <w:basedOn w:val="Heading2"/>
-    <w:next w:val="a1"/>
+    <w:basedOn w:val="3"/>
+    <w:next w:val="30"/>
     <w:qFormat/>
+    <w:uiPriority w:val="0"/>
     <w:pPr>
       <w:spacing w:line="360" w:lineRule="auto"/>
     </w:pPr>
     <w:rPr>
-      <w:rFonts w:ascii="Arial" w:eastAsia="宋体" w:hAnsi="Arial"/>
+      <w:rFonts w:ascii="Arial" w:hAnsi="Arial" w:eastAsia="宋体"/>
       <w:sz w:val="28"/>
     </w:rPr>
   </w:style>
-  <w:style w:type="paragraph" w:customStyle="1" w:styleId="3">
+  <w:style w:type="paragraph" w:customStyle="1" w:styleId="32">
     <w:name w:val="柴_标题3"/>
-    <w:basedOn w:val="Heading3"/>
-    <w:next w:val="a1"/>
+    <w:basedOn w:val="4"/>
+    <w:next w:val="30"/>
     <w:qFormat/>
+    <w:uiPriority w:val="0"/>
     <w:pPr>
       <w:spacing w:line="360" w:lineRule="auto"/>
       <w:ind w:left="0" w:firstLine="472" w:firstLineChars="200"/>
     </w:pPr>
     <w:rPr>
-      <w:rFonts w:ascii="宋体" w:eastAsia="宋体" w:hAnsi="宋体" w:cs="宋体"/>
+      <w:rFonts w:ascii="宋体" w:hAnsi="宋体" w:eastAsia="宋体" w:cs="宋体"/>
       <w:spacing w:val="-2"/>
       <w:sz w:val="24"/>
       <w:szCs w:val="24"/>
     </w:rPr>
   </w:style>
-  <w:style w:type="paragraph" w:customStyle="1" w:styleId="a2">
+  <w:style w:type="paragraph" w:customStyle="1" w:styleId="33">
     <w:name w:val="柴_目录"/>
-    <w:basedOn w:val="Normal"/>
-    <w:next w:val="BodyText"/>
+    <w:basedOn w:val="1"/>
+    <w:next w:val="12"/>
     <w:qFormat/>
+    <w:uiPriority w:val="0"/>
     <w:pPr>
       <w:tabs>
         <w:tab w:val="right" w:leader="dot" w:pos="8442"/>
@@ -6803,59 +7210,64 @@
       <w:ind w:left="0" w:leftChars="0"/>
     </w:pPr>
     <w:rPr>
-      <w:rFonts w:ascii="Arial" w:eastAsia="Microsoft JhengHei" w:hAnsi="Arial"/>
+      <w:rFonts w:ascii="Arial" w:hAnsi="Arial" w:eastAsia="Microsoft JhengHei"/>
       <w:sz w:val="24"/>
     </w:rPr>
   </w:style>
-  <w:style w:type="paragraph" w:customStyle="1" w:styleId="WPSOffice1">
+  <w:style w:type="paragraph" w:customStyle="1" w:styleId="34">
     <w:name w:val="WPSOffice手动目录 1"/>
     <w:qFormat/>
+    <w:uiPriority w:val="0"/>
     <w:pPr>
       <w:ind w:leftChars="0"/>
     </w:pPr>
     <w:rPr>
-      <w:rFonts w:ascii="Times New Roman" w:eastAsia="宋体" w:hAnsi="Times New Roman" w:cs="Times New Roman"/>
+      <w:rFonts w:ascii="Times New Roman" w:hAnsi="Times New Roman" w:eastAsia="宋体" w:cs="Times New Roman"/>
       <w:sz w:val="20"/>
       <w:szCs w:val="20"/>
     </w:rPr>
   </w:style>
-  <w:style w:type="paragraph" w:customStyle="1" w:styleId="WPSOffice2">
+  <w:style w:type="paragraph" w:customStyle="1" w:styleId="35">
     <w:name w:val="WPSOffice手动目录 2"/>
     <w:qFormat/>
+    <w:uiPriority w:val="0"/>
     <w:pPr>
       <w:ind w:leftChars="200"/>
     </w:pPr>
     <w:rPr>
-      <w:rFonts w:ascii="Times New Roman" w:eastAsia="宋体" w:hAnsi="Times New Roman" w:cs="Times New Roman"/>
+      <w:rFonts w:ascii="Times New Roman" w:hAnsi="Times New Roman" w:eastAsia="宋体" w:cs="Times New Roman"/>
       <w:sz w:val="20"/>
       <w:szCs w:val="20"/>
     </w:rPr>
   </w:style>
-  <w:style w:type="paragraph" w:customStyle="1" w:styleId="WPSOffice3">
+  <w:style w:type="paragraph" w:customStyle="1" w:styleId="36">
     <w:name w:val="WPSOffice手动目录 3"/>
     <w:qFormat/>
+    <w:uiPriority w:val="0"/>
     <w:pPr>
       <w:ind w:leftChars="400"/>
     </w:pPr>
     <w:rPr>
-      <w:rFonts w:ascii="Times New Roman" w:eastAsia="宋体" w:hAnsi="Times New Roman" w:cs="Times New Roman"/>
+      <w:rFonts w:ascii="Times New Roman" w:hAnsi="Times New Roman" w:eastAsia="宋体" w:cs="Times New Roman"/>
       <w:sz w:val="20"/>
       <w:szCs w:val="20"/>
     </w:rPr>
   </w:style>
-  <w:style w:type="paragraph" w:customStyle="1" w:styleId="Compact">
+  <w:style w:type="paragraph" w:customStyle="1" w:styleId="37">
     <w:name w:val="Compact"/>
-    <w:basedOn w:val="BodyText"/>
+    <w:basedOn w:val="12"/>
     <w:qFormat/>
+    <w:uiPriority w:val="0"/>
     <w:pPr>
       <w:spacing w:before="36" w:after="36"/>
     </w:pPr>
   </w:style>
-  <w:style w:type="table" w:customStyle="1" w:styleId="Table">
+  <w:style w:type="table" w:customStyle="1" w:styleId="38">
     <w:name w:val="Table"/>
     <w:semiHidden/>
     <w:unhideWhenUsed/>
     <w:qFormat/>
+    <w:uiPriority w:val="0"/>
     <w:tblPr>
       <w:tblCellMar>
         <w:top w:w="0" w:type="dxa"/>
@@ -6867,25 +7279,27 @@
     <w:tblStylePr w:type="firstRow">
       <w:tcPr>
         <w:tcBorders>
-          <w:bottom w:val="single" w:sz="0" w:space="0" w:color="auto"/>
+          <w:bottom w:val="single" w:color="auto" w:sz="0" w:space="0"/>
         </w:tcBorders>
         <w:vAlign w:val="bottom"/>
       </w:tcPr>
     </w:tblStylePr>
   </w:style>
-  <w:style w:type="character" w:customStyle="1" w:styleId="1Char">
+  <w:style w:type="character" w:customStyle="1" w:styleId="39">
     <w:name w:val="柴_标题1 Char"/>
-    <w:link w:val="1"/>
+    <w:link w:val="29"/>
     <w:qFormat/>
+    <w:uiPriority w:val="0"/>
     <w:rPr>
-      <w:rFonts w:ascii="Arial" w:eastAsia="宋体" w:hAnsi="Arial"/>
+      <w:rFonts w:ascii="Arial" w:hAnsi="Arial" w:eastAsia="宋体"/>
       <w:sz w:val="32"/>
     </w:rPr>
   </w:style>
-  <w:style w:type="paragraph" w:customStyle="1" w:styleId="a3">
+  <w:style w:type="paragraph" w:customStyle="1" w:styleId="40">
     <w:name w:val="柴_正文_无缩进"/>
-    <w:basedOn w:val="Normal"/>
+    <w:basedOn w:val="1"/>
     <w:qFormat/>
+    <w:uiPriority w:val="0"/>
     <w:pPr>
       <w:ind w:firstLine="0" w:firstLineChars="0"/>
     </w:pPr>
@@ -6895,38 +7309,41 @@
       <w:lang w:eastAsia="zh-CN"/>
     </w:rPr>
   </w:style>
-  <w:style w:type="paragraph" w:customStyle="1" w:styleId="4">
+  <w:style w:type="paragraph" w:customStyle="1" w:styleId="41">
     <w:name w:val="柴_标题4"/>
-    <w:basedOn w:val="Heading4"/>
-    <w:next w:val="Normal"/>
+    <w:basedOn w:val="5"/>
+    <w:next w:val="1"/>
     <w:qFormat/>
+    <w:uiPriority w:val="0"/>
     <w:pPr>
       <w:widowControl w:val="0"/>
       <w:spacing w:before="160" w:line="360" w:lineRule="auto"/>
-      <w:ind w:left="981" w:hanging="862" w:leftChars="300"/>
+      <w:ind w:left="981" w:leftChars="300" w:hanging="862"/>
     </w:pPr>
     <w:rPr>
-      <w:rFonts w:ascii="Calibri" w:eastAsia="宋体" w:hAnsi="Calibri" w:cs="宋体" w:hint="eastAsia"/>
+      <w:rFonts w:hint="eastAsia" w:ascii="Calibri" w:hAnsi="Calibri" w:eastAsia="宋体" w:cs="宋体"/>
       <w:sz w:val="24"/>
       <w:szCs w:val="24"/>
       <w:lang w:eastAsia="zh-CN" w:bidi="zh-CN"/>
     </w:rPr>
   </w:style>
-  <w:style w:type="character" w:customStyle="1" w:styleId="Char">
+  <w:style w:type="character" w:customStyle="1" w:styleId="42">
     <w:name w:val="柴_正文 Char"/>
-    <w:link w:val="a1"/>
+    <w:link w:val="30"/>
     <w:qFormat/>
+    <w:uiPriority w:val="0"/>
     <w:rPr>
-      <w:rFonts w:ascii="Arial" w:eastAsia="宋体" w:hAnsi="Arial"/>
+      <w:rFonts w:ascii="Arial" w:hAnsi="Arial" w:eastAsia="宋体"/>
       <w:sz w:val="24"/>
       <w:lang w:eastAsia="zh-CN"/>
     </w:rPr>
   </w:style>
-  <w:style w:type="table" w:customStyle="1" w:styleId="TableNormal00">
+  <w:style w:type="table" w:customStyle="1" w:styleId="43">
     <w:name w:val="Table Normal_0_0"/>
     <w:semiHidden/>
     <w:unhideWhenUsed/>
     <w:qFormat/>
+    <w:uiPriority w:val="0"/>
     <w:tblPr>
       <w:tblCellMar>
         <w:top w:w="0" w:type="dxa"/>
